--- a/Knowledge/2-Science/3-Social science/1-Linguistics/0-Intro to Linguistics/5-My Source/2-Linguistics Basics/15-Types of Homonyms/2-Types of Homographs/3-Different Pronunciation.docx
+++ b/Knowledge/2-Science/3-Social science/1-Linguistics/0-Intro to Linguistics/5-My Source/2-Linguistics Basics/15-Types of Homonyms/2-Types of Homographs/3-Different Pronunciation.docx
@@ -52,60 +52,1543 @@
       </w:pPr>
       <w:r>
         <w:rPr>
-          <w:rFonts w:ascii="Arial" w:eastAsia="Arial" w:hAnsi="Arial" w:cs="Arial"/>
-          <w:b/>
-          <w:color w:val="000000"/>
-          <w:sz w:val="18"/>
-          <w:highlight w:val="lightGray"/>
-        </w:rPr>
-        <w:t># Source: AI Source: Provided by: [Data Path</w:t>
-      </w:r>
-      <w:r>
-        <w:rPr>
-          <w:rFonts w:ascii="Arial" w:eastAsia="Arial" w:hAnsi="Arial" w:cs="Arial"/>
-          <w:color w:val="000000"/>
-          <w:sz w:val="18"/>
-          <w:highlight w:val="lightGray"/>
-        </w:rPr>
-        <w:t xml:space="preserve">: Persons Table -&gt; ID Column: 1, Name_En Column: Motasem Essam] -&gt; </w:t>
-      </w:r>
-      <w:r>
-        <w:rPr>
-          <w:rFonts w:ascii="Arial" w:eastAsia="Arial" w:hAnsi="Arial" w:cs="Arial"/>
-          <w:b/>
-          <w:color w:val="000000"/>
-          <w:sz w:val="18"/>
-          <w:highlight w:val="lightGray"/>
-        </w:rPr>
-        <w:t>From:</w:t>
-      </w:r>
-      <w:r>
-        <w:rPr>
-          <w:rFonts w:ascii="Arial" w:eastAsia="Arial" w:hAnsi="Arial" w:cs="Arial"/>
-          <w:color w:val="000000"/>
-          <w:sz w:val="18"/>
-          <w:highlight w:val="lightGray"/>
-        </w:rPr>
-        <w:t xml:space="preserve"> [Chatgpt (GPT-4-turbo)] </w:t>
-      </w:r>
-      <w:r>
-        <w:rPr>
-          <w:rFonts w:ascii="Arial" w:eastAsia="Arial" w:hAnsi="Arial" w:cs="Arial"/>
-          <w:b/>
-          <w:color w:val="000000"/>
-          <w:sz w:val="18"/>
-          <w:highlight w:val="lightGray"/>
-        </w:rPr>
-        <w:t>on</w:t>
-      </w:r>
-      <w:r>
-        <w:rPr>
-          <w:rFonts w:ascii="Arial" w:eastAsia="Arial" w:hAnsi="Arial"/>
-          <w:b/>
-          <w:sz w:val="18"/>
-          <w:highlight w:val="lightGray"/>
-        </w:rPr>
-        <w:t xml:space="preserve"> [8/1/2025]</w:t>
+          <w:rFonts w:ascii="Arial" w:hAnsi="Arial" w:eastAsia="Arial" w:cs="Arial"/>
+          <w:b/>
+          <w:i w:val="0"/>
+          <w:color w:val="000000"/>
+          <w:sz w:val="18"/>
+          <w:highlight w:val="lightGray"/>
+        </w:rPr>
+        <w:t>#</w:t>
+      </w:r>
+      <w:r>
+        <w:rPr>
+          <w:rFonts w:ascii="Arial" w:hAnsi="Arial" w:eastAsia="Arial" w:cs="Arial"/>
+          <w:b/>
+          <w:i w:val="0"/>
+          <w:color w:val="000000"/>
+          <w:sz w:val="18"/>
+          <w:highlight w:val="lightGray"/>
+        </w:rPr>
+        <w:t xml:space="preserve"> </w:t>
+      </w:r>
+      <w:r>
+        <w:rPr>
+          <w:rFonts w:ascii="Arial" w:hAnsi="Arial" w:eastAsia="Arial" w:cs="Arial"/>
+          <w:b/>
+          <w:i w:val="0"/>
+          <w:color w:val="000000"/>
+          <w:sz w:val="18"/>
+          <w:highlight w:val="lightGray"/>
+        </w:rPr>
+        <w:t>S</w:t>
+      </w:r>
+      <w:r>
+        <w:rPr>
+          <w:rFonts w:ascii="Arial" w:hAnsi="Arial" w:eastAsia="Arial" w:cs="Arial"/>
+          <w:b/>
+          <w:i w:val="0"/>
+          <w:color w:val="000000"/>
+          <w:sz w:val="18"/>
+          <w:highlight w:val="lightGray"/>
+        </w:rPr>
+        <w:t>o</w:t>
+      </w:r>
+      <w:r>
+        <w:rPr>
+          <w:rFonts w:ascii="Arial" w:hAnsi="Arial" w:eastAsia="Arial" w:cs="Arial"/>
+          <w:b/>
+          <w:i w:val="0"/>
+          <w:color w:val="000000"/>
+          <w:sz w:val="18"/>
+          <w:highlight w:val="lightGray"/>
+        </w:rPr>
+        <w:t>u</w:t>
+      </w:r>
+      <w:r>
+        <w:rPr>
+          <w:rFonts w:ascii="Arial" w:hAnsi="Arial" w:eastAsia="Arial" w:cs="Arial"/>
+          <w:b/>
+          <w:i w:val="0"/>
+          <w:color w:val="000000"/>
+          <w:sz w:val="18"/>
+          <w:highlight w:val="lightGray"/>
+        </w:rPr>
+        <w:t>r</w:t>
+      </w:r>
+      <w:r>
+        <w:rPr>
+          <w:rFonts w:ascii="Arial" w:hAnsi="Arial" w:eastAsia="Arial" w:cs="Arial"/>
+          <w:b/>
+          <w:i w:val="0"/>
+          <w:color w:val="000000"/>
+          <w:sz w:val="18"/>
+          <w:highlight w:val="lightGray"/>
+        </w:rPr>
+        <w:t>c</w:t>
+      </w:r>
+      <w:r>
+        <w:rPr>
+          <w:rFonts w:ascii="Arial" w:hAnsi="Arial" w:eastAsia="Arial" w:cs="Arial"/>
+          <w:b/>
+          <w:i w:val="0"/>
+          <w:color w:val="000000"/>
+          <w:sz w:val="18"/>
+          <w:highlight w:val="lightGray"/>
+        </w:rPr>
+        <w:t>e</w:t>
+      </w:r>
+      <w:r>
+        <w:rPr>
+          <w:rFonts w:ascii="Arial" w:hAnsi="Arial" w:eastAsia="Arial" w:cs="Arial"/>
+          <w:b/>
+          <w:i w:val="0"/>
+          <w:color w:val="000000"/>
+          <w:sz w:val="18"/>
+          <w:highlight w:val="lightGray"/>
+        </w:rPr>
+        <w:t>:</w:t>
+      </w:r>
+      <w:r>
+        <w:rPr>
+          <w:rFonts w:ascii="Arial" w:hAnsi="Arial" w:eastAsia="Arial" w:cs="Arial"/>
+          <w:b/>
+          <w:i w:val="0"/>
+          <w:color w:val="000000"/>
+          <w:sz w:val="18"/>
+          <w:highlight w:val="lightGray"/>
+        </w:rPr>
+        <w:t xml:space="preserve"> </w:t>
+      </w:r>
+      <w:r>
+        <w:rPr>
+          <w:rFonts w:ascii="Arial" w:hAnsi="Arial" w:eastAsia="Arial" w:cs="Arial"/>
+          <w:b/>
+          <w:i w:val="0"/>
+          <w:color w:val="000000"/>
+          <w:sz w:val="18"/>
+          <w:highlight w:val="lightGray"/>
+        </w:rPr>
+        <w:t>A</w:t>
+      </w:r>
+      <w:r>
+        <w:rPr>
+          <w:rFonts w:ascii="Arial" w:hAnsi="Arial" w:eastAsia="Arial" w:cs="Arial"/>
+          <w:b/>
+          <w:i w:val="0"/>
+          <w:color w:val="000000"/>
+          <w:sz w:val="18"/>
+          <w:highlight w:val="lightGray"/>
+        </w:rPr>
+        <w:t>I</w:t>
+      </w:r>
+      <w:r>
+        <w:rPr>
+          <w:rFonts w:ascii="Arial" w:hAnsi="Arial" w:eastAsia="Arial" w:cs="Arial"/>
+          <w:b/>
+          <w:i w:val="0"/>
+          <w:color w:val="000000"/>
+          <w:sz w:val="18"/>
+          <w:highlight w:val="lightGray"/>
+        </w:rPr>
+        <w:t xml:space="preserve"> </w:t>
+      </w:r>
+      <w:r>
+        <w:rPr>
+          <w:rFonts w:ascii="Arial" w:hAnsi="Arial" w:eastAsia="Arial" w:cs="Arial"/>
+          <w:b/>
+          <w:i w:val="0"/>
+          <w:color w:val="000000"/>
+          <w:sz w:val="18"/>
+          <w:highlight w:val="lightGray"/>
+        </w:rPr>
+        <w:t>S</w:t>
+      </w:r>
+      <w:r>
+        <w:rPr>
+          <w:rFonts w:ascii="Arial" w:hAnsi="Arial" w:eastAsia="Arial" w:cs="Arial"/>
+          <w:b/>
+          <w:i w:val="0"/>
+          <w:color w:val="000000"/>
+          <w:sz w:val="18"/>
+          <w:highlight w:val="lightGray"/>
+        </w:rPr>
+        <w:t>o</w:t>
+      </w:r>
+      <w:r>
+        <w:rPr>
+          <w:rFonts w:ascii="Arial" w:hAnsi="Arial" w:eastAsia="Arial" w:cs="Arial"/>
+          <w:b/>
+          <w:i w:val="0"/>
+          <w:color w:val="000000"/>
+          <w:sz w:val="18"/>
+          <w:highlight w:val="lightGray"/>
+        </w:rPr>
+        <w:t>u</w:t>
+      </w:r>
+      <w:r>
+        <w:rPr>
+          <w:rFonts w:ascii="Arial" w:hAnsi="Arial" w:eastAsia="Arial" w:cs="Arial"/>
+          <w:b/>
+          <w:i w:val="0"/>
+          <w:color w:val="000000"/>
+          <w:sz w:val="18"/>
+          <w:highlight w:val="lightGray"/>
+        </w:rPr>
+        <w:t>r</w:t>
+      </w:r>
+      <w:r>
+        <w:rPr>
+          <w:rFonts w:ascii="Arial" w:hAnsi="Arial" w:eastAsia="Arial" w:cs="Arial"/>
+          <w:b/>
+          <w:i w:val="0"/>
+          <w:color w:val="000000"/>
+          <w:sz w:val="18"/>
+          <w:highlight w:val="lightGray"/>
+        </w:rPr>
+        <w:t>c</w:t>
+      </w:r>
+      <w:r>
+        <w:rPr>
+          <w:rFonts w:ascii="Arial" w:hAnsi="Arial" w:eastAsia="Arial" w:cs="Arial"/>
+          <w:b/>
+          <w:i w:val="0"/>
+          <w:color w:val="000000"/>
+          <w:sz w:val="18"/>
+          <w:highlight w:val="lightGray"/>
+        </w:rPr>
+        <w:t>e</w:t>
+      </w:r>
+      <w:r>
+        <w:rPr>
+          <w:rFonts w:ascii="Arial" w:hAnsi="Arial" w:eastAsia="Arial" w:cs="Arial"/>
+          <w:b/>
+          <w:i w:val="0"/>
+          <w:color w:val="000000"/>
+          <w:sz w:val="18"/>
+          <w:highlight w:val="lightGray"/>
+        </w:rPr>
+        <w:t>:</w:t>
+      </w:r>
+      <w:r>
+        <w:rPr>
+          <w:rFonts w:ascii="Arial" w:hAnsi="Arial" w:eastAsia="Arial" w:cs="Arial"/>
+          <w:b/>
+          <w:i w:val="0"/>
+          <w:color w:val="000000"/>
+          <w:sz w:val="18"/>
+          <w:highlight w:val="lightGray"/>
+        </w:rPr>
+        <w:t xml:space="preserve"> </w:t>
+      </w:r>
+      <w:r>
+        <w:rPr>
+          <w:rFonts w:ascii="Arial" w:hAnsi="Arial" w:eastAsia="Arial" w:cs="Arial"/>
+          <w:b/>
+          <w:i w:val="0"/>
+          <w:color w:val="000000"/>
+          <w:sz w:val="18"/>
+          <w:highlight w:val="lightGray"/>
+        </w:rPr>
+        <w:t>P</w:t>
+      </w:r>
+      <w:r>
+        <w:rPr>
+          <w:rFonts w:ascii="Arial" w:hAnsi="Arial" w:eastAsia="Arial" w:cs="Arial"/>
+          <w:b/>
+          <w:i w:val="0"/>
+          <w:color w:val="000000"/>
+          <w:sz w:val="18"/>
+          <w:highlight w:val="lightGray"/>
+        </w:rPr>
+        <w:t>r</w:t>
+      </w:r>
+      <w:r>
+        <w:rPr>
+          <w:rFonts w:ascii="Arial" w:hAnsi="Arial" w:eastAsia="Arial" w:cs="Arial"/>
+          <w:b/>
+          <w:i w:val="0"/>
+          <w:color w:val="000000"/>
+          <w:sz w:val="18"/>
+          <w:highlight w:val="lightGray"/>
+        </w:rPr>
+        <w:t>o</w:t>
+      </w:r>
+      <w:r>
+        <w:rPr>
+          <w:rFonts w:ascii="Arial" w:hAnsi="Arial" w:eastAsia="Arial" w:cs="Arial"/>
+          <w:b/>
+          <w:i w:val="0"/>
+          <w:color w:val="000000"/>
+          <w:sz w:val="18"/>
+          <w:highlight w:val="lightGray"/>
+        </w:rPr>
+        <w:t>v</w:t>
+      </w:r>
+      <w:r>
+        <w:rPr>
+          <w:rFonts w:ascii="Arial" w:hAnsi="Arial" w:eastAsia="Arial" w:cs="Arial"/>
+          <w:b/>
+          <w:i w:val="0"/>
+          <w:color w:val="000000"/>
+          <w:sz w:val="18"/>
+          <w:highlight w:val="lightGray"/>
+        </w:rPr>
+        <w:t>i</w:t>
+      </w:r>
+      <w:r>
+        <w:rPr>
+          <w:rFonts w:ascii="Arial" w:hAnsi="Arial" w:eastAsia="Arial" w:cs="Arial"/>
+          <w:b/>
+          <w:i w:val="0"/>
+          <w:color w:val="000000"/>
+          <w:sz w:val="18"/>
+          <w:highlight w:val="lightGray"/>
+        </w:rPr>
+        <w:t>d</w:t>
+      </w:r>
+      <w:r>
+        <w:rPr>
+          <w:rFonts w:ascii="Arial" w:hAnsi="Arial" w:eastAsia="Arial" w:cs="Arial"/>
+          <w:b/>
+          <w:i w:val="0"/>
+          <w:color w:val="000000"/>
+          <w:sz w:val="18"/>
+          <w:highlight w:val="lightGray"/>
+        </w:rPr>
+        <w:t>e</w:t>
+      </w:r>
+      <w:r>
+        <w:rPr>
+          <w:rFonts w:ascii="Arial" w:hAnsi="Arial" w:eastAsia="Arial" w:cs="Arial"/>
+          <w:b/>
+          <w:i w:val="0"/>
+          <w:color w:val="000000"/>
+          <w:sz w:val="18"/>
+          <w:highlight w:val="lightGray"/>
+        </w:rPr>
+        <w:t>d</w:t>
+      </w:r>
+      <w:r>
+        <w:rPr>
+          <w:rFonts w:ascii="Arial" w:hAnsi="Arial" w:eastAsia="Arial" w:cs="Arial"/>
+          <w:b/>
+          <w:i w:val="0"/>
+          <w:color w:val="000000"/>
+          <w:sz w:val="18"/>
+          <w:highlight w:val="lightGray"/>
+        </w:rPr>
+        <w:t xml:space="preserve"> </w:t>
+      </w:r>
+      <w:r>
+        <w:rPr>
+          <w:rFonts w:ascii="Arial" w:hAnsi="Arial" w:eastAsia="Arial" w:cs="Arial"/>
+          <w:b/>
+          <w:i w:val="0"/>
+          <w:color w:val="000000"/>
+          <w:sz w:val="18"/>
+          <w:highlight w:val="lightGray"/>
+        </w:rPr>
+        <w:t>b</w:t>
+      </w:r>
+      <w:r>
+        <w:rPr>
+          <w:rFonts w:ascii="Arial" w:hAnsi="Arial" w:eastAsia="Arial" w:cs="Arial"/>
+          <w:b/>
+          <w:i w:val="0"/>
+          <w:color w:val="000000"/>
+          <w:sz w:val="18"/>
+          <w:highlight w:val="lightGray"/>
+        </w:rPr>
+        <w:t>y</w:t>
+      </w:r>
+      <w:r>
+        <w:rPr>
+          <w:rFonts w:ascii="Arial" w:hAnsi="Arial" w:eastAsia="Arial" w:cs="Arial"/>
+          <w:b/>
+          <w:i w:val="0"/>
+          <w:color w:val="000000"/>
+          <w:sz w:val="18"/>
+          <w:highlight w:val="lightGray"/>
+        </w:rPr>
+        <w:t>:</w:t>
+      </w:r>
+      <w:r>
+        <w:rPr>
+          <w:rFonts w:ascii="Arial" w:hAnsi="Arial" w:eastAsia="Arial" w:cs="Arial"/>
+          <w:b/>
+          <w:i w:val="0"/>
+          <w:color w:val="000000"/>
+          <w:sz w:val="18"/>
+          <w:highlight w:val="lightGray"/>
+        </w:rPr>
+        <w:t xml:space="preserve"> </w:t>
+      </w:r>
+      <w:r>
+        <w:rPr>
+          <w:rFonts w:ascii="Arial" w:hAnsi="Arial" w:eastAsia="Arial" w:cs="Arial"/>
+          <w:b/>
+          <w:i w:val="0"/>
+          <w:color w:val="000000"/>
+          <w:sz w:val="18"/>
+          <w:highlight w:val="lightGray"/>
+        </w:rPr>
+        <w:t>[</w:t>
+      </w:r>
+      <w:r>
+        <w:rPr>
+          <w:rFonts w:ascii="Arial" w:hAnsi="Arial" w:eastAsia="Arial" w:cs="Arial"/>
+          <w:b/>
+          <w:i w:val="0"/>
+          <w:color w:val="000000"/>
+          <w:sz w:val="18"/>
+          <w:highlight w:val="lightGray"/>
+        </w:rPr>
+        <w:t>D</w:t>
+      </w:r>
+      <w:r>
+        <w:rPr>
+          <w:rFonts w:ascii="Arial" w:hAnsi="Arial" w:eastAsia="Arial" w:cs="Arial"/>
+          <w:b/>
+          <w:i w:val="0"/>
+          <w:color w:val="000000"/>
+          <w:sz w:val="18"/>
+          <w:highlight w:val="lightGray"/>
+        </w:rPr>
+        <w:t>a</w:t>
+      </w:r>
+      <w:r>
+        <w:rPr>
+          <w:rFonts w:ascii="Arial" w:hAnsi="Arial" w:eastAsia="Arial" w:cs="Arial"/>
+          <w:b/>
+          <w:i w:val="0"/>
+          <w:color w:val="000000"/>
+          <w:sz w:val="18"/>
+          <w:highlight w:val="lightGray"/>
+        </w:rPr>
+        <w:t>t</w:t>
+      </w:r>
+      <w:r>
+        <w:rPr>
+          <w:rFonts w:ascii="Arial" w:hAnsi="Arial" w:eastAsia="Arial" w:cs="Arial"/>
+          <w:b/>
+          <w:i w:val="0"/>
+          <w:color w:val="000000"/>
+          <w:sz w:val="18"/>
+          <w:highlight w:val="lightGray"/>
+        </w:rPr>
+        <w:t>a</w:t>
+      </w:r>
+      <w:r>
+        <w:rPr>
+          <w:rFonts w:ascii="Arial" w:hAnsi="Arial" w:eastAsia="Arial" w:cs="Arial"/>
+          <w:b/>
+          <w:i w:val="0"/>
+          <w:color w:val="000000"/>
+          <w:sz w:val="18"/>
+          <w:highlight w:val="lightGray"/>
+        </w:rPr>
+        <w:t xml:space="preserve"> </w:t>
+      </w:r>
+      <w:r>
+        <w:rPr>
+          <w:rFonts w:ascii="Arial" w:hAnsi="Arial" w:eastAsia="Arial" w:cs="Arial"/>
+          <w:b/>
+          <w:i w:val="0"/>
+          <w:color w:val="000000"/>
+          <w:sz w:val="18"/>
+          <w:highlight w:val="lightGray"/>
+        </w:rPr>
+        <w:t>P</w:t>
+      </w:r>
+      <w:r>
+        <w:rPr>
+          <w:rFonts w:ascii="Arial" w:hAnsi="Arial" w:eastAsia="Arial" w:cs="Arial"/>
+          <w:b/>
+          <w:i w:val="0"/>
+          <w:color w:val="000000"/>
+          <w:sz w:val="18"/>
+          <w:highlight w:val="lightGray"/>
+        </w:rPr>
+        <w:t>a</w:t>
+      </w:r>
+      <w:r>
+        <w:rPr>
+          <w:rFonts w:ascii="Arial" w:hAnsi="Arial" w:eastAsia="Arial" w:cs="Arial"/>
+          <w:b/>
+          <w:i w:val="0"/>
+          <w:color w:val="000000"/>
+          <w:sz w:val="18"/>
+          <w:highlight w:val="lightGray"/>
+        </w:rPr>
+        <w:t>t</w:t>
+      </w:r>
+      <w:r>
+        <w:rPr>
+          <w:rFonts w:ascii="Arial" w:hAnsi="Arial" w:eastAsia="Arial" w:cs="Arial"/>
+          <w:b/>
+          <w:i w:val="0"/>
+          <w:color w:val="000000"/>
+          <w:sz w:val="18"/>
+          <w:highlight w:val="lightGray"/>
+        </w:rPr>
+        <w:t>h</w:t>
+      </w:r>
+      <w:r>
+        <w:rPr>
+          <w:rFonts w:ascii="Arial" w:hAnsi="Arial" w:eastAsia="Arial" w:cs="Arial"/>
+          <w:b w:val="0"/>
+          <w:i w:val="0"/>
+          <w:color w:val="000000"/>
+          <w:sz w:val="18"/>
+          <w:highlight w:val="lightGray"/>
+        </w:rPr>
+        <w:t>:</w:t>
+      </w:r>
+      <w:r>
+        <w:rPr>
+          <w:rFonts w:ascii="Arial" w:hAnsi="Arial" w:eastAsia="Arial" w:cs="Arial"/>
+          <w:b w:val="0"/>
+          <w:i w:val="0"/>
+          <w:color w:val="000000"/>
+          <w:sz w:val="18"/>
+          <w:highlight w:val="lightGray"/>
+        </w:rPr>
+        <w:t xml:space="preserve"> </w:t>
+      </w:r>
+      <w:r>
+        <w:rPr>
+          <w:rFonts w:ascii="Arial" w:hAnsi="Arial" w:eastAsia="Arial" w:cs="Arial"/>
+          <w:b w:val="0"/>
+          <w:i w:val="0"/>
+          <w:color w:val="000000"/>
+          <w:sz w:val="18"/>
+          <w:highlight w:val="lightGray"/>
+        </w:rPr>
+        <w:t>P</w:t>
+      </w:r>
+      <w:r>
+        <w:rPr>
+          <w:rFonts w:ascii="Arial" w:hAnsi="Arial" w:eastAsia="Arial" w:cs="Arial"/>
+          <w:b w:val="0"/>
+          <w:i w:val="0"/>
+          <w:color w:val="000000"/>
+          <w:sz w:val="18"/>
+          <w:highlight w:val="lightGray"/>
+        </w:rPr>
+        <w:t>e</w:t>
+      </w:r>
+      <w:r>
+        <w:rPr>
+          <w:rFonts w:ascii="Arial" w:hAnsi="Arial" w:eastAsia="Arial" w:cs="Arial"/>
+          <w:b w:val="0"/>
+          <w:i w:val="0"/>
+          <w:color w:val="000000"/>
+          <w:sz w:val="18"/>
+          <w:highlight w:val="lightGray"/>
+        </w:rPr>
+        <w:t>r</w:t>
+      </w:r>
+      <w:r>
+        <w:rPr>
+          <w:rFonts w:ascii="Arial" w:hAnsi="Arial" w:eastAsia="Arial" w:cs="Arial"/>
+          <w:b w:val="0"/>
+          <w:i w:val="0"/>
+          <w:color w:val="000000"/>
+          <w:sz w:val="18"/>
+          <w:highlight w:val="lightGray"/>
+        </w:rPr>
+        <w:t>s</w:t>
+      </w:r>
+      <w:r>
+        <w:rPr>
+          <w:rFonts w:ascii="Arial" w:hAnsi="Arial" w:eastAsia="Arial" w:cs="Arial"/>
+          <w:b w:val="0"/>
+          <w:i w:val="0"/>
+          <w:color w:val="000000"/>
+          <w:sz w:val="18"/>
+          <w:highlight w:val="lightGray"/>
+        </w:rPr>
+        <w:t>o</w:t>
+      </w:r>
+      <w:r>
+        <w:rPr>
+          <w:rFonts w:ascii="Arial" w:hAnsi="Arial" w:eastAsia="Arial" w:cs="Arial"/>
+          <w:b w:val="0"/>
+          <w:i w:val="0"/>
+          <w:color w:val="000000"/>
+          <w:sz w:val="18"/>
+          <w:highlight w:val="lightGray"/>
+        </w:rPr>
+        <w:t>n</w:t>
+      </w:r>
+      <w:r>
+        <w:rPr>
+          <w:rFonts w:ascii="Arial" w:hAnsi="Arial" w:eastAsia="Arial" w:cs="Arial"/>
+          <w:b w:val="0"/>
+          <w:i w:val="0"/>
+          <w:color w:val="000000"/>
+          <w:sz w:val="18"/>
+          <w:highlight w:val="lightGray"/>
+        </w:rPr>
+        <w:t>s</w:t>
+      </w:r>
+      <w:r>
+        <w:rPr>
+          <w:rFonts w:ascii="Arial" w:hAnsi="Arial" w:eastAsia="Arial" w:cs="Arial"/>
+          <w:b w:val="0"/>
+          <w:i w:val="0"/>
+          <w:color w:val="000000"/>
+          <w:sz w:val="18"/>
+          <w:highlight w:val="lightGray"/>
+        </w:rPr>
+        <w:t xml:space="preserve"> </w:t>
+      </w:r>
+      <w:r>
+        <w:rPr>
+          <w:rFonts w:ascii="Arial" w:hAnsi="Arial" w:eastAsia="Arial" w:cs="Arial"/>
+          <w:b w:val="0"/>
+          <w:i w:val="0"/>
+          <w:color w:val="000000"/>
+          <w:sz w:val="18"/>
+          <w:highlight w:val="lightGray"/>
+        </w:rPr>
+        <w:t>T</w:t>
+      </w:r>
+      <w:r>
+        <w:rPr>
+          <w:rFonts w:ascii="Arial" w:hAnsi="Arial" w:eastAsia="Arial" w:cs="Arial"/>
+          <w:b w:val="0"/>
+          <w:i w:val="0"/>
+          <w:color w:val="000000"/>
+          <w:sz w:val="18"/>
+          <w:highlight w:val="lightGray"/>
+        </w:rPr>
+        <w:t>a</w:t>
+      </w:r>
+      <w:r>
+        <w:rPr>
+          <w:rFonts w:ascii="Arial" w:hAnsi="Arial" w:eastAsia="Arial" w:cs="Arial"/>
+          <w:b w:val="0"/>
+          <w:i w:val="0"/>
+          <w:color w:val="000000"/>
+          <w:sz w:val="18"/>
+          <w:highlight w:val="lightGray"/>
+        </w:rPr>
+        <w:t>b</w:t>
+      </w:r>
+      <w:r>
+        <w:rPr>
+          <w:rFonts w:ascii="Arial" w:hAnsi="Arial" w:eastAsia="Arial" w:cs="Arial"/>
+          <w:b w:val="0"/>
+          <w:i w:val="0"/>
+          <w:color w:val="000000"/>
+          <w:sz w:val="18"/>
+          <w:highlight w:val="lightGray"/>
+        </w:rPr>
+        <w:t>l</w:t>
+      </w:r>
+      <w:r>
+        <w:rPr>
+          <w:rFonts w:ascii="Arial" w:hAnsi="Arial" w:eastAsia="Arial" w:cs="Arial"/>
+          <w:b w:val="0"/>
+          <w:i w:val="0"/>
+          <w:color w:val="000000"/>
+          <w:sz w:val="18"/>
+          <w:highlight w:val="lightGray"/>
+        </w:rPr>
+        <w:t>e</w:t>
+      </w:r>
+      <w:r>
+        <w:rPr>
+          <w:rFonts w:ascii="Arial" w:hAnsi="Arial" w:eastAsia="Arial" w:cs="Arial"/>
+          <w:b w:val="0"/>
+          <w:i w:val="0"/>
+          <w:color w:val="000000"/>
+          <w:sz w:val="18"/>
+          <w:highlight w:val="lightGray"/>
+        </w:rPr>
+        <w:t xml:space="preserve"> </w:t>
+      </w:r>
+      <w:r>
+        <w:rPr>
+          <w:rFonts w:ascii="Arial" w:hAnsi="Arial" w:eastAsia="Arial" w:cs="Arial"/>
+          <w:b w:val="0"/>
+          <w:i w:val="0"/>
+          <w:color w:val="000000"/>
+          <w:sz w:val="18"/>
+          <w:highlight w:val="lightGray"/>
+        </w:rPr>
+        <w:t>-</w:t>
+      </w:r>
+      <w:r>
+        <w:rPr>
+          <w:rFonts w:ascii="Arial" w:hAnsi="Arial" w:eastAsia="Arial" w:cs="Arial"/>
+          <w:b w:val="0"/>
+          <w:i w:val="0"/>
+          <w:color w:val="000000"/>
+          <w:sz w:val="18"/>
+          <w:highlight w:val="lightGray"/>
+        </w:rPr>
+        <w:t>&gt;</w:t>
+      </w:r>
+      <w:r>
+        <w:rPr>
+          <w:rFonts w:ascii="Arial" w:hAnsi="Arial" w:eastAsia="Arial" w:cs="Arial"/>
+          <w:b w:val="0"/>
+          <w:i w:val="0"/>
+          <w:color w:val="000000"/>
+          <w:sz w:val="18"/>
+          <w:highlight w:val="lightGray"/>
+        </w:rPr>
+        <w:t xml:space="preserve"> </w:t>
+      </w:r>
+      <w:r>
+        <w:rPr>
+          <w:rFonts w:ascii="Arial" w:hAnsi="Arial" w:eastAsia="Arial" w:cs="Arial"/>
+          <w:b w:val="0"/>
+          <w:i w:val="0"/>
+          <w:color w:val="000000"/>
+          <w:sz w:val="18"/>
+          <w:highlight w:val="lightGray"/>
+        </w:rPr>
+        <w:t>I</w:t>
+      </w:r>
+      <w:r>
+        <w:rPr>
+          <w:rFonts w:ascii="Arial" w:hAnsi="Arial" w:eastAsia="Arial" w:cs="Arial"/>
+          <w:b w:val="0"/>
+          <w:i w:val="0"/>
+          <w:color w:val="000000"/>
+          <w:sz w:val="18"/>
+          <w:highlight w:val="lightGray"/>
+        </w:rPr>
+        <w:t>D</w:t>
+      </w:r>
+      <w:r>
+        <w:rPr>
+          <w:rFonts w:ascii="Arial" w:hAnsi="Arial" w:eastAsia="Arial" w:cs="Arial"/>
+          <w:b w:val="0"/>
+          <w:i w:val="0"/>
+          <w:color w:val="000000"/>
+          <w:sz w:val="18"/>
+          <w:highlight w:val="lightGray"/>
+        </w:rPr>
+        <w:t xml:space="preserve"> </w:t>
+      </w:r>
+      <w:r>
+        <w:rPr>
+          <w:rFonts w:ascii="Arial" w:hAnsi="Arial" w:eastAsia="Arial" w:cs="Arial"/>
+          <w:b w:val="0"/>
+          <w:i w:val="0"/>
+          <w:color w:val="000000"/>
+          <w:sz w:val="18"/>
+          <w:highlight w:val="lightGray"/>
+        </w:rPr>
+        <w:t>C</w:t>
+      </w:r>
+      <w:r>
+        <w:rPr>
+          <w:rFonts w:ascii="Arial" w:hAnsi="Arial" w:eastAsia="Arial" w:cs="Arial"/>
+          <w:b w:val="0"/>
+          <w:i w:val="0"/>
+          <w:color w:val="000000"/>
+          <w:sz w:val="18"/>
+          <w:highlight w:val="lightGray"/>
+        </w:rPr>
+        <w:t>o</w:t>
+      </w:r>
+      <w:r>
+        <w:rPr>
+          <w:rFonts w:ascii="Arial" w:hAnsi="Arial" w:eastAsia="Arial" w:cs="Arial"/>
+          <w:b w:val="0"/>
+          <w:i w:val="0"/>
+          <w:color w:val="000000"/>
+          <w:sz w:val="18"/>
+          <w:highlight w:val="lightGray"/>
+        </w:rPr>
+        <w:t>l</w:t>
+      </w:r>
+      <w:r>
+        <w:rPr>
+          <w:rFonts w:ascii="Arial" w:hAnsi="Arial" w:eastAsia="Arial" w:cs="Arial"/>
+          <w:b w:val="0"/>
+          <w:i w:val="0"/>
+          <w:color w:val="000000"/>
+          <w:sz w:val="18"/>
+          <w:highlight w:val="lightGray"/>
+        </w:rPr>
+        <w:t>u</w:t>
+      </w:r>
+      <w:r>
+        <w:rPr>
+          <w:rFonts w:ascii="Arial" w:hAnsi="Arial" w:eastAsia="Arial" w:cs="Arial"/>
+          <w:b w:val="0"/>
+          <w:i w:val="0"/>
+          <w:color w:val="000000"/>
+          <w:sz w:val="18"/>
+          <w:highlight w:val="lightGray"/>
+        </w:rPr>
+        <w:t>m</w:t>
+      </w:r>
+      <w:r>
+        <w:rPr>
+          <w:rFonts w:ascii="Arial" w:hAnsi="Arial" w:eastAsia="Arial" w:cs="Arial"/>
+          <w:b w:val="0"/>
+          <w:i w:val="0"/>
+          <w:color w:val="000000"/>
+          <w:sz w:val="18"/>
+          <w:highlight w:val="lightGray"/>
+        </w:rPr>
+        <w:t>n</w:t>
+      </w:r>
+      <w:r>
+        <w:rPr>
+          <w:rFonts w:ascii="Arial" w:hAnsi="Arial" w:eastAsia="Arial" w:cs="Arial"/>
+          <w:b w:val="0"/>
+          <w:i w:val="0"/>
+          <w:color w:val="000000"/>
+          <w:sz w:val="18"/>
+          <w:highlight w:val="lightGray"/>
+        </w:rPr>
+        <w:t>:</w:t>
+      </w:r>
+      <w:r>
+        <w:rPr>
+          <w:rFonts w:ascii="Arial" w:hAnsi="Arial" w:eastAsia="Arial" w:cs="Arial"/>
+          <w:b w:val="0"/>
+          <w:i w:val="0"/>
+          <w:color w:val="000000"/>
+          <w:sz w:val="18"/>
+          <w:highlight w:val="lightGray"/>
+        </w:rPr>
+        <w:t xml:space="preserve"> </w:t>
+      </w:r>
+      <w:r>
+        <w:rPr>
+          <w:rFonts w:ascii="Arial" w:hAnsi="Arial" w:eastAsia="Arial" w:cs="Arial"/>
+          <w:b w:val="0"/>
+          <w:i w:val="0"/>
+          <w:color w:val="000000"/>
+          <w:sz w:val="18"/>
+          <w:highlight w:val="lightGray"/>
+        </w:rPr>
+        <w:t>1</w:t>
+      </w:r>
+      <w:r>
+        <w:rPr>
+          <w:rFonts w:ascii="Arial" w:hAnsi="Arial" w:eastAsia="Arial" w:cs="Arial"/>
+          <w:b w:val="0"/>
+          <w:i w:val="0"/>
+          <w:color w:val="000000"/>
+          <w:sz w:val="18"/>
+          <w:highlight w:val="lightGray"/>
+        </w:rPr>
+        <w:t>,</w:t>
+      </w:r>
+      <w:r>
+        <w:rPr>
+          <w:rFonts w:ascii="Arial" w:hAnsi="Arial" w:eastAsia="Arial" w:cs="Arial"/>
+          <w:b w:val="0"/>
+          <w:i w:val="0"/>
+          <w:color w:val="000000"/>
+          <w:sz w:val="18"/>
+          <w:highlight w:val="lightGray"/>
+        </w:rPr>
+        <w:t xml:space="preserve"> </w:t>
+      </w:r>
+      <w:r>
+        <w:rPr>
+          <w:rFonts w:ascii="Arial" w:hAnsi="Arial" w:eastAsia="Arial" w:cs="Arial"/>
+          <w:b w:val="0"/>
+          <w:i w:val="0"/>
+          <w:color w:val="000000"/>
+          <w:sz w:val="18"/>
+          <w:highlight w:val="lightGray"/>
+        </w:rPr>
+        <w:t>N</w:t>
+      </w:r>
+      <w:r>
+        <w:rPr>
+          <w:rFonts w:ascii="Arial" w:hAnsi="Arial" w:eastAsia="Arial" w:cs="Arial"/>
+          <w:b w:val="0"/>
+          <w:i w:val="0"/>
+          <w:color w:val="000000"/>
+          <w:sz w:val="18"/>
+          <w:highlight w:val="lightGray"/>
+        </w:rPr>
+        <w:t>a</w:t>
+      </w:r>
+      <w:r>
+        <w:rPr>
+          <w:rFonts w:ascii="Arial" w:hAnsi="Arial" w:eastAsia="Arial" w:cs="Arial"/>
+          <w:b w:val="0"/>
+          <w:i w:val="0"/>
+          <w:color w:val="000000"/>
+          <w:sz w:val="18"/>
+          <w:highlight w:val="lightGray"/>
+        </w:rPr>
+        <w:t>m</w:t>
+      </w:r>
+      <w:r>
+        <w:rPr>
+          <w:rFonts w:ascii="Arial" w:hAnsi="Arial" w:eastAsia="Arial" w:cs="Arial"/>
+          <w:b w:val="0"/>
+          <w:i w:val="0"/>
+          <w:color w:val="000000"/>
+          <w:sz w:val="18"/>
+          <w:highlight w:val="lightGray"/>
+        </w:rPr>
+        <w:t>e</w:t>
+      </w:r>
+      <w:r>
+        <w:rPr>
+          <w:rFonts w:ascii="Arial" w:hAnsi="Arial" w:eastAsia="Arial" w:cs="Arial"/>
+          <w:b w:val="0"/>
+          <w:i w:val="0"/>
+          <w:color w:val="000000"/>
+          <w:sz w:val="18"/>
+          <w:highlight w:val="lightGray"/>
+        </w:rPr>
+        <w:t>_</w:t>
+      </w:r>
+      <w:r>
+        <w:rPr>
+          <w:rFonts w:ascii="Arial" w:hAnsi="Arial" w:eastAsia="Arial" w:cs="Arial"/>
+          <w:b w:val="0"/>
+          <w:i w:val="0"/>
+          <w:color w:val="000000"/>
+          <w:sz w:val="18"/>
+          <w:highlight w:val="lightGray"/>
+        </w:rPr>
+        <w:t>E</w:t>
+      </w:r>
+      <w:r>
+        <w:rPr>
+          <w:rFonts w:ascii="Arial" w:hAnsi="Arial" w:eastAsia="Arial" w:cs="Arial"/>
+          <w:b w:val="0"/>
+          <w:i w:val="0"/>
+          <w:color w:val="000000"/>
+          <w:sz w:val="18"/>
+          <w:highlight w:val="lightGray"/>
+        </w:rPr>
+        <w:t>n</w:t>
+      </w:r>
+      <w:r>
+        <w:rPr>
+          <w:rFonts w:ascii="Arial" w:hAnsi="Arial" w:eastAsia="Arial" w:cs="Arial"/>
+          <w:b w:val="0"/>
+          <w:i w:val="0"/>
+          <w:color w:val="000000"/>
+          <w:sz w:val="18"/>
+          <w:highlight w:val="lightGray"/>
+        </w:rPr>
+        <w:t xml:space="preserve"> </w:t>
+      </w:r>
+      <w:r>
+        <w:rPr>
+          <w:rFonts w:ascii="Arial" w:hAnsi="Arial" w:eastAsia="Arial" w:cs="Arial"/>
+          <w:b w:val="0"/>
+          <w:i w:val="0"/>
+          <w:color w:val="000000"/>
+          <w:sz w:val="18"/>
+          <w:highlight w:val="lightGray"/>
+        </w:rPr>
+        <w:t>C</w:t>
+      </w:r>
+      <w:r>
+        <w:rPr>
+          <w:rFonts w:ascii="Arial" w:hAnsi="Arial" w:eastAsia="Arial" w:cs="Arial"/>
+          <w:b w:val="0"/>
+          <w:i w:val="0"/>
+          <w:color w:val="000000"/>
+          <w:sz w:val="18"/>
+          <w:highlight w:val="lightGray"/>
+        </w:rPr>
+        <w:t>o</w:t>
+      </w:r>
+      <w:r>
+        <w:rPr>
+          <w:rFonts w:ascii="Arial" w:hAnsi="Arial" w:eastAsia="Arial" w:cs="Arial"/>
+          <w:b w:val="0"/>
+          <w:i w:val="0"/>
+          <w:color w:val="000000"/>
+          <w:sz w:val="18"/>
+          <w:highlight w:val="lightGray"/>
+        </w:rPr>
+        <w:t>l</w:t>
+      </w:r>
+      <w:r>
+        <w:rPr>
+          <w:rFonts w:ascii="Arial" w:hAnsi="Arial" w:eastAsia="Arial" w:cs="Arial"/>
+          <w:b w:val="0"/>
+          <w:i w:val="0"/>
+          <w:color w:val="000000"/>
+          <w:sz w:val="18"/>
+          <w:highlight w:val="lightGray"/>
+        </w:rPr>
+        <w:t>u</w:t>
+      </w:r>
+      <w:r>
+        <w:rPr>
+          <w:rFonts w:ascii="Arial" w:hAnsi="Arial" w:eastAsia="Arial" w:cs="Arial"/>
+          <w:b w:val="0"/>
+          <w:i w:val="0"/>
+          <w:color w:val="000000"/>
+          <w:sz w:val="18"/>
+          <w:highlight w:val="lightGray"/>
+        </w:rPr>
+        <w:t>m</w:t>
+      </w:r>
+      <w:r>
+        <w:rPr>
+          <w:rFonts w:ascii="Arial" w:hAnsi="Arial" w:eastAsia="Arial" w:cs="Arial"/>
+          <w:b w:val="0"/>
+          <w:i w:val="0"/>
+          <w:color w:val="000000"/>
+          <w:sz w:val="18"/>
+          <w:highlight w:val="lightGray"/>
+        </w:rPr>
+        <w:t>n</w:t>
+      </w:r>
+      <w:r>
+        <w:rPr>
+          <w:rFonts w:ascii="Arial" w:hAnsi="Arial" w:eastAsia="Arial" w:cs="Arial"/>
+          <w:b w:val="0"/>
+          <w:i w:val="0"/>
+          <w:color w:val="000000"/>
+          <w:sz w:val="18"/>
+          <w:highlight w:val="lightGray"/>
+        </w:rPr>
+        <w:t>:</w:t>
+      </w:r>
+      <w:r>
+        <w:rPr>
+          <w:rFonts w:ascii="Arial" w:hAnsi="Arial" w:eastAsia="Arial" w:cs="Arial"/>
+          <w:b w:val="0"/>
+          <w:i w:val="0"/>
+          <w:color w:val="000000"/>
+          <w:sz w:val="18"/>
+          <w:highlight w:val="lightGray"/>
+        </w:rPr>
+        <w:t xml:space="preserve"> </w:t>
+      </w:r>
+      <w:r>
+        <w:rPr>
+          <w:rFonts w:ascii="Arial" w:hAnsi="Arial" w:eastAsia="Arial" w:cs="Arial"/>
+          <w:b w:val="0"/>
+          <w:i w:val="0"/>
+          <w:color w:val="000000"/>
+          <w:sz w:val="18"/>
+          <w:highlight w:val="lightGray"/>
+        </w:rPr>
+        <w:t>M</w:t>
+      </w:r>
+      <w:r>
+        <w:rPr>
+          <w:rFonts w:ascii="Arial" w:hAnsi="Arial" w:eastAsia="Arial" w:cs="Arial"/>
+          <w:b w:val="0"/>
+          <w:i w:val="0"/>
+          <w:color w:val="000000"/>
+          <w:sz w:val="18"/>
+          <w:highlight w:val="lightGray"/>
+        </w:rPr>
+        <w:t>o</w:t>
+      </w:r>
+      <w:r>
+        <w:rPr>
+          <w:rFonts w:ascii="Arial" w:hAnsi="Arial" w:eastAsia="Arial" w:cs="Arial"/>
+          <w:b w:val="0"/>
+          <w:i w:val="0"/>
+          <w:color w:val="000000"/>
+          <w:sz w:val="18"/>
+          <w:highlight w:val="lightGray"/>
+        </w:rPr>
+        <w:t>t</w:t>
+      </w:r>
+      <w:r>
+        <w:rPr>
+          <w:rFonts w:ascii="Arial" w:hAnsi="Arial" w:eastAsia="Arial" w:cs="Arial"/>
+          <w:b w:val="0"/>
+          <w:i w:val="0"/>
+          <w:color w:val="000000"/>
+          <w:sz w:val="18"/>
+          <w:highlight w:val="lightGray"/>
+        </w:rPr>
+        <w:t>a</w:t>
+      </w:r>
+      <w:r>
+        <w:rPr>
+          <w:rFonts w:ascii="Arial" w:hAnsi="Arial" w:eastAsia="Arial" w:cs="Arial"/>
+          <w:b w:val="0"/>
+          <w:i w:val="0"/>
+          <w:color w:val="000000"/>
+          <w:sz w:val="18"/>
+          <w:highlight w:val="lightGray"/>
+        </w:rPr>
+        <w:t>s</w:t>
+      </w:r>
+      <w:r>
+        <w:rPr>
+          <w:rFonts w:ascii="Arial" w:hAnsi="Arial" w:eastAsia="Arial" w:cs="Arial"/>
+          <w:b w:val="0"/>
+          <w:i w:val="0"/>
+          <w:color w:val="000000"/>
+          <w:sz w:val="18"/>
+          <w:highlight w:val="lightGray"/>
+        </w:rPr>
+        <w:t>e</w:t>
+      </w:r>
+      <w:r>
+        <w:rPr>
+          <w:rFonts w:ascii="Arial" w:hAnsi="Arial" w:eastAsia="Arial" w:cs="Arial"/>
+          <w:b w:val="0"/>
+          <w:i w:val="0"/>
+          <w:color w:val="000000"/>
+          <w:sz w:val="18"/>
+          <w:highlight w:val="lightGray"/>
+        </w:rPr>
+        <w:t>m</w:t>
+      </w:r>
+      <w:r>
+        <w:rPr>
+          <w:rFonts w:ascii="Arial" w:hAnsi="Arial" w:eastAsia="Arial" w:cs="Arial"/>
+          <w:b w:val="0"/>
+          <w:i w:val="0"/>
+          <w:color w:val="000000"/>
+          <w:sz w:val="18"/>
+          <w:highlight w:val="lightGray"/>
+        </w:rPr>
+        <w:t xml:space="preserve"> </w:t>
+      </w:r>
+      <w:r>
+        <w:rPr>
+          <w:rFonts w:ascii="Arial" w:hAnsi="Arial" w:eastAsia="Arial" w:cs="Arial"/>
+          <w:b w:val="0"/>
+          <w:i w:val="0"/>
+          <w:color w:val="000000"/>
+          <w:sz w:val="18"/>
+          <w:highlight w:val="lightGray"/>
+        </w:rPr>
+        <w:t>E</w:t>
+      </w:r>
+      <w:r>
+        <w:rPr>
+          <w:rFonts w:ascii="Arial" w:hAnsi="Arial" w:eastAsia="Arial" w:cs="Arial"/>
+          <w:b w:val="0"/>
+          <w:i w:val="0"/>
+          <w:color w:val="000000"/>
+          <w:sz w:val="18"/>
+          <w:highlight w:val="lightGray"/>
+        </w:rPr>
+        <w:t>s</w:t>
+      </w:r>
+      <w:r>
+        <w:rPr>
+          <w:rFonts w:ascii="Arial" w:hAnsi="Arial" w:eastAsia="Arial" w:cs="Arial"/>
+          <w:b w:val="0"/>
+          <w:i w:val="0"/>
+          <w:color w:val="000000"/>
+          <w:sz w:val="18"/>
+          <w:highlight w:val="lightGray"/>
+        </w:rPr>
+        <w:t>s</w:t>
+      </w:r>
+      <w:r>
+        <w:rPr>
+          <w:rFonts w:ascii="Arial" w:hAnsi="Arial" w:eastAsia="Arial" w:cs="Arial"/>
+          <w:b w:val="0"/>
+          <w:i w:val="0"/>
+          <w:color w:val="000000"/>
+          <w:sz w:val="18"/>
+          <w:highlight w:val="lightGray"/>
+        </w:rPr>
+        <w:t>a</w:t>
+      </w:r>
+      <w:r>
+        <w:rPr>
+          <w:rFonts w:ascii="Arial" w:hAnsi="Arial" w:eastAsia="Arial" w:cs="Arial"/>
+          <w:b w:val="0"/>
+          <w:i w:val="0"/>
+          <w:color w:val="000000"/>
+          <w:sz w:val="18"/>
+          <w:highlight w:val="lightGray"/>
+        </w:rPr>
+        <w:t>m</w:t>
+      </w:r>
+      <w:r>
+        <w:rPr>
+          <w:rFonts w:ascii="Arial" w:hAnsi="Arial" w:eastAsia="Arial" w:cs="Arial"/>
+          <w:b w:val="0"/>
+          <w:i w:val="0"/>
+          <w:color w:val="000000"/>
+          <w:sz w:val="18"/>
+          <w:highlight w:val="lightGray"/>
+        </w:rPr>
+        <w:t>]</w:t>
+      </w:r>
+      <w:r>
+        <w:rPr>
+          <w:rFonts w:ascii="Arial" w:hAnsi="Arial" w:eastAsia="Arial" w:cs="Arial"/>
+          <w:b w:val="0"/>
+          <w:i w:val="0"/>
+          <w:color w:val="000000"/>
+          <w:sz w:val="18"/>
+          <w:highlight w:val="lightGray"/>
+        </w:rPr>
+        <w:t xml:space="preserve"> </w:t>
+      </w:r>
+      <w:r>
+        <w:rPr>
+          <w:rFonts w:ascii="Arial" w:hAnsi="Arial" w:eastAsia="Arial" w:cs="Arial"/>
+          <w:b w:val="0"/>
+          <w:i w:val="0"/>
+          <w:color w:val="000000"/>
+          <w:sz w:val="18"/>
+          <w:highlight w:val="lightGray"/>
+        </w:rPr>
+        <w:t>-</w:t>
+      </w:r>
+      <w:r>
+        <w:rPr>
+          <w:rFonts w:ascii="Arial" w:hAnsi="Arial" w:eastAsia="Arial" w:cs="Arial"/>
+          <w:b w:val="0"/>
+          <w:i w:val="0"/>
+          <w:color w:val="000000"/>
+          <w:sz w:val="18"/>
+          <w:highlight w:val="lightGray"/>
+        </w:rPr>
+        <w:t>&gt;</w:t>
+      </w:r>
+      <w:r>
+        <w:rPr>
+          <w:rFonts w:ascii="Arial" w:hAnsi="Arial" w:eastAsia="Arial" w:cs="Arial"/>
+          <w:b w:val="0"/>
+          <w:i w:val="0"/>
+          <w:color w:val="000000"/>
+          <w:sz w:val="18"/>
+          <w:highlight w:val="lightGray"/>
+        </w:rPr>
+        <w:t xml:space="preserve"> </w:t>
+      </w:r>
+      <w:r>
+        <w:rPr>
+          <w:rFonts w:ascii="Arial" w:hAnsi="Arial" w:eastAsia="Arial" w:cs="Arial"/>
+          <w:b/>
+          <w:i w:val="0"/>
+          <w:color w:val="000000"/>
+          <w:sz w:val="18"/>
+          <w:highlight w:val="lightGray"/>
+        </w:rPr>
+        <w:t>F</w:t>
+      </w:r>
+      <w:r>
+        <w:rPr>
+          <w:rFonts w:ascii="Arial" w:hAnsi="Arial" w:eastAsia="Arial" w:cs="Arial"/>
+          <w:b/>
+          <w:i w:val="0"/>
+          <w:color w:val="000000"/>
+          <w:sz w:val="18"/>
+          <w:highlight w:val="lightGray"/>
+        </w:rPr>
+        <w:t>r</w:t>
+      </w:r>
+      <w:r>
+        <w:rPr>
+          <w:rFonts w:ascii="Arial" w:hAnsi="Arial" w:eastAsia="Arial" w:cs="Arial"/>
+          <w:b/>
+          <w:i w:val="0"/>
+          <w:color w:val="000000"/>
+          <w:sz w:val="18"/>
+          <w:highlight w:val="lightGray"/>
+        </w:rPr>
+        <w:t>o</w:t>
+      </w:r>
+      <w:r>
+        <w:rPr>
+          <w:rFonts w:ascii="Arial" w:hAnsi="Arial" w:eastAsia="Arial" w:cs="Arial"/>
+          <w:b/>
+          <w:i w:val="0"/>
+          <w:color w:val="000000"/>
+          <w:sz w:val="18"/>
+          <w:highlight w:val="lightGray"/>
+        </w:rPr>
+        <w:t>m</w:t>
+      </w:r>
+      <w:r>
+        <w:rPr>
+          <w:rFonts w:ascii="Arial" w:hAnsi="Arial" w:eastAsia="Arial" w:cs="Arial"/>
+          <w:b/>
+          <w:i w:val="0"/>
+          <w:color w:val="000000"/>
+          <w:sz w:val="18"/>
+          <w:highlight w:val="lightGray"/>
+        </w:rPr>
+        <w:t>:</w:t>
+      </w:r>
+      <w:r>
+        <w:rPr>
+          <w:rFonts w:ascii="Arial" w:hAnsi="Arial" w:eastAsia="Arial" w:cs="Arial"/>
+          <w:b w:val="0"/>
+          <w:i w:val="0"/>
+          <w:color w:val="000000"/>
+          <w:sz w:val="18"/>
+          <w:highlight w:val="lightGray"/>
+        </w:rPr>
+        <w:t xml:space="preserve"> </w:t>
+      </w:r>
+      <w:r>
+        <w:rPr>
+          <w:rFonts w:ascii="Arial" w:hAnsi="Arial" w:eastAsia="Arial" w:cs="Arial"/>
+          <w:b w:val="0"/>
+          <w:i w:val="0"/>
+          <w:color w:val="000000"/>
+          <w:sz w:val="18"/>
+          <w:highlight w:val="lightGray"/>
+        </w:rPr>
+        <w:t>[</w:t>
+      </w:r>
+      <w:r>
+        <w:rPr>
+          <w:rFonts w:ascii="Arial" w:hAnsi="Arial" w:eastAsia="Arial" w:cs="Arial"/>
+          <w:b w:val="0"/>
+          <w:i w:val="0"/>
+          <w:color w:val="000000"/>
+          <w:sz w:val="18"/>
+          <w:highlight w:val="lightGray"/>
+        </w:rPr>
+        <w:t>C</w:t>
+      </w:r>
+      <w:r>
+        <w:rPr>
+          <w:rFonts w:ascii="Arial" w:hAnsi="Arial" w:eastAsia="Arial" w:cs="Arial"/>
+          <w:b w:val="0"/>
+          <w:i w:val="0"/>
+          <w:color w:val="000000"/>
+          <w:sz w:val="18"/>
+          <w:highlight w:val="lightGray"/>
+        </w:rPr>
+        <w:t>h</w:t>
+      </w:r>
+      <w:r>
+        <w:rPr>
+          <w:rFonts w:ascii="Arial" w:hAnsi="Arial" w:eastAsia="Arial" w:cs="Arial"/>
+          <w:b w:val="0"/>
+          <w:i w:val="0"/>
+          <w:color w:val="000000"/>
+          <w:sz w:val="18"/>
+          <w:highlight w:val="lightGray"/>
+        </w:rPr>
+        <w:t>a</w:t>
+      </w:r>
+      <w:r>
+        <w:rPr>
+          <w:rFonts w:ascii="Arial" w:hAnsi="Arial" w:eastAsia="Arial" w:cs="Arial"/>
+          <w:b w:val="0"/>
+          <w:i w:val="0"/>
+          <w:color w:val="000000"/>
+          <w:sz w:val="18"/>
+          <w:highlight w:val="lightGray"/>
+        </w:rPr>
+        <w:t>t</w:t>
+      </w:r>
+      <w:r>
+        <w:rPr>
+          <w:rFonts w:ascii="Arial" w:hAnsi="Arial" w:eastAsia="Arial" w:cs="Arial"/>
+          <w:b w:val="0"/>
+          <w:i w:val="0"/>
+          <w:color w:val="000000"/>
+          <w:sz w:val="18"/>
+          <w:highlight w:val="lightGray"/>
+        </w:rPr>
+        <w:t>G</w:t>
+      </w:r>
+      <w:r>
+        <w:rPr>
+          <w:rFonts w:ascii="Arial" w:hAnsi="Arial" w:eastAsia="Arial" w:cs="Arial"/>
+          <w:b w:val="0"/>
+          <w:i w:val="0"/>
+          <w:color w:val="000000"/>
+          <w:sz w:val="18"/>
+          <w:highlight w:val="lightGray"/>
+        </w:rPr>
+        <w:t>P</w:t>
+      </w:r>
+      <w:r>
+        <w:rPr>
+          <w:rFonts w:ascii="Arial" w:hAnsi="Arial" w:eastAsia="Arial" w:cs="Arial"/>
+          <w:b w:val="0"/>
+          <w:i w:val="0"/>
+          <w:color w:val="000000"/>
+          <w:sz w:val="18"/>
+          <w:highlight w:val="lightGray"/>
+        </w:rPr>
+        <w:t>T</w:t>
+      </w:r>
+      <w:r>
+        <w:rPr>
+          <w:rFonts w:ascii="Arial" w:hAnsi="Arial" w:eastAsia="Arial" w:cs="Arial"/>
+          <w:b w:val="0"/>
+          <w:i w:val="0"/>
+          <w:color w:val="000000"/>
+          <w:sz w:val="18"/>
+          <w:highlight w:val="lightGray"/>
+        </w:rPr>
+        <w:t>]</w:t>
+      </w:r>
+      <w:r>
+        <w:rPr>
+          <w:rFonts w:ascii="Arial" w:hAnsi="Arial" w:eastAsia="Arial" w:cs="Arial"/>
+          <w:b w:val="0"/>
+          <w:i w:val="0"/>
+          <w:color w:val="000000"/>
+          <w:sz w:val="18"/>
+          <w:highlight w:val="lightGray"/>
+        </w:rPr>
+        <w:t xml:space="preserve"> </w:t>
+      </w:r>
+      <w:r>
+        <w:rPr>
+          <w:rFonts w:ascii="Arial" w:hAnsi="Arial" w:eastAsia="Arial" w:cs="Arial"/>
+          <w:b/>
+          <w:i w:val="0"/>
+          <w:color w:val="000000"/>
+          <w:sz w:val="18"/>
+          <w:highlight w:val="lightGray"/>
+        </w:rPr>
+        <w:t>o</w:t>
+      </w:r>
+      <w:r>
+        <w:rPr>
+          <w:rFonts w:ascii="Arial" w:hAnsi="Arial" w:eastAsia="Arial" w:cs="Arial"/>
+          <w:b/>
+          <w:i w:val="0"/>
+          <w:color w:val="000000"/>
+          <w:sz w:val="18"/>
+          <w:highlight w:val="lightGray"/>
+        </w:rPr>
+        <w:t>n</w:t>
+      </w:r>
+      <w:r>
+        <w:rPr>
+          <w:rFonts w:ascii="Arial" w:hAnsi="Arial" w:eastAsia="Arial" w:cs="Arial"/>
+          <w:b/>
+          <w:i w:val="0"/>
+          <w:color w:val="000000"/>
+          <w:sz w:val="18"/>
+          <w:highlight w:val="lightGray"/>
+        </w:rPr>
+        <w:t xml:space="preserve"> </w:t>
+      </w:r>
+      <w:r>
+        <w:rPr>
+          <w:rFonts w:ascii="Arial" w:hAnsi="Arial" w:eastAsia="Arial" w:cs="Arial"/>
+          <w:b w:val="0"/>
+          <w:i w:val="0"/>
+          <w:color w:val="000000"/>
+          <w:sz w:val="18"/>
+          <w:highlight w:val="lightGray"/>
+        </w:rPr>
+        <w:t>[</w:t>
+      </w:r>
+      <w:r>
+        <w:rPr>
+          <w:rFonts w:ascii="Arial" w:hAnsi="Arial" w:eastAsia="Arial" w:cs="Arial"/>
+          <w:b w:val="0"/>
+          <w:i w:val="0"/>
+          <w:color w:val="000000"/>
+          <w:sz w:val="18"/>
+          <w:highlight w:val="lightGray"/>
+        </w:rPr>
+        <w:t>8</w:t>
+      </w:r>
+      <w:r>
+        <w:rPr>
+          <w:rFonts w:ascii="Arial" w:hAnsi="Arial" w:eastAsia="Arial" w:cs="Arial"/>
+          <w:b w:val="0"/>
+          <w:i w:val="0"/>
+          <w:color w:val="000000"/>
+          <w:sz w:val="18"/>
+          <w:highlight w:val="lightGray"/>
+        </w:rPr>
+        <w:t>/</w:t>
+      </w:r>
+      <w:r>
+        <w:rPr>
+          <w:rFonts w:ascii="Arial" w:hAnsi="Arial" w:eastAsia="Arial" w:cs="Arial"/>
+          <w:b w:val="0"/>
+          <w:i w:val="0"/>
+          <w:color w:val="000000"/>
+          <w:sz w:val="18"/>
+          <w:highlight w:val="lightGray"/>
+        </w:rPr>
+        <w:t>1</w:t>
+      </w:r>
+      <w:r>
+        <w:rPr>
+          <w:rFonts w:ascii="Arial" w:hAnsi="Arial" w:eastAsia="Arial" w:cs="Arial"/>
+          <w:b w:val="0"/>
+          <w:i w:val="0"/>
+          <w:color w:val="000000"/>
+          <w:sz w:val="18"/>
+          <w:highlight w:val="lightGray"/>
+        </w:rPr>
+        <w:t>/</w:t>
+      </w:r>
+      <w:r>
+        <w:rPr>
+          <w:rFonts w:ascii="Arial" w:hAnsi="Arial" w:eastAsia="Arial" w:cs="Arial"/>
+          <w:b w:val="0"/>
+          <w:i w:val="0"/>
+          <w:color w:val="000000"/>
+          <w:sz w:val="18"/>
+          <w:highlight w:val="lightGray"/>
+        </w:rPr>
+        <w:t>2</w:t>
+      </w:r>
+      <w:r>
+        <w:rPr>
+          <w:rFonts w:ascii="Arial" w:hAnsi="Arial" w:eastAsia="Arial" w:cs="Arial"/>
+          <w:b w:val="0"/>
+          <w:i w:val="0"/>
+          <w:color w:val="000000"/>
+          <w:sz w:val="18"/>
+          <w:highlight w:val="lightGray"/>
+        </w:rPr>
+        <w:t>0</w:t>
+      </w:r>
+      <w:r>
+        <w:rPr>
+          <w:rFonts w:ascii="Arial" w:hAnsi="Arial" w:eastAsia="Arial" w:cs="Arial"/>
+          <w:b w:val="0"/>
+          <w:i w:val="0"/>
+          <w:color w:val="000000"/>
+          <w:sz w:val="18"/>
+          <w:highlight w:val="lightGray"/>
+        </w:rPr>
+        <w:t>2</w:t>
+      </w:r>
+      <w:r>
+        <w:rPr>
+          <w:rFonts w:ascii="Arial" w:hAnsi="Arial" w:eastAsia="Arial" w:cs="Arial"/>
+          <w:b w:val="0"/>
+          <w:i w:val="0"/>
+          <w:color w:val="000000"/>
+          <w:sz w:val="18"/>
+          <w:highlight w:val="lightGray"/>
+        </w:rPr>
+        <w:t>5</w:t>
+      </w:r>
+      <w:r>
+        <w:rPr>
+          <w:rFonts w:ascii="Arial" w:hAnsi="Arial" w:eastAsia="Arial" w:cs="Arial"/>
+          <w:b w:val="0"/>
+          <w:i w:val="0"/>
+          <w:color w:val="000000"/>
+          <w:sz w:val="18"/>
+          <w:highlight w:val="lightGray"/>
+        </w:rPr>
+        <w:t>]</w:t>
       </w:r>
     </w:p>
     <w:p>
@@ -329,60 +1812,1543 @@
       </w:pPr>
       <w:r>
         <w:rPr>
-          <w:rFonts w:ascii="Arial" w:eastAsia="Arial" w:hAnsi="Arial" w:cs="Arial"/>
-          <w:b/>
-          <w:color w:val="000000"/>
-          <w:sz w:val="18"/>
-          <w:highlight w:val="lightGray"/>
-        </w:rPr>
-        <w:t># Source: AI Source: Provided by: [Data Path</w:t>
-      </w:r>
-      <w:r>
-        <w:rPr>
-          <w:rFonts w:ascii="Arial" w:eastAsia="Arial" w:hAnsi="Arial" w:cs="Arial"/>
-          <w:color w:val="000000"/>
-          <w:sz w:val="18"/>
-          <w:highlight w:val="lightGray"/>
-        </w:rPr>
-        <w:t xml:space="preserve">: Persons Table -&gt; ID Column: 1, Name_En Column: Motasem Essam] -&gt; </w:t>
-      </w:r>
-      <w:r>
-        <w:rPr>
-          <w:rFonts w:ascii="Arial" w:eastAsia="Arial" w:hAnsi="Arial" w:cs="Arial"/>
-          <w:b/>
-          <w:color w:val="000000"/>
-          <w:sz w:val="18"/>
-          <w:highlight w:val="lightGray"/>
-        </w:rPr>
-        <w:t>From:</w:t>
-      </w:r>
-      <w:r>
-        <w:rPr>
-          <w:rFonts w:ascii="Arial" w:eastAsia="Arial" w:hAnsi="Arial" w:cs="Arial"/>
-          <w:color w:val="000000"/>
-          <w:sz w:val="18"/>
-          <w:highlight w:val="lightGray"/>
-        </w:rPr>
-        <w:t xml:space="preserve"> [Chatgpt (GPT-4-turbo)] </w:t>
-      </w:r>
-      <w:r>
-        <w:rPr>
-          <w:rFonts w:ascii="Arial" w:eastAsia="Arial" w:hAnsi="Arial" w:cs="Arial"/>
-          <w:b/>
-          <w:color w:val="000000"/>
-          <w:sz w:val="18"/>
-          <w:highlight w:val="lightGray"/>
-        </w:rPr>
-        <w:t>on</w:t>
-      </w:r>
-      <w:r>
-        <w:rPr>
-          <w:rFonts w:ascii="Arial" w:eastAsia="Arial" w:hAnsi="Arial"/>
-          <w:b/>
-          <w:sz w:val="18"/>
-          <w:highlight w:val="lightGray"/>
-        </w:rPr>
-        <w:t xml:space="preserve"> [8/1/2025]</w:t>
+          <w:rFonts w:ascii="Arial" w:hAnsi="Arial" w:eastAsia="Arial" w:cs="Arial"/>
+          <w:b/>
+          <w:i w:val="0"/>
+          <w:color w:val="000000"/>
+          <w:sz w:val="18"/>
+          <w:highlight w:val="lightGray"/>
+        </w:rPr>
+        <w:t>#</w:t>
+      </w:r>
+      <w:r>
+        <w:rPr>
+          <w:rFonts w:ascii="Arial" w:hAnsi="Arial" w:eastAsia="Arial" w:cs="Arial"/>
+          <w:b/>
+          <w:i w:val="0"/>
+          <w:color w:val="000000"/>
+          <w:sz w:val="18"/>
+          <w:highlight w:val="lightGray"/>
+        </w:rPr>
+        <w:t xml:space="preserve"> </w:t>
+      </w:r>
+      <w:r>
+        <w:rPr>
+          <w:rFonts w:ascii="Arial" w:hAnsi="Arial" w:eastAsia="Arial" w:cs="Arial"/>
+          <w:b/>
+          <w:i w:val="0"/>
+          <w:color w:val="000000"/>
+          <w:sz w:val="18"/>
+          <w:highlight w:val="lightGray"/>
+        </w:rPr>
+        <w:t>S</w:t>
+      </w:r>
+      <w:r>
+        <w:rPr>
+          <w:rFonts w:ascii="Arial" w:hAnsi="Arial" w:eastAsia="Arial" w:cs="Arial"/>
+          <w:b/>
+          <w:i w:val="0"/>
+          <w:color w:val="000000"/>
+          <w:sz w:val="18"/>
+          <w:highlight w:val="lightGray"/>
+        </w:rPr>
+        <w:t>o</w:t>
+      </w:r>
+      <w:r>
+        <w:rPr>
+          <w:rFonts w:ascii="Arial" w:hAnsi="Arial" w:eastAsia="Arial" w:cs="Arial"/>
+          <w:b/>
+          <w:i w:val="0"/>
+          <w:color w:val="000000"/>
+          <w:sz w:val="18"/>
+          <w:highlight w:val="lightGray"/>
+        </w:rPr>
+        <w:t>u</w:t>
+      </w:r>
+      <w:r>
+        <w:rPr>
+          <w:rFonts w:ascii="Arial" w:hAnsi="Arial" w:eastAsia="Arial" w:cs="Arial"/>
+          <w:b/>
+          <w:i w:val="0"/>
+          <w:color w:val="000000"/>
+          <w:sz w:val="18"/>
+          <w:highlight w:val="lightGray"/>
+        </w:rPr>
+        <w:t>r</w:t>
+      </w:r>
+      <w:r>
+        <w:rPr>
+          <w:rFonts w:ascii="Arial" w:hAnsi="Arial" w:eastAsia="Arial" w:cs="Arial"/>
+          <w:b/>
+          <w:i w:val="0"/>
+          <w:color w:val="000000"/>
+          <w:sz w:val="18"/>
+          <w:highlight w:val="lightGray"/>
+        </w:rPr>
+        <w:t>c</w:t>
+      </w:r>
+      <w:r>
+        <w:rPr>
+          <w:rFonts w:ascii="Arial" w:hAnsi="Arial" w:eastAsia="Arial" w:cs="Arial"/>
+          <w:b/>
+          <w:i w:val="0"/>
+          <w:color w:val="000000"/>
+          <w:sz w:val="18"/>
+          <w:highlight w:val="lightGray"/>
+        </w:rPr>
+        <w:t>e</w:t>
+      </w:r>
+      <w:r>
+        <w:rPr>
+          <w:rFonts w:ascii="Arial" w:hAnsi="Arial" w:eastAsia="Arial" w:cs="Arial"/>
+          <w:b/>
+          <w:i w:val="0"/>
+          <w:color w:val="000000"/>
+          <w:sz w:val="18"/>
+          <w:highlight w:val="lightGray"/>
+        </w:rPr>
+        <w:t>:</w:t>
+      </w:r>
+      <w:r>
+        <w:rPr>
+          <w:rFonts w:ascii="Arial" w:hAnsi="Arial" w:eastAsia="Arial" w:cs="Arial"/>
+          <w:b/>
+          <w:i w:val="0"/>
+          <w:color w:val="000000"/>
+          <w:sz w:val="18"/>
+          <w:highlight w:val="lightGray"/>
+        </w:rPr>
+        <w:t xml:space="preserve"> </w:t>
+      </w:r>
+      <w:r>
+        <w:rPr>
+          <w:rFonts w:ascii="Arial" w:hAnsi="Arial" w:eastAsia="Arial" w:cs="Arial"/>
+          <w:b/>
+          <w:i w:val="0"/>
+          <w:color w:val="000000"/>
+          <w:sz w:val="18"/>
+          <w:highlight w:val="lightGray"/>
+        </w:rPr>
+        <w:t>A</w:t>
+      </w:r>
+      <w:r>
+        <w:rPr>
+          <w:rFonts w:ascii="Arial" w:hAnsi="Arial" w:eastAsia="Arial" w:cs="Arial"/>
+          <w:b/>
+          <w:i w:val="0"/>
+          <w:color w:val="000000"/>
+          <w:sz w:val="18"/>
+          <w:highlight w:val="lightGray"/>
+        </w:rPr>
+        <w:t>I</w:t>
+      </w:r>
+      <w:r>
+        <w:rPr>
+          <w:rFonts w:ascii="Arial" w:hAnsi="Arial" w:eastAsia="Arial" w:cs="Arial"/>
+          <w:b/>
+          <w:i w:val="0"/>
+          <w:color w:val="000000"/>
+          <w:sz w:val="18"/>
+          <w:highlight w:val="lightGray"/>
+        </w:rPr>
+        <w:t xml:space="preserve"> </w:t>
+      </w:r>
+      <w:r>
+        <w:rPr>
+          <w:rFonts w:ascii="Arial" w:hAnsi="Arial" w:eastAsia="Arial" w:cs="Arial"/>
+          <w:b/>
+          <w:i w:val="0"/>
+          <w:color w:val="000000"/>
+          <w:sz w:val="18"/>
+          <w:highlight w:val="lightGray"/>
+        </w:rPr>
+        <w:t>S</w:t>
+      </w:r>
+      <w:r>
+        <w:rPr>
+          <w:rFonts w:ascii="Arial" w:hAnsi="Arial" w:eastAsia="Arial" w:cs="Arial"/>
+          <w:b/>
+          <w:i w:val="0"/>
+          <w:color w:val="000000"/>
+          <w:sz w:val="18"/>
+          <w:highlight w:val="lightGray"/>
+        </w:rPr>
+        <w:t>o</w:t>
+      </w:r>
+      <w:r>
+        <w:rPr>
+          <w:rFonts w:ascii="Arial" w:hAnsi="Arial" w:eastAsia="Arial" w:cs="Arial"/>
+          <w:b/>
+          <w:i w:val="0"/>
+          <w:color w:val="000000"/>
+          <w:sz w:val="18"/>
+          <w:highlight w:val="lightGray"/>
+        </w:rPr>
+        <w:t>u</w:t>
+      </w:r>
+      <w:r>
+        <w:rPr>
+          <w:rFonts w:ascii="Arial" w:hAnsi="Arial" w:eastAsia="Arial" w:cs="Arial"/>
+          <w:b/>
+          <w:i w:val="0"/>
+          <w:color w:val="000000"/>
+          <w:sz w:val="18"/>
+          <w:highlight w:val="lightGray"/>
+        </w:rPr>
+        <w:t>r</w:t>
+      </w:r>
+      <w:r>
+        <w:rPr>
+          <w:rFonts w:ascii="Arial" w:hAnsi="Arial" w:eastAsia="Arial" w:cs="Arial"/>
+          <w:b/>
+          <w:i w:val="0"/>
+          <w:color w:val="000000"/>
+          <w:sz w:val="18"/>
+          <w:highlight w:val="lightGray"/>
+        </w:rPr>
+        <w:t>c</w:t>
+      </w:r>
+      <w:r>
+        <w:rPr>
+          <w:rFonts w:ascii="Arial" w:hAnsi="Arial" w:eastAsia="Arial" w:cs="Arial"/>
+          <w:b/>
+          <w:i w:val="0"/>
+          <w:color w:val="000000"/>
+          <w:sz w:val="18"/>
+          <w:highlight w:val="lightGray"/>
+        </w:rPr>
+        <w:t>e</w:t>
+      </w:r>
+      <w:r>
+        <w:rPr>
+          <w:rFonts w:ascii="Arial" w:hAnsi="Arial" w:eastAsia="Arial" w:cs="Arial"/>
+          <w:b/>
+          <w:i w:val="0"/>
+          <w:color w:val="000000"/>
+          <w:sz w:val="18"/>
+          <w:highlight w:val="lightGray"/>
+        </w:rPr>
+        <w:t>:</w:t>
+      </w:r>
+      <w:r>
+        <w:rPr>
+          <w:rFonts w:ascii="Arial" w:hAnsi="Arial" w:eastAsia="Arial" w:cs="Arial"/>
+          <w:b/>
+          <w:i w:val="0"/>
+          <w:color w:val="000000"/>
+          <w:sz w:val="18"/>
+          <w:highlight w:val="lightGray"/>
+        </w:rPr>
+        <w:t xml:space="preserve"> </w:t>
+      </w:r>
+      <w:r>
+        <w:rPr>
+          <w:rFonts w:ascii="Arial" w:hAnsi="Arial" w:eastAsia="Arial" w:cs="Arial"/>
+          <w:b/>
+          <w:i w:val="0"/>
+          <w:color w:val="000000"/>
+          <w:sz w:val="18"/>
+          <w:highlight w:val="lightGray"/>
+        </w:rPr>
+        <w:t>P</w:t>
+      </w:r>
+      <w:r>
+        <w:rPr>
+          <w:rFonts w:ascii="Arial" w:hAnsi="Arial" w:eastAsia="Arial" w:cs="Arial"/>
+          <w:b/>
+          <w:i w:val="0"/>
+          <w:color w:val="000000"/>
+          <w:sz w:val="18"/>
+          <w:highlight w:val="lightGray"/>
+        </w:rPr>
+        <w:t>r</w:t>
+      </w:r>
+      <w:r>
+        <w:rPr>
+          <w:rFonts w:ascii="Arial" w:hAnsi="Arial" w:eastAsia="Arial" w:cs="Arial"/>
+          <w:b/>
+          <w:i w:val="0"/>
+          <w:color w:val="000000"/>
+          <w:sz w:val="18"/>
+          <w:highlight w:val="lightGray"/>
+        </w:rPr>
+        <w:t>o</w:t>
+      </w:r>
+      <w:r>
+        <w:rPr>
+          <w:rFonts w:ascii="Arial" w:hAnsi="Arial" w:eastAsia="Arial" w:cs="Arial"/>
+          <w:b/>
+          <w:i w:val="0"/>
+          <w:color w:val="000000"/>
+          <w:sz w:val="18"/>
+          <w:highlight w:val="lightGray"/>
+        </w:rPr>
+        <w:t>v</w:t>
+      </w:r>
+      <w:r>
+        <w:rPr>
+          <w:rFonts w:ascii="Arial" w:hAnsi="Arial" w:eastAsia="Arial" w:cs="Arial"/>
+          <w:b/>
+          <w:i w:val="0"/>
+          <w:color w:val="000000"/>
+          <w:sz w:val="18"/>
+          <w:highlight w:val="lightGray"/>
+        </w:rPr>
+        <w:t>i</w:t>
+      </w:r>
+      <w:r>
+        <w:rPr>
+          <w:rFonts w:ascii="Arial" w:hAnsi="Arial" w:eastAsia="Arial" w:cs="Arial"/>
+          <w:b/>
+          <w:i w:val="0"/>
+          <w:color w:val="000000"/>
+          <w:sz w:val="18"/>
+          <w:highlight w:val="lightGray"/>
+        </w:rPr>
+        <w:t>d</w:t>
+      </w:r>
+      <w:r>
+        <w:rPr>
+          <w:rFonts w:ascii="Arial" w:hAnsi="Arial" w:eastAsia="Arial" w:cs="Arial"/>
+          <w:b/>
+          <w:i w:val="0"/>
+          <w:color w:val="000000"/>
+          <w:sz w:val="18"/>
+          <w:highlight w:val="lightGray"/>
+        </w:rPr>
+        <w:t>e</w:t>
+      </w:r>
+      <w:r>
+        <w:rPr>
+          <w:rFonts w:ascii="Arial" w:hAnsi="Arial" w:eastAsia="Arial" w:cs="Arial"/>
+          <w:b/>
+          <w:i w:val="0"/>
+          <w:color w:val="000000"/>
+          <w:sz w:val="18"/>
+          <w:highlight w:val="lightGray"/>
+        </w:rPr>
+        <w:t>d</w:t>
+      </w:r>
+      <w:r>
+        <w:rPr>
+          <w:rFonts w:ascii="Arial" w:hAnsi="Arial" w:eastAsia="Arial" w:cs="Arial"/>
+          <w:b/>
+          <w:i w:val="0"/>
+          <w:color w:val="000000"/>
+          <w:sz w:val="18"/>
+          <w:highlight w:val="lightGray"/>
+        </w:rPr>
+        <w:t xml:space="preserve"> </w:t>
+      </w:r>
+      <w:r>
+        <w:rPr>
+          <w:rFonts w:ascii="Arial" w:hAnsi="Arial" w:eastAsia="Arial" w:cs="Arial"/>
+          <w:b/>
+          <w:i w:val="0"/>
+          <w:color w:val="000000"/>
+          <w:sz w:val="18"/>
+          <w:highlight w:val="lightGray"/>
+        </w:rPr>
+        <w:t>b</w:t>
+      </w:r>
+      <w:r>
+        <w:rPr>
+          <w:rFonts w:ascii="Arial" w:hAnsi="Arial" w:eastAsia="Arial" w:cs="Arial"/>
+          <w:b/>
+          <w:i w:val="0"/>
+          <w:color w:val="000000"/>
+          <w:sz w:val="18"/>
+          <w:highlight w:val="lightGray"/>
+        </w:rPr>
+        <w:t>y</w:t>
+      </w:r>
+      <w:r>
+        <w:rPr>
+          <w:rFonts w:ascii="Arial" w:hAnsi="Arial" w:eastAsia="Arial" w:cs="Arial"/>
+          <w:b/>
+          <w:i w:val="0"/>
+          <w:color w:val="000000"/>
+          <w:sz w:val="18"/>
+          <w:highlight w:val="lightGray"/>
+        </w:rPr>
+        <w:t>:</w:t>
+      </w:r>
+      <w:r>
+        <w:rPr>
+          <w:rFonts w:ascii="Arial" w:hAnsi="Arial" w:eastAsia="Arial" w:cs="Arial"/>
+          <w:b/>
+          <w:i w:val="0"/>
+          <w:color w:val="000000"/>
+          <w:sz w:val="18"/>
+          <w:highlight w:val="lightGray"/>
+        </w:rPr>
+        <w:t xml:space="preserve"> </w:t>
+      </w:r>
+      <w:r>
+        <w:rPr>
+          <w:rFonts w:ascii="Arial" w:hAnsi="Arial" w:eastAsia="Arial" w:cs="Arial"/>
+          <w:b/>
+          <w:i w:val="0"/>
+          <w:color w:val="000000"/>
+          <w:sz w:val="18"/>
+          <w:highlight w:val="lightGray"/>
+        </w:rPr>
+        <w:t>[</w:t>
+      </w:r>
+      <w:r>
+        <w:rPr>
+          <w:rFonts w:ascii="Arial" w:hAnsi="Arial" w:eastAsia="Arial" w:cs="Arial"/>
+          <w:b/>
+          <w:i w:val="0"/>
+          <w:color w:val="000000"/>
+          <w:sz w:val="18"/>
+          <w:highlight w:val="lightGray"/>
+        </w:rPr>
+        <w:t>D</w:t>
+      </w:r>
+      <w:r>
+        <w:rPr>
+          <w:rFonts w:ascii="Arial" w:hAnsi="Arial" w:eastAsia="Arial" w:cs="Arial"/>
+          <w:b/>
+          <w:i w:val="0"/>
+          <w:color w:val="000000"/>
+          <w:sz w:val="18"/>
+          <w:highlight w:val="lightGray"/>
+        </w:rPr>
+        <w:t>a</w:t>
+      </w:r>
+      <w:r>
+        <w:rPr>
+          <w:rFonts w:ascii="Arial" w:hAnsi="Arial" w:eastAsia="Arial" w:cs="Arial"/>
+          <w:b/>
+          <w:i w:val="0"/>
+          <w:color w:val="000000"/>
+          <w:sz w:val="18"/>
+          <w:highlight w:val="lightGray"/>
+        </w:rPr>
+        <w:t>t</w:t>
+      </w:r>
+      <w:r>
+        <w:rPr>
+          <w:rFonts w:ascii="Arial" w:hAnsi="Arial" w:eastAsia="Arial" w:cs="Arial"/>
+          <w:b/>
+          <w:i w:val="0"/>
+          <w:color w:val="000000"/>
+          <w:sz w:val="18"/>
+          <w:highlight w:val="lightGray"/>
+        </w:rPr>
+        <w:t>a</w:t>
+      </w:r>
+      <w:r>
+        <w:rPr>
+          <w:rFonts w:ascii="Arial" w:hAnsi="Arial" w:eastAsia="Arial" w:cs="Arial"/>
+          <w:b/>
+          <w:i w:val="0"/>
+          <w:color w:val="000000"/>
+          <w:sz w:val="18"/>
+          <w:highlight w:val="lightGray"/>
+        </w:rPr>
+        <w:t xml:space="preserve"> </w:t>
+      </w:r>
+      <w:r>
+        <w:rPr>
+          <w:rFonts w:ascii="Arial" w:hAnsi="Arial" w:eastAsia="Arial" w:cs="Arial"/>
+          <w:b/>
+          <w:i w:val="0"/>
+          <w:color w:val="000000"/>
+          <w:sz w:val="18"/>
+          <w:highlight w:val="lightGray"/>
+        </w:rPr>
+        <w:t>P</w:t>
+      </w:r>
+      <w:r>
+        <w:rPr>
+          <w:rFonts w:ascii="Arial" w:hAnsi="Arial" w:eastAsia="Arial" w:cs="Arial"/>
+          <w:b/>
+          <w:i w:val="0"/>
+          <w:color w:val="000000"/>
+          <w:sz w:val="18"/>
+          <w:highlight w:val="lightGray"/>
+        </w:rPr>
+        <w:t>a</w:t>
+      </w:r>
+      <w:r>
+        <w:rPr>
+          <w:rFonts w:ascii="Arial" w:hAnsi="Arial" w:eastAsia="Arial" w:cs="Arial"/>
+          <w:b/>
+          <w:i w:val="0"/>
+          <w:color w:val="000000"/>
+          <w:sz w:val="18"/>
+          <w:highlight w:val="lightGray"/>
+        </w:rPr>
+        <w:t>t</w:t>
+      </w:r>
+      <w:r>
+        <w:rPr>
+          <w:rFonts w:ascii="Arial" w:hAnsi="Arial" w:eastAsia="Arial" w:cs="Arial"/>
+          <w:b/>
+          <w:i w:val="0"/>
+          <w:color w:val="000000"/>
+          <w:sz w:val="18"/>
+          <w:highlight w:val="lightGray"/>
+        </w:rPr>
+        <w:t>h</w:t>
+      </w:r>
+      <w:r>
+        <w:rPr>
+          <w:rFonts w:ascii="Arial" w:hAnsi="Arial" w:eastAsia="Arial" w:cs="Arial"/>
+          <w:b w:val="0"/>
+          <w:i w:val="0"/>
+          <w:color w:val="000000"/>
+          <w:sz w:val="18"/>
+          <w:highlight w:val="lightGray"/>
+        </w:rPr>
+        <w:t>:</w:t>
+      </w:r>
+      <w:r>
+        <w:rPr>
+          <w:rFonts w:ascii="Arial" w:hAnsi="Arial" w:eastAsia="Arial" w:cs="Arial"/>
+          <w:b w:val="0"/>
+          <w:i w:val="0"/>
+          <w:color w:val="000000"/>
+          <w:sz w:val="18"/>
+          <w:highlight w:val="lightGray"/>
+        </w:rPr>
+        <w:t xml:space="preserve"> </w:t>
+      </w:r>
+      <w:r>
+        <w:rPr>
+          <w:rFonts w:ascii="Arial" w:hAnsi="Arial" w:eastAsia="Arial" w:cs="Arial"/>
+          <w:b w:val="0"/>
+          <w:i w:val="0"/>
+          <w:color w:val="000000"/>
+          <w:sz w:val="18"/>
+          <w:highlight w:val="lightGray"/>
+        </w:rPr>
+        <w:t>P</w:t>
+      </w:r>
+      <w:r>
+        <w:rPr>
+          <w:rFonts w:ascii="Arial" w:hAnsi="Arial" w:eastAsia="Arial" w:cs="Arial"/>
+          <w:b w:val="0"/>
+          <w:i w:val="0"/>
+          <w:color w:val="000000"/>
+          <w:sz w:val="18"/>
+          <w:highlight w:val="lightGray"/>
+        </w:rPr>
+        <w:t>e</w:t>
+      </w:r>
+      <w:r>
+        <w:rPr>
+          <w:rFonts w:ascii="Arial" w:hAnsi="Arial" w:eastAsia="Arial" w:cs="Arial"/>
+          <w:b w:val="0"/>
+          <w:i w:val="0"/>
+          <w:color w:val="000000"/>
+          <w:sz w:val="18"/>
+          <w:highlight w:val="lightGray"/>
+        </w:rPr>
+        <w:t>r</w:t>
+      </w:r>
+      <w:r>
+        <w:rPr>
+          <w:rFonts w:ascii="Arial" w:hAnsi="Arial" w:eastAsia="Arial" w:cs="Arial"/>
+          <w:b w:val="0"/>
+          <w:i w:val="0"/>
+          <w:color w:val="000000"/>
+          <w:sz w:val="18"/>
+          <w:highlight w:val="lightGray"/>
+        </w:rPr>
+        <w:t>s</w:t>
+      </w:r>
+      <w:r>
+        <w:rPr>
+          <w:rFonts w:ascii="Arial" w:hAnsi="Arial" w:eastAsia="Arial" w:cs="Arial"/>
+          <w:b w:val="0"/>
+          <w:i w:val="0"/>
+          <w:color w:val="000000"/>
+          <w:sz w:val="18"/>
+          <w:highlight w:val="lightGray"/>
+        </w:rPr>
+        <w:t>o</w:t>
+      </w:r>
+      <w:r>
+        <w:rPr>
+          <w:rFonts w:ascii="Arial" w:hAnsi="Arial" w:eastAsia="Arial" w:cs="Arial"/>
+          <w:b w:val="0"/>
+          <w:i w:val="0"/>
+          <w:color w:val="000000"/>
+          <w:sz w:val="18"/>
+          <w:highlight w:val="lightGray"/>
+        </w:rPr>
+        <w:t>n</w:t>
+      </w:r>
+      <w:r>
+        <w:rPr>
+          <w:rFonts w:ascii="Arial" w:hAnsi="Arial" w:eastAsia="Arial" w:cs="Arial"/>
+          <w:b w:val="0"/>
+          <w:i w:val="0"/>
+          <w:color w:val="000000"/>
+          <w:sz w:val="18"/>
+          <w:highlight w:val="lightGray"/>
+        </w:rPr>
+        <w:t>s</w:t>
+      </w:r>
+      <w:r>
+        <w:rPr>
+          <w:rFonts w:ascii="Arial" w:hAnsi="Arial" w:eastAsia="Arial" w:cs="Arial"/>
+          <w:b w:val="0"/>
+          <w:i w:val="0"/>
+          <w:color w:val="000000"/>
+          <w:sz w:val="18"/>
+          <w:highlight w:val="lightGray"/>
+        </w:rPr>
+        <w:t xml:space="preserve"> </w:t>
+      </w:r>
+      <w:r>
+        <w:rPr>
+          <w:rFonts w:ascii="Arial" w:hAnsi="Arial" w:eastAsia="Arial" w:cs="Arial"/>
+          <w:b w:val="0"/>
+          <w:i w:val="0"/>
+          <w:color w:val="000000"/>
+          <w:sz w:val="18"/>
+          <w:highlight w:val="lightGray"/>
+        </w:rPr>
+        <w:t>T</w:t>
+      </w:r>
+      <w:r>
+        <w:rPr>
+          <w:rFonts w:ascii="Arial" w:hAnsi="Arial" w:eastAsia="Arial" w:cs="Arial"/>
+          <w:b w:val="0"/>
+          <w:i w:val="0"/>
+          <w:color w:val="000000"/>
+          <w:sz w:val="18"/>
+          <w:highlight w:val="lightGray"/>
+        </w:rPr>
+        <w:t>a</w:t>
+      </w:r>
+      <w:r>
+        <w:rPr>
+          <w:rFonts w:ascii="Arial" w:hAnsi="Arial" w:eastAsia="Arial" w:cs="Arial"/>
+          <w:b w:val="0"/>
+          <w:i w:val="0"/>
+          <w:color w:val="000000"/>
+          <w:sz w:val="18"/>
+          <w:highlight w:val="lightGray"/>
+        </w:rPr>
+        <w:t>b</w:t>
+      </w:r>
+      <w:r>
+        <w:rPr>
+          <w:rFonts w:ascii="Arial" w:hAnsi="Arial" w:eastAsia="Arial" w:cs="Arial"/>
+          <w:b w:val="0"/>
+          <w:i w:val="0"/>
+          <w:color w:val="000000"/>
+          <w:sz w:val="18"/>
+          <w:highlight w:val="lightGray"/>
+        </w:rPr>
+        <w:t>l</w:t>
+      </w:r>
+      <w:r>
+        <w:rPr>
+          <w:rFonts w:ascii="Arial" w:hAnsi="Arial" w:eastAsia="Arial" w:cs="Arial"/>
+          <w:b w:val="0"/>
+          <w:i w:val="0"/>
+          <w:color w:val="000000"/>
+          <w:sz w:val="18"/>
+          <w:highlight w:val="lightGray"/>
+        </w:rPr>
+        <w:t>e</w:t>
+      </w:r>
+      <w:r>
+        <w:rPr>
+          <w:rFonts w:ascii="Arial" w:hAnsi="Arial" w:eastAsia="Arial" w:cs="Arial"/>
+          <w:b w:val="0"/>
+          <w:i w:val="0"/>
+          <w:color w:val="000000"/>
+          <w:sz w:val="18"/>
+          <w:highlight w:val="lightGray"/>
+        </w:rPr>
+        <w:t xml:space="preserve"> </w:t>
+      </w:r>
+      <w:r>
+        <w:rPr>
+          <w:rFonts w:ascii="Arial" w:hAnsi="Arial" w:eastAsia="Arial" w:cs="Arial"/>
+          <w:b w:val="0"/>
+          <w:i w:val="0"/>
+          <w:color w:val="000000"/>
+          <w:sz w:val="18"/>
+          <w:highlight w:val="lightGray"/>
+        </w:rPr>
+        <w:t>-</w:t>
+      </w:r>
+      <w:r>
+        <w:rPr>
+          <w:rFonts w:ascii="Arial" w:hAnsi="Arial" w:eastAsia="Arial" w:cs="Arial"/>
+          <w:b w:val="0"/>
+          <w:i w:val="0"/>
+          <w:color w:val="000000"/>
+          <w:sz w:val="18"/>
+          <w:highlight w:val="lightGray"/>
+        </w:rPr>
+        <w:t>&gt;</w:t>
+      </w:r>
+      <w:r>
+        <w:rPr>
+          <w:rFonts w:ascii="Arial" w:hAnsi="Arial" w:eastAsia="Arial" w:cs="Arial"/>
+          <w:b w:val="0"/>
+          <w:i w:val="0"/>
+          <w:color w:val="000000"/>
+          <w:sz w:val="18"/>
+          <w:highlight w:val="lightGray"/>
+        </w:rPr>
+        <w:t xml:space="preserve"> </w:t>
+      </w:r>
+      <w:r>
+        <w:rPr>
+          <w:rFonts w:ascii="Arial" w:hAnsi="Arial" w:eastAsia="Arial" w:cs="Arial"/>
+          <w:b w:val="0"/>
+          <w:i w:val="0"/>
+          <w:color w:val="000000"/>
+          <w:sz w:val="18"/>
+          <w:highlight w:val="lightGray"/>
+        </w:rPr>
+        <w:t>I</w:t>
+      </w:r>
+      <w:r>
+        <w:rPr>
+          <w:rFonts w:ascii="Arial" w:hAnsi="Arial" w:eastAsia="Arial" w:cs="Arial"/>
+          <w:b w:val="0"/>
+          <w:i w:val="0"/>
+          <w:color w:val="000000"/>
+          <w:sz w:val="18"/>
+          <w:highlight w:val="lightGray"/>
+        </w:rPr>
+        <w:t>D</w:t>
+      </w:r>
+      <w:r>
+        <w:rPr>
+          <w:rFonts w:ascii="Arial" w:hAnsi="Arial" w:eastAsia="Arial" w:cs="Arial"/>
+          <w:b w:val="0"/>
+          <w:i w:val="0"/>
+          <w:color w:val="000000"/>
+          <w:sz w:val="18"/>
+          <w:highlight w:val="lightGray"/>
+        </w:rPr>
+        <w:t xml:space="preserve"> </w:t>
+      </w:r>
+      <w:r>
+        <w:rPr>
+          <w:rFonts w:ascii="Arial" w:hAnsi="Arial" w:eastAsia="Arial" w:cs="Arial"/>
+          <w:b w:val="0"/>
+          <w:i w:val="0"/>
+          <w:color w:val="000000"/>
+          <w:sz w:val="18"/>
+          <w:highlight w:val="lightGray"/>
+        </w:rPr>
+        <w:t>C</w:t>
+      </w:r>
+      <w:r>
+        <w:rPr>
+          <w:rFonts w:ascii="Arial" w:hAnsi="Arial" w:eastAsia="Arial" w:cs="Arial"/>
+          <w:b w:val="0"/>
+          <w:i w:val="0"/>
+          <w:color w:val="000000"/>
+          <w:sz w:val="18"/>
+          <w:highlight w:val="lightGray"/>
+        </w:rPr>
+        <w:t>o</w:t>
+      </w:r>
+      <w:r>
+        <w:rPr>
+          <w:rFonts w:ascii="Arial" w:hAnsi="Arial" w:eastAsia="Arial" w:cs="Arial"/>
+          <w:b w:val="0"/>
+          <w:i w:val="0"/>
+          <w:color w:val="000000"/>
+          <w:sz w:val="18"/>
+          <w:highlight w:val="lightGray"/>
+        </w:rPr>
+        <w:t>l</w:t>
+      </w:r>
+      <w:r>
+        <w:rPr>
+          <w:rFonts w:ascii="Arial" w:hAnsi="Arial" w:eastAsia="Arial" w:cs="Arial"/>
+          <w:b w:val="0"/>
+          <w:i w:val="0"/>
+          <w:color w:val="000000"/>
+          <w:sz w:val="18"/>
+          <w:highlight w:val="lightGray"/>
+        </w:rPr>
+        <w:t>u</w:t>
+      </w:r>
+      <w:r>
+        <w:rPr>
+          <w:rFonts w:ascii="Arial" w:hAnsi="Arial" w:eastAsia="Arial" w:cs="Arial"/>
+          <w:b w:val="0"/>
+          <w:i w:val="0"/>
+          <w:color w:val="000000"/>
+          <w:sz w:val="18"/>
+          <w:highlight w:val="lightGray"/>
+        </w:rPr>
+        <w:t>m</w:t>
+      </w:r>
+      <w:r>
+        <w:rPr>
+          <w:rFonts w:ascii="Arial" w:hAnsi="Arial" w:eastAsia="Arial" w:cs="Arial"/>
+          <w:b w:val="0"/>
+          <w:i w:val="0"/>
+          <w:color w:val="000000"/>
+          <w:sz w:val="18"/>
+          <w:highlight w:val="lightGray"/>
+        </w:rPr>
+        <w:t>n</w:t>
+      </w:r>
+      <w:r>
+        <w:rPr>
+          <w:rFonts w:ascii="Arial" w:hAnsi="Arial" w:eastAsia="Arial" w:cs="Arial"/>
+          <w:b w:val="0"/>
+          <w:i w:val="0"/>
+          <w:color w:val="000000"/>
+          <w:sz w:val="18"/>
+          <w:highlight w:val="lightGray"/>
+        </w:rPr>
+        <w:t>:</w:t>
+      </w:r>
+      <w:r>
+        <w:rPr>
+          <w:rFonts w:ascii="Arial" w:hAnsi="Arial" w:eastAsia="Arial" w:cs="Arial"/>
+          <w:b w:val="0"/>
+          <w:i w:val="0"/>
+          <w:color w:val="000000"/>
+          <w:sz w:val="18"/>
+          <w:highlight w:val="lightGray"/>
+        </w:rPr>
+        <w:t xml:space="preserve"> </w:t>
+      </w:r>
+      <w:r>
+        <w:rPr>
+          <w:rFonts w:ascii="Arial" w:hAnsi="Arial" w:eastAsia="Arial" w:cs="Arial"/>
+          <w:b w:val="0"/>
+          <w:i w:val="0"/>
+          <w:color w:val="000000"/>
+          <w:sz w:val="18"/>
+          <w:highlight w:val="lightGray"/>
+        </w:rPr>
+        <w:t>1</w:t>
+      </w:r>
+      <w:r>
+        <w:rPr>
+          <w:rFonts w:ascii="Arial" w:hAnsi="Arial" w:eastAsia="Arial" w:cs="Arial"/>
+          <w:b w:val="0"/>
+          <w:i w:val="0"/>
+          <w:color w:val="000000"/>
+          <w:sz w:val="18"/>
+          <w:highlight w:val="lightGray"/>
+        </w:rPr>
+        <w:t>,</w:t>
+      </w:r>
+      <w:r>
+        <w:rPr>
+          <w:rFonts w:ascii="Arial" w:hAnsi="Arial" w:eastAsia="Arial" w:cs="Arial"/>
+          <w:b w:val="0"/>
+          <w:i w:val="0"/>
+          <w:color w:val="000000"/>
+          <w:sz w:val="18"/>
+          <w:highlight w:val="lightGray"/>
+        </w:rPr>
+        <w:t xml:space="preserve"> </w:t>
+      </w:r>
+      <w:r>
+        <w:rPr>
+          <w:rFonts w:ascii="Arial" w:hAnsi="Arial" w:eastAsia="Arial" w:cs="Arial"/>
+          <w:b w:val="0"/>
+          <w:i w:val="0"/>
+          <w:color w:val="000000"/>
+          <w:sz w:val="18"/>
+          <w:highlight w:val="lightGray"/>
+        </w:rPr>
+        <w:t>N</w:t>
+      </w:r>
+      <w:r>
+        <w:rPr>
+          <w:rFonts w:ascii="Arial" w:hAnsi="Arial" w:eastAsia="Arial" w:cs="Arial"/>
+          <w:b w:val="0"/>
+          <w:i w:val="0"/>
+          <w:color w:val="000000"/>
+          <w:sz w:val="18"/>
+          <w:highlight w:val="lightGray"/>
+        </w:rPr>
+        <w:t>a</w:t>
+      </w:r>
+      <w:r>
+        <w:rPr>
+          <w:rFonts w:ascii="Arial" w:hAnsi="Arial" w:eastAsia="Arial" w:cs="Arial"/>
+          <w:b w:val="0"/>
+          <w:i w:val="0"/>
+          <w:color w:val="000000"/>
+          <w:sz w:val="18"/>
+          <w:highlight w:val="lightGray"/>
+        </w:rPr>
+        <w:t>m</w:t>
+      </w:r>
+      <w:r>
+        <w:rPr>
+          <w:rFonts w:ascii="Arial" w:hAnsi="Arial" w:eastAsia="Arial" w:cs="Arial"/>
+          <w:b w:val="0"/>
+          <w:i w:val="0"/>
+          <w:color w:val="000000"/>
+          <w:sz w:val="18"/>
+          <w:highlight w:val="lightGray"/>
+        </w:rPr>
+        <w:t>e</w:t>
+      </w:r>
+      <w:r>
+        <w:rPr>
+          <w:rFonts w:ascii="Arial" w:hAnsi="Arial" w:eastAsia="Arial" w:cs="Arial"/>
+          <w:b w:val="0"/>
+          <w:i w:val="0"/>
+          <w:color w:val="000000"/>
+          <w:sz w:val="18"/>
+          <w:highlight w:val="lightGray"/>
+        </w:rPr>
+        <w:t>_</w:t>
+      </w:r>
+      <w:r>
+        <w:rPr>
+          <w:rFonts w:ascii="Arial" w:hAnsi="Arial" w:eastAsia="Arial" w:cs="Arial"/>
+          <w:b w:val="0"/>
+          <w:i w:val="0"/>
+          <w:color w:val="000000"/>
+          <w:sz w:val="18"/>
+          <w:highlight w:val="lightGray"/>
+        </w:rPr>
+        <w:t>E</w:t>
+      </w:r>
+      <w:r>
+        <w:rPr>
+          <w:rFonts w:ascii="Arial" w:hAnsi="Arial" w:eastAsia="Arial" w:cs="Arial"/>
+          <w:b w:val="0"/>
+          <w:i w:val="0"/>
+          <w:color w:val="000000"/>
+          <w:sz w:val="18"/>
+          <w:highlight w:val="lightGray"/>
+        </w:rPr>
+        <w:t>n</w:t>
+      </w:r>
+      <w:r>
+        <w:rPr>
+          <w:rFonts w:ascii="Arial" w:hAnsi="Arial" w:eastAsia="Arial" w:cs="Arial"/>
+          <w:b w:val="0"/>
+          <w:i w:val="0"/>
+          <w:color w:val="000000"/>
+          <w:sz w:val="18"/>
+          <w:highlight w:val="lightGray"/>
+        </w:rPr>
+        <w:t xml:space="preserve"> </w:t>
+      </w:r>
+      <w:r>
+        <w:rPr>
+          <w:rFonts w:ascii="Arial" w:hAnsi="Arial" w:eastAsia="Arial" w:cs="Arial"/>
+          <w:b w:val="0"/>
+          <w:i w:val="0"/>
+          <w:color w:val="000000"/>
+          <w:sz w:val="18"/>
+          <w:highlight w:val="lightGray"/>
+        </w:rPr>
+        <w:t>C</w:t>
+      </w:r>
+      <w:r>
+        <w:rPr>
+          <w:rFonts w:ascii="Arial" w:hAnsi="Arial" w:eastAsia="Arial" w:cs="Arial"/>
+          <w:b w:val="0"/>
+          <w:i w:val="0"/>
+          <w:color w:val="000000"/>
+          <w:sz w:val="18"/>
+          <w:highlight w:val="lightGray"/>
+        </w:rPr>
+        <w:t>o</w:t>
+      </w:r>
+      <w:r>
+        <w:rPr>
+          <w:rFonts w:ascii="Arial" w:hAnsi="Arial" w:eastAsia="Arial" w:cs="Arial"/>
+          <w:b w:val="0"/>
+          <w:i w:val="0"/>
+          <w:color w:val="000000"/>
+          <w:sz w:val="18"/>
+          <w:highlight w:val="lightGray"/>
+        </w:rPr>
+        <w:t>l</w:t>
+      </w:r>
+      <w:r>
+        <w:rPr>
+          <w:rFonts w:ascii="Arial" w:hAnsi="Arial" w:eastAsia="Arial" w:cs="Arial"/>
+          <w:b w:val="0"/>
+          <w:i w:val="0"/>
+          <w:color w:val="000000"/>
+          <w:sz w:val="18"/>
+          <w:highlight w:val="lightGray"/>
+        </w:rPr>
+        <w:t>u</w:t>
+      </w:r>
+      <w:r>
+        <w:rPr>
+          <w:rFonts w:ascii="Arial" w:hAnsi="Arial" w:eastAsia="Arial" w:cs="Arial"/>
+          <w:b w:val="0"/>
+          <w:i w:val="0"/>
+          <w:color w:val="000000"/>
+          <w:sz w:val="18"/>
+          <w:highlight w:val="lightGray"/>
+        </w:rPr>
+        <w:t>m</w:t>
+      </w:r>
+      <w:r>
+        <w:rPr>
+          <w:rFonts w:ascii="Arial" w:hAnsi="Arial" w:eastAsia="Arial" w:cs="Arial"/>
+          <w:b w:val="0"/>
+          <w:i w:val="0"/>
+          <w:color w:val="000000"/>
+          <w:sz w:val="18"/>
+          <w:highlight w:val="lightGray"/>
+        </w:rPr>
+        <w:t>n</w:t>
+      </w:r>
+      <w:r>
+        <w:rPr>
+          <w:rFonts w:ascii="Arial" w:hAnsi="Arial" w:eastAsia="Arial" w:cs="Arial"/>
+          <w:b w:val="0"/>
+          <w:i w:val="0"/>
+          <w:color w:val="000000"/>
+          <w:sz w:val="18"/>
+          <w:highlight w:val="lightGray"/>
+        </w:rPr>
+        <w:t>:</w:t>
+      </w:r>
+      <w:r>
+        <w:rPr>
+          <w:rFonts w:ascii="Arial" w:hAnsi="Arial" w:eastAsia="Arial" w:cs="Arial"/>
+          <w:b w:val="0"/>
+          <w:i w:val="0"/>
+          <w:color w:val="000000"/>
+          <w:sz w:val="18"/>
+          <w:highlight w:val="lightGray"/>
+        </w:rPr>
+        <w:t xml:space="preserve"> </w:t>
+      </w:r>
+      <w:r>
+        <w:rPr>
+          <w:rFonts w:ascii="Arial" w:hAnsi="Arial" w:eastAsia="Arial" w:cs="Arial"/>
+          <w:b w:val="0"/>
+          <w:i w:val="0"/>
+          <w:color w:val="000000"/>
+          <w:sz w:val="18"/>
+          <w:highlight w:val="lightGray"/>
+        </w:rPr>
+        <w:t>M</w:t>
+      </w:r>
+      <w:r>
+        <w:rPr>
+          <w:rFonts w:ascii="Arial" w:hAnsi="Arial" w:eastAsia="Arial" w:cs="Arial"/>
+          <w:b w:val="0"/>
+          <w:i w:val="0"/>
+          <w:color w:val="000000"/>
+          <w:sz w:val="18"/>
+          <w:highlight w:val="lightGray"/>
+        </w:rPr>
+        <w:t>o</w:t>
+      </w:r>
+      <w:r>
+        <w:rPr>
+          <w:rFonts w:ascii="Arial" w:hAnsi="Arial" w:eastAsia="Arial" w:cs="Arial"/>
+          <w:b w:val="0"/>
+          <w:i w:val="0"/>
+          <w:color w:val="000000"/>
+          <w:sz w:val="18"/>
+          <w:highlight w:val="lightGray"/>
+        </w:rPr>
+        <w:t>t</w:t>
+      </w:r>
+      <w:r>
+        <w:rPr>
+          <w:rFonts w:ascii="Arial" w:hAnsi="Arial" w:eastAsia="Arial" w:cs="Arial"/>
+          <w:b w:val="0"/>
+          <w:i w:val="0"/>
+          <w:color w:val="000000"/>
+          <w:sz w:val="18"/>
+          <w:highlight w:val="lightGray"/>
+        </w:rPr>
+        <w:t>a</w:t>
+      </w:r>
+      <w:r>
+        <w:rPr>
+          <w:rFonts w:ascii="Arial" w:hAnsi="Arial" w:eastAsia="Arial" w:cs="Arial"/>
+          <w:b w:val="0"/>
+          <w:i w:val="0"/>
+          <w:color w:val="000000"/>
+          <w:sz w:val="18"/>
+          <w:highlight w:val="lightGray"/>
+        </w:rPr>
+        <w:t>s</w:t>
+      </w:r>
+      <w:r>
+        <w:rPr>
+          <w:rFonts w:ascii="Arial" w:hAnsi="Arial" w:eastAsia="Arial" w:cs="Arial"/>
+          <w:b w:val="0"/>
+          <w:i w:val="0"/>
+          <w:color w:val="000000"/>
+          <w:sz w:val="18"/>
+          <w:highlight w:val="lightGray"/>
+        </w:rPr>
+        <w:t>e</w:t>
+      </w:r>
+      <w:r>
+        <w:rPr>
+          <w:rFonts w:ascii="Arial" w:hAnsi="Arial" w:eastAsia="Arial" w:cs="Arial"/>
+          <w:b w:val="0"/>
+          <w:i w:val="0"/>
+          <w:color w:val="000000"/>
+          <w:sz w:val="18"/>
+          <w:highlight w:val="lightGray"/>
+        </w:rPr>
+        <w:t>m</w:t>
+      </w:r>
+      <w:r>
+        <w:rPr>
+          <w:rFonts w:ascii="Arial" w:hAnsi="Arial" w:eastAsia="Arial" w:cs="Arial"/>
+          <w:b w:val="0"/>
+          <w:i w:val="0"/>
+          <w:color w:val="000000"/>
+          <w:sz w:val="18"/>
+          <w:highlight w:val="lightGray"/>
+        </w:rPr>
+        <w:t xml:space="preserve"> </w:t>
+      </w:r>
+      <w:r>
+        <w:rPr>
+          <w:rFonts w:ascii="Arial" w:hAnsi="Arial" w:eastAsia="Arial" w:cs="Arial"/>
+          <w:b w:val="0"/>
+          <w:i w:val="0"/>
+          <w:color w:val="000000"/>
+          <w:sz w:val="18"/>
+          <w:highlight w:val="lightGray"/>
+        </w:rPr>
+        <w:t>E</w:t>
+      </w:r>
+      <w:r>
+        <w:rPr>
+          <w:rFonts w:ascii="Arial" w:hAnsi="Arial" w:eastAsia="Arial" w:cs="Arial"/>
+          <w:b w:val="0"/>
+          <w:i w:val="0"/>
+          <w:color w:val="000000"/>
+          <w:sz w:val="18"/>
+          <w:highlight w:val="lightGray"/>
+        </w:rPr>
+        <w:t>s</w:t>
+      </w:r>
+      <w:r>
+        <w:rPr>
+          <w:rFonts w:ascii="Arial" w:hAnsi="Arial" w:eastAsia="Arial" w:cs="Arial"/>
+          <w:b w:val="0"/>
+          <w:i w:val="0"/>
+          <w:color w:val="000000"/>
+          <w:sz w:val="18"/>
+          <w:highlight w:val="lightGray"/>
+        </w:rPr>
+        <w:t>s</w:t>
+      </w:r>
+      <w:r>
+        <w:rPr>
+          <w:rFonts w:ascii="Arial" w:hAnsi="Arial" w:eastAsia="Arial" w:cs="Arial"/>
+          <w:b w:val="0"/>
+          <w:i w:val="0"/>
+          <w:color w:val="000000"/>
+          <w:sz w:val="18"/>
+          <w:highlight w:val="lightGray"/>
+        </w:rPr>
+        <w:t>a</w:t>
+      </w:r>
+      <w:r>
+        <w:rPr>
+          <w:rFonts w:ascii="Arial" w:hAnsi="Arial" w:eastAsia="Arial" w:cs="Arial"/>
+          <w:b w:val="0"/>
+          <w:i w:val="0"/>
+          <w:color w:val="000000"/>
+          <w:sz w:val="18"/>
+          <w:highlight w:val="lightGray"/>
+        </w:rPr>
+        <w:t>m</w:t>
+      </w:r>
+      <w:r>
+        <w:rPr>
+          <w:rFonts w:ascii="Arial" w:hAnsi="Arial" w:eastAsia="Arial" w:cs="Arial"/>
+          <w:b w:val="0"/>
+          <w:i w:val="0"/>
+          <w:color w:val="000000"/>
+          <w:sz w:val="18"/>
+          <w:highlight w:val="lightGray"/>
+        </w:rPr>
+        <w:t>]</w:t>
+      </w:r>
+      <w:r>
+        <w:rPr>
+          <w:rFonts w:ascii="Arial" w:hAnsi="Arial" w:eastAsia="Arial" w:cs="Arial"/>
+          <w:b w:val="0"/>
+          <w:i w:val="0"/>
+          <w:color w:val="000000"/>
+          <w:sz w:val="18"/>
+          <w:highlight w:val="lightGray"/>
+        </w:rPr>
+        <w:t xml:space="preserve"> </w:t>
+      </w:r>
+      <w:r>
+        <w:rPr>
+          <w:rFonts w:ascii="Arial" w:hAnsi="Arial" w:eastAsia="Arial" w:cs="Arial"/>
+          <w:b w:val="0"/>
+          <w:i w:val="0"/>
+          <w:color w:val="000000"/>
+          <w:sz w:val="18"/>
+          <w:highlight w:val="lightGray"/>
+        </w:rPr>
+        <w:t>-</w:t>
+      </w:r>
+      <w:r>
+        <w:rPr>
+          <w:rFonts w:ascii="Arial" w:hAnsi="Arial" w:eastAsia="Arial" w:cs="Arial"/>
+          <w:b w:val="0"/>
+          <w:i w:val="0"/>
+          <w:color w:val="000000"/>
+          <w:sz w:val="18"/>
+          <w:highlight w:val="lightGray"/>
+        </w:rPr>
+        <w:t>&gt;</w:t>
+      </w:r>
+      <w:r>
+        <w:rPr>
+          <w:rFonts w:ascii="Arial" w:hAnsi="Arial" w:eastAsia="Arial" w:cs="Arial"/>
+          <w:b w:val="0"/>
+          <w:i w:val="0"/>
+          <w:color w:val="000000"/>
+          <w:sz w:val="18"/>
+          <w:highlight w:val="lightGray"/>
+        </w:rPr>
+        <w:t xml:space="preserve"> </w:t>
+      </w:r>
+      <w:r>
+        <w:rPr>
+          <w:rFonts w:ascii="Arial" w:hAnsi="Arial" w:eastAsia="Arial" w:cs="Arial"/>
+          <w:b/>
+          <w:i w:val="0"/>
+          <w:color w:val="000000"/>
+          <w:sz w:val="18"/>
+          <w:highlight w:val="lightGray"/>
+        </w:rPr>
+        <w:t>F</w:t>
+      </w:r>
+      <w:r>
+        <w:rPr>
+          <w:rFonts w:ascii="Arial" w:hAnsi="Arial" w:eastAsia="Arial" w:cs="Arial"/>
+          <w:b/>
+          <w:i w:val="0"/>
+          <w:color w:val="000000"/>
+          <w:sz w:val="18"/>
+          <w:highlight w:val="lightGray"/>
+        </w:rPr>
+        <w:t>r</w:t>
+      </w:r>
+      <w:r>
+        <w:rPr>
+          <w:rFonts w:ascii="Arial" w:hAnsi="Arial" w:eastAsia="Arial" w:cs="Arial"/>
+          <w:b/>
+          <w:i w:val="0"/>
+          <w:color w:val="000000"/>
+          <w:sz w:val="18"/>
+          <w:highlight w:val="lightGray"/>
+        </w:rPr>
+        <w:t>o</w:t>
+      </w:r>
+      <w:r>
+        <w:rPr>
+          <w:rFonts w:ascii="Arial" w:hAnsi="Arial" w:eastAsia="Arial" w:cs="Arial"/>
+          <w:b/>
+          <w:i w:val="0"/>
+          <w:color w:val="000000"/>
+          <w:sz w:val="18"/>
+          <w:highlight w:val="lightGray"/>
+        </w:rPr>
+        <w:t>m</w:t>
+      </w:r>
+      <w:r>
+        <w:rPr>
+          <w:rFonts w:ascii="Arial" w:hAnsi="Arial" w:eastAsia="Arial" w:cs="Arial"/>
+          <w:b/>
+          <w:i w:val="0"/>
+          <w:color w:val="000000"/>
+          <w:sz w:val="18"/>
+          <w:highlight w:val="lightGray"/>
+        </w:rPr>
+        <w:t>:</w:t>
+      </w:r>
+      <w:r>
+        <w:rPr>
+          <w:rFonts w:ascii="Arial" w:hAnsi="Arial" w:eastAsia="Arial" w:cs="Arial"/>
+          <w:b w:val="0"/>
+          <w:i w:val="0"/>
+          <w:color w:val="000000"/>
+          <w:sz w:val="18"/>
+          <w:highlight w:val="lightGray"/>
+        </w:rPr>
+        <w:t xml:space="preserve"> </w:t>
+      </w:r>
+      <w:r>
+        <w:rPr>
+          <w:rFonts w:ascii="Arial" w:hAnsi="Arial" w:eastAsia="Arial" w:cs="Arial"/>
+          <w:b w:val="0"/>
+          <w:i w:val="0"/>
+          <w:color w:val="000000"/>
+          <w:sz w:val="18"/>
+          <w:highlight w:val="lightGray"/>
+        </w:rPr>
+        <w:t>[</w:t>
+      </w:r>
+      <w:r>
+        <w:rPr>
+          <w:rFonts w:ascii="Arial" w:hAnsi="Arial" w:eastAsia="Arial" w:cs="Arial"/>
+          <w:b w:val="0"/>
+          <w:i w:val="0"/>
+          <w:color w:val="000000"/>
+          <w:sz w:val="18"/>
+          <w:highlight w:val="lightGray"/>
+        </w:rPr>
+        <w:t>C</w:t>
+      </w:r>
+      <w:r>
+        <w:rPr>
+          <w:rFonts w:ascii="Arial" w:hAnsi="Arial" w:eastAsia="Arial" w:cs="Arial"/>
+          <w:b w:val="0"/>
+          <w:i w:val="0"/>
+          <w:color w:val="000000"/>
+          <w:sz w:val="18"/>
+          <w:highlight w:val="lightGray"/>
+        </w:rPr>
+        <w:t>h</w:t>
+      </w:r>
+      <w:r>
+        <w:rPr>
+          <w:rFonts w:ascii="Arial" w:hAnsi="Arial" w:eastAsia="Arial" w:cs="Arial"/>
+          <w:b w:val="0"/>
+          <w:i w:val="0"/>
+          <w:color w:val="000000"/>
+          <w:sz w:val="18"/>
+          <w:highlight w:val="lightGray"/>
+        </w:rPr>
+        <w:t>a</w:t>
+      </w:r>
+      <w:r>
+        <w:rPr>
+          <w:rFonts w:ascii="Arial" w:hAnsi="Arial" w:eastAsia="Arial" w:cs="Arial"/>
+          <w:b w:val="0"/>
+          <w:i w:val="0"/>
+          <w:color w:val="000000"/>
+          <w:sz w:val="18"/>
+          <w:highlight w:val="lightGray"/>
+        </w:rPr>
+        <w:t>t</w:t>
+      </w:r>
+      <w:r>
+        <w:rPr>
+          <w:rFonts w:ascii="Arial" w:hAnsi="Arial" w:eastAsia="Arial" w:cs="Arial"/>
+          <w:b w:val="0"/>
+          <w:i w:val="0"/>
+          <w:color w:val="000000"/>
+          <w:sz w:val="18"/>
+          <w:highlight w:val="lightGray"/>
+        </w:rPr>
+        <w:t>G</w:t>
+      </w:r>
+      <w:r>
+        <w:rPr>
+          <w:rFonts w:ascii="Arial" w:hAnsi="Arial" w:eastAsia="Arial" w:cs="Arial"/>
+          <w:b w:val="0"/>
+          <w:i w:val="0"/>
+          <w:color w:val="000000"/>
+          <w:sz w:val="18"/>
+          <w:highlight w:val="lightGray"/>
+        </w:rPr>
+        <w:t>P</w:t>
+      </w:r>
+      <w:r>
+        <w:rPr>
+          <w:rFonts w:ascii="Arial" w:hAnsi="Arial" w:eastAsia="Arial" w:cs="Arial"/>
+          <w:b w:val="0"/>
+          <w:i w:val="0"/>
+          <w:color w:val="000000"/>
+          <w:sz w:val="18"/>
+          <w:highlight w:val="lightGray"/>
+        </w:rPr>
+        <w:t>T</w:t>
+      </w:r>
+      <w:r>
+        <w:rPr>
+          <w:rFonts w:ascii="Arial" w:hAnsi="Arial" w:eastAsia="Arial" w:cs="Arial"/>
+          <w:b w:val="0"/>
+          <w:i w:val="0"/>
+          <w:color w:val="000000"/>
+          <w:sz w:val="18"/>
+          <w:highlight w:val="lightGray"/>
+        </w:rPr>
+        <w:t>]</w:t>
+      </w:r>
+      <w:r>
+        <w:rPr>
+          <w:rFonts w:ascii="Arial" w:hAnsi="Arial" w:eastAsia="Arial" w:cs="Arial"/>
+          <w:b w:val="0"/>
+          <w:i w:val="0"/>
+          <w:color w:val="000000"/>
+          <w:sz w:val="18"/>
+          <w:highlight w:val="lightGray"/>
+        </w:rPr>
+        <w:t xml:space="preserve"> </w:t>
+      </w:r>
+      <w:r>
+        <w:rPr>
+          <w:rFonts w:ascii="Arial" w:hAnsi="Arial" w:eastAsia="Arial" w:cs="Arial"/>
+          <w:b/>
+          <w:i w:val="0"/>
+          <w:color w:val="000000"/>
+          <w:sz w:val="18"/>
+          <w:highlight w:val="lightGray"/>
+        </w:rPr>
+        <w:t>o</w:t>
+      </w:r>
+      <w:r>
+        <w:rPr>
+          <w:rFonts w:ascii="Arial" w:hAnsi="Arial" w:eastAsia="Arial" w:cs="Arial"/>
+          <w:b/>
+          <w:i w:val="0"/>
+          <w:color w:val="000000"/>
+          <w:sz w:val="18"/>
+          <w:highlight w:val="lightGray"/>
+        </w:rPr>
+        <w:t>n</w:t>
+      </w:r>
+      <w:r>
+        <w:rPr>
+          <w:rFonts w:ascii="Arial" w:hAnsi="Arial" w:eastAsia="Arial" w:cs="Arial"/>
+          <w:b/>
+          <w:i w:val="0"/>
+          <w:color w:val="000000"/>
+          <w:sz w:val="18"/>
+          <w:highlight w:val="lightGray"/>
+        </w:rPr>
+        <w:t xml:space="preserve"> </w:t>
+      </w:r>
+      <w:r>
+        <w:rPr>
+          <w:rFonts w:ascii="Arial" w:hAnsi="Arial" w:eastAsia="Arial" w:cs="Arial"/>
+          <w:b w:val="0"/>
+          <w:i w:val="0"/>
+          <w:color w:val="000000"/>
+          <w:sz w:val="18"/>
+          <w:highlight w:val="lightGray"/>
+        </w:rPr>
+        <w:t>[</w:t>
+      </w:r>
+      <w:r>
+        <w:rPr>
+          <w:rFonts w:ascii="Arial" w:hAnsi="Arial" w:eastAsia="Arial" w:cs="Arial"/>
+          <w:b w:val="0"/>
+          <w:i w:val="0"/>
+          <w:color w:val="000000"/>
+          <w:sz w:val="18"/>
+          <w:highlight w:val="lightGray"/>
+        </w:rPr>
+        <w:t>8</w:t>
+      </w:r>
+      <w:r>
+        <w:rPr>
+          <w:rFonts w:ascii="Arial" w:hAnsi="Arial" w:eastAsia="Arial" w:cs="Arial"/>
+          <w:b w:val="0"/>
+          <w:i w:val="0"/>
+          <w:color w:val="000000"/>
+          <w:sz w:val="18"/>
+          <w:highlight w:val="lightGray"/>
+        </w:rPr>
+        <w:t>/</w:t>
+      </w:r>
+      <w:r>
+        <w:rPr>
+          <w:rFonts w:ascii="Arial" w:hAnsi="Arial" w:eastAsia="Arial" w:cs="Arial"/>
+          <w:b w:val="0"/>
+          <w:i w:val="0"/>
+          <w:color w:val="000000"/>
+          <w:sz w:val="18"/>
+          <w:highlight w:val="lightGray"/>
+        </w:rPr>
+        <w:t>1</w:t>
+      </w:r>
+      <w:r>
+        <w:rPr>
+          <w:rFonts w:ascii="Arial" w:hAnsi="Arial" w:eastAsia="Arial" w:cs="Arial"/>
+          <w:b w:val="0"/>
+          <w:i w:val="0"/>
+          <w:color w:val="000000"/>
+          <w:sz w:val="18"/>
+          <w:highlight w:val="lightGray"/>
+        </w:rPr>
+        <w:t>/</w:t>
+      </w:r>
+      <w:r>
+        <w:rPr>
+          <w:rFonts w:ascii="Arial" w:hAnsi="Arial" w:eastAsia="Arial" w:cs="Arial"/>
+          <w:b w:val="0"/>
+          <w:i w:val="0"/>
+          <w:color w:val="000000"/>
+          <w:sz w:val="18"/>
+          <w:highlight w:val="lightGray"/>
+        </w:rPr>
+        <w:t>2</w:t>
+      </w:r>
+      <w:r>
+        <w:rPr>
+          <w:rFonts w:ascii="Arial" w:hAnsi="Arial" w:eastAsia="Arial" w:cs="Arial"/>
+          <w:b w:val="0"/>
+          <w:i w:val="0"/>
+          <w:color w:val="000000"/>
+          <w:sz w:val="18"/>
+          <w:highlight w:val="lightGray"/>
+        </w:rPr>
+        <w:t>0</w:t>
+      </w:r>
+      <w:r>
+        <w:rPr>
+          <w:rFonts w:ascii="Arial" w:hAnsi="Arial" w:eastAsia="Arial" w:cs="Arial"/>
+          <w:b w:val="0"/>
+          <w:i w:val="0"/>
+          <w:color w:val="000000"/>
+          <w:sz w:val="18"/>
+          <w:highlight w:val="lightGray"/>
+        </w:rPr>
+        <w:t>2</w:t>
+      </w:r>
+      <w:r>
+        <w:rPr>
+          <w:rFonts w:ascii="Arial" w:hAnsi="Arial" w:eastAsia="Arial" w:cs="Arial"/>
+          <w:b w:val="0"/>
+          <w:i w:val="0"/>
+          <w:color w:val="000000"/>
+          <w:sz w:val="18"/>
+          <w:highlight w:val="lightGray"/>
+        </w:rPr>
+        <w:t>5</w:t>
+      </w:r>
+      <w:r>
+        <w:rPr>
+          <w:rFonts w:ascii="Arial" w:hAnsi="Arial" w:eastAsia="Arial" w:cs="Arial"/>
+          <w:b w:val="0"/>
+          <w:i w:val="0"/>
+          <w:color w:val="000000"/>
+          <w:sz w:val="18"/>
+          <w:highlight w:val="lightGray"/>
+        </w:rPr>
+        <w:t>]</w:t>
       </w:r>
     </w:p>
     <w:p>
@@ -611,6 +3577,7 @@
                 <w:rFonts w:ascii="Roboto Mono" w:eastAsia="Roboto Mono" w:hAnsi="Roboto Mono" w:cs="Roboto Mono"/>
                 <w:b/>
               </w:rPr>
+              <w:lastRenderedPageBreak/>
               <w:t>Pronunciation</w:t>
             </w:r>
           </w:p>
@@ -884,60 +3851,1543 @@
       </w:pPr>
       <w:r>
         <w:rPr>
-          <w:rFonts w:ascii="Arial" w:eastAsia="Arial" w:hAnsi="Arial" w:cs="Arial"/>
-          <w:b/>
-          <w:color w:val="000000"/>
-          <w:sz w:val="18"/>
-          <w:highlight w:val="lightGray"/>
-        </w:rPr>
-        <w:t># Source: AI Source: Provided by: [Data Path</w:t>
-      </w:r>
-      <w:r>
-        <w:rPr>
-          <w:rFonts w:ascii="Arial" w:eastAsia="Arial" w:hAnsi="Arial" w:cs="Arial"/>
-          <w:color w:val="000000"/>
-          <w:sz w:val="18"/>
-          <w:highlight w:val="lightGray"/>
-        </w:rPr>
-        <w:t xml:space="preserve">: Persons Table -&gt; ID Column: 1, Name_En Column: Motasem Essam] -&gt; </w:t>
-      </w:r>
-      <w:r>
-        <w:rPr>
-          <w:rFonts w:ascii="Arial" w:eastAsia="Arial" w:hAnsi="Arial" w:cs="Arial"/>
-          <w:b/>
-          <w:color w:val="000000"/>
-          <w:sz w:val="18"/>
-          <w:highlight w:val="lightGray"/>
-        </w:rPr>
-        <w:t>From:</w:t>
-      </w:r>
-      <w:r>
-        <w:rPr>
-          <w:rFonts w:ascii="Arial" w:eastAsia="Arial" w:hAnsi="Arial" w:cs="Arial"/>
-          <w:color w:val="000000"/>
-          <w:sz w:val="18"/>
-          <w:highlight w:val="lightGray"/>
-        </w:rPr>
-        <w:t xml:space="preserve"> [Chatgpt (GPT-4-turbo)] </w:t>
-      </w:r>
-      <w:r>
-        <w:rPr>
-          <w:rFonts w:ascii="Arial" w:eastAsia="Arial" w:hAnsi="Arial" w:cs="Arial"/>
-          <w:b/>
-          <w:color w:val="000000"/>
-          <w:sz w:val="18"/>
-          <w:highlight w:val="lightGray"/>
-        </w:rPr>
-        <w:t>on</w:t>
-      </w:r>
-      <w:r>
-        <w:rPr>
-          <w:rFonts w:ascii="Arial" w:eastAsia="Arial" w:hAnsi="Arial"/>
-          <w:b/>
-          <w:sz w:val="18"/>
-          <w:highlight w:val="lightGray"/>
-        </w:rPr>
-        <w:t xml:space="preserve"> [8/1/2025]</w:t>
+          <w:rFonts w:ascii="Arial" w:hAnsi="Arial" w:eastAsia="Arial" w:cs="Arial"/>
+          <w:b/>
+          <w:i w:val="0"/>
+          <w:color w:val="000000"/>
+          <w:sz w:val="18"/>
+          <w:highlight w:val="lightGray"/>
+        </w:rPr>
+        <w:t>#</w:t>
+      </w:r>
+      <w:r>
+        <w:rPr>
+          <w:rFonts w:ascii="Arial" w:hAnsi="Arial" w:eastAsia="Arial" w:cs="Arial"/>
+          <w:b/>
+          <w:i w:val="0"/>
+          <w:color w:val="000000"/>
+          <w:sz w:val="18"/>
+          <w:highlight w:val="lightGray"/>
+        </w:rPr>
+        <w:t xml:space="preserve"> </w:t>
+      </w:r>
+      <w:r>
+        <w:rPr>
+          <w:rFonts w:ascii="Arial" w:hAnsi="Arial" w:eastAsia="Arial" w:cs="Arial"/>
+          <w:b/>
+          <w:i w:val="0"/>
+          <w:color w:val="000000"/>
+          <w:sz w:val="18"/>
+          <w:highlight w:val="lightGray"/>
+        </w:rPr>
+        <w:t>S</w:t>
+      </w:r>
+      <w:r>
+        <w:rPr>
+          <w:rFonts w:ascii="Arial" w:hAnsi="Arial" w:eastAsia="Arial" w:cs="Arial"/>
+          <w:b/>
+          <w:i w:val="0"/>
+          <w:color w:val="000000"/>
+          <w:sz w:val="18"/>
+          <w:highlight w:val="lightGray"/>
+        </w:rPr>
+        <w:t>o</w:t>
+      </w:r>
+      <w:r>
+        <w:rPr>
+          <w:rFonts w:ascii="Arial" w:hAnsi="Arial" w:eastAsia="Arial" w:cs="Arial"/>
+          <w:b/>
+          <w:i w:val="0"/>
+          <w:color w:val="000000"/>
+          <w:sz w:val="18"/>
+          <w:highlight w:val="lightGray"/>
+        </w:rPr>
+        <w:t>u</w:t>
+      </w:r>
+      <w:r>
+        <w:rPr>
+          <w:rFonts w:ascii="Arial" w:hAnsi="Arial" w:eastAsia="Arial" w:cs="Arial"/>
+          <w:b/>
+          <w:i w:val="0"/>
+          <w:color w:val="000000"/>
+          <w:sz w:val="18"/>
+          <w:highlight w:val="lightGray"/>
+        </w:rPr>
+        <w:t>r</w:t>
+      </w:r>
+      <w:r>
+        <w:rPr>
+          <w:rFonts w:ascii="Arial" w:hAnsi="Arial" w:eastAsia="Arial" w:cs="Arial"/>
+          <w:b/>
+          <w:i w:val="0"/>
+          <w:color w:val="000000"/>
+          <w:sz w:val="18"/>
+          <w:highlight w:val="lightGray"/>
+        </w:rPr>
+        <w:t>c</w:t>
+      </w:r>
+      <w:r>
+        <w:rPr>
+          <w:rFonts w:ascii="Arial" w:hAnsi="Arial" w:eastAsia="Arial" w:cs="Arial"/>
+          <w:b/>
+          <w:i w:val="0"/>
+          <w:color w:val="000000"/>
+          <w:sz w:val="18"/>
+          <w:highlight w:val="lightGray"/>
+        </w:rPr>
+        <w:t>e</w:t>
+      </w:r>
+      <w:r>
+        <w:rPr>
+          <w:rFonts w:ascii="Arial" w:hAnsi="Arial" w:eastAsia="Arial" w:cs="Arial"/>
+          <w:b/>
+          <w:i w:val="0"/>
+          <w:color w:val="000000"/>
+          <w:sz w:val="18"/>
+          <w:highlight w:val="lightGray"/>
+        </w:rPr>
+        <w:t>:</w:t>
+      </w:r>
+      <w:r>
+        <w:rPr>
+          <w:rFonts w:ascii="Arial" w:hAnsi="Arial" w:eastAsia="Arial" w:cs="Arial"/>
+          <w:b/>
+          <w:i w:val="0"/>
+          <w:color w:val="000000"/>
+          <w:sz w:val="18"/>
+          <w:highlight w:val="lightGray"/>
+        </w:rPr>
+        <w:t xml:space="preserve"> </w:t>
+      </w:r>
+      <w:r>
+        <w:rPr>
+          <w:rFonts w:ascii="Arial" w:hAnsi="Arial" w:eastAsia="Arial" w:cs="Arial"/>
+          <w:b/>
+          <w:i w:val="0"/>
+          <w:color w:val="000000"/>
+          <w:sz w:val="18"/>
+          <w:highlight w:val="lightGray"/>
+        </w:rPr>
+        <w:t>A</w:t>
+      </w:r>
+      <w:r>
+        <w:rPr>
+          <w:rFonts w:ascii="Arial" w:hAnsi="Arial" w:eastAsia="Arial" w:cs="Arial"/>
+          <w:b/>
+          <w:i w:val="0"/>
+          <w:color w:val="000000"/>
+          <w:sz w:val="18"/>
+          <w:highlight w:val="lightGray"/>
+        </w:rPr>
+        <w:t>I</w:t>
+      </w:r>
+      <w:r>
+        <w:rPr>
+          <w:rFonts w:ascii="Arial" w:hAnsi="Arial" w:eastAsia="Arial" w:cs="Arial"/>
+          <w:b/>
+          <w:i w:val="0"/>
+          <w:color w:val="000000"/>
+          <w:sz w:val="18"/>
+          <w:highlight w:val="lightGray"/>
+        </w:rPr>
+        <w:t xml:space="preserve"> </w:t>
+      </w:r>
+      <w:r>
+        <w:rPr>
+          <w:rFonts w:ascii="Arial" w:hAnsi="Arial" w:eastAsia="Arial" w:cs="Arial"/>
+          <w:b/>
+          <w:i w:val="0"/>
+          <w:color w:val="000000"/>
+          <w:sz w:val="18"/>
+          <w:highlight w:val="lightGray"/>
+        </w:rPr>
+        <w:t>S</w:t>
+      </w:r>
+      <w:r>
+        <w:rPr>
+          <w:rFonts w:ascii="Arial" w:hAnsi="Arial" w:eastAsia="Arial" w:cs="Arial"/>
+          <w:b/>
+          <w:i w:val="0"/>
+          <w:color w:val="000000"/>
+          <w:sz w:val="18"/>
+          <w:highlight w:val="lightGray"/>
+        </w:rPr>
+        <w:t>o</w:t>
+      </w:r>
+      <w:r>
+        <w:rPr>
+          <w:rFonts w:ascii="Arial" w:hAnsi="Arial" w:eastAsia="Arial" w:cs="Arial"/>
+          <w:b/>
+          <w:i w:val="0"/>
+          <w:color w:val="000000"/>
+          <w:sz w:val="18"/>
+          <w:highlight w:val="lightGray"/>
+        </w:rPr>
+        <w:t>u</w:t>
+      </w:r>
+      <w:r>
+        <w:rPr>
+          <w:rFonts w:ascii="Arial" w:hAnsi="Arial" w:eastAsia="Arial" w:cs="Arial"/>
+          <w:b/>
+          <w:i w:val="0"/>
+          <w:color w:val="000000"/>
+          <w:sz w:val="18"/>
+          <w:highlight w:val="lightGray"/>
+        </w:rPr>
+        <w:t>r</w:t>
+      </w:r>
+      <w:r>
+        <w:rPr>
+          <w:rFonts w:ascii="Arial" w:hAnsi="Arial" w:eastAsia="Arial" w:cs="Arial"/>
+          <w:b/>
+          <w:i w:val="0"/>
+          <w:color w:val="000000"/>
+          <w:sz w:val="18"/>
+          <w:highlight w:val="lightGray"/>
+        </w:rPr>
+        <w:t>c</w:t>
+      </w:r>
+      <w:r>
+        <w:rPr>
+          <w:rFonts w:ascii="Arial" w:hAnsi="Arial" w:eastAsia="Arial" w:cs="Arial"/>
+          <w:b/>
+          <w:i w:val="0"/>
+          <w:color w:val="000000"/>
+          <w:sz w:val="18"/>
+          <w:highlight w:val="lightGray"/>
+        </w:rPr>
+        <w:t>e</w:t>
+      </w:r>
+      <w:r>
+        <w:rPr>
+          <w:rFonts w:ascii="Arial" w:hAnsi="Arial" w:eastAsia="Arial" w:cs="Arial"/>
+          <w:b/>
+          <w:i w:val="0"/>
+          <w:color w:val="000000"/>
+          <w:sz w:val="18"/>
+          <w:highlight w:val="lightGray"/>
+        </w:rPr>
+        <w:t>:</w:t>
+      </w:r>
+      <w:r>
+        <w:rPr>
+          <w:rFonts w:ascii="Arial" w:hAnsi="Arial" w:eastAsia="Arial" w:cs="Arial"/>
+          <w:b/>
+          <w:i w:val="0"/>
+          <w:color w:val="000000"/>
+          <w:sz w:val="18"/>
+          <w:highlight w:val="lightGray"/>
+        </w:rPr>
+        <w:t xml:space="preserve"> </w:t>
+      </w:r>
+      <w:r>
+        <w:rPr>
+          <w:rFonts w:ascii="Arial" w:hAnsi="Arial" w:eastAsia="Arial" w:cs="Arial"/>
+          <w:b/>
+          <w:i w:val="0"/>
+          <w:color w:val="000000"/>
+          <w:sz w:val="18"/>
+          <w:highlight w:val="lightGray"/>
+        </w:rPr>
+        <w:t>P</w:t>
+      </w:r>
+      <w:r>
+        <w:rPr>
+          <w:rFonts w:ascii="Arial" w:hAnsi="Arial" w:eastAsia="Arial" w:cs="Arial"/>
+          <w:b/>
+          <w:i w:val="0"/>
+          <w:color w:val="000000"/>
+          <w:sz w:val="18"/>
+          <w:highlight w:val="lightGray"/>
+        </w:rPr>
+        <w:t>r</w:t>
+      </w:r>
+      <w:r>
+        <w:rPr>
+          <w:rFonts w:ascii="Arial" w:hAnsi="Arial" w:eastAsia="Arial" w:cs="Arial"/>
+          <w:b/>
+          <w:i w:val="0"/>
+          <w:color w:val="000000"/>
+          <w:sz w:val="18"/>
+          <w:highlight w:val="lightGray"/>
+        </w:rPr>
+        <w:t>o</w:t>
+      </w:r>
+      <w:r>
+        <w:rPr>
+          <w:rFonts w:ascii="Arial" w:hAnsi="Arial" w:eastAsia="Arial" w:cs="Arial"/>
+          <w:b/>
+          <w:i w:val="0"/>
+          <w:color w:val="000000"/>
+          <w:sz w:val="18"/>
+          <w:highlight w:val="lightGray"/>
+        </w:rPr>
+        <w:t>v</w:t>
+      </w:r>
+      <w:r>
+        <w:rPr>
+          <w:rFonts w:ascii="Arial" w:hAnsi="Arial" w:eastAsia="Arial" w:cs="Arial"/>
+          <w:b/>
+          <w:i w:val="0"/>
+          <w:color w:val="000000"/>
+          <w:sz w:val="18"/>
+          <w:highlight w:val="lightGray"/>
+        </w:rPr>
+        <w:t>i</w:t>
+      </w:r>
+      <w:r>
+        <w:rPr>
+          <w:rFonts w:ascii="Arial" w:hAnsi="Arial" w:eastAsia="Arial" w:cs="Arial"/>
+          <w:b/>
+          <w:i w:val="0"/>
+          <w:color w:val="000000"/>
+          <w:sz w:val="18"/>
+          <w:highlight w:val="lightGray"/>
+        </w:rPr>
+        <w:t>d</w:t>
+      </w:r>
+      <w:r>
+        <w:rPr>
+          <w:rFonts w:ascii="Arial" w:hAnsi="Arial" w:eastAsia="Arial" w:cs="Arial"/>
+          <w:b/>
+          <w:i w:val="0"/>
+          <w:color w:val="000000"/>
+          <w:sz w:val="18"/>
+          <w:highlight w:val="lightGray"/>
+        </w:rPr>
+        <w:t>e</w:t>
+      </w:r>
+      <w:r>
+        <w:rPr>
+          <w:rFonts w:ascii="Arial" w:hAnsi="Arial" w:eastAsia="Arial" w:cs="Arial"/>
+          <w:b/>
+          <w:i w:val="0"/>
+          <w:color w:val="000000"/>
+          <w:sz w:val="18"/>
+          <w:highlight w:val="lightGray"/>
+        </w:rPr>
+        <w:t>d</w:t>
+      </w:r>
+      <w:r>
+        <w:rPr>
+          <w:rFonts w:ascii="Arial" w:hAnsi="Arial" w:eastAsia="Arial" w:cs="Arial"/>
+          <w:b/>
+          <w:i w:val="0"/>
+          <w:color w:val="000000"/>
+          <w:sz w:val="18"/>
+          <w:highlight w:val="lightGray"/>
+        </w:rPr>
+        <w:t xml:space="preserve"> </w:t>
+      </w:r>
+      <w:r>
+        <w:rPr>
+          <w:rFonts w:ascii="Arial" w:hAnsi="Arial" w:eastAsia="Arial" w:cs="Arial"/>
+          <w:b/>
+          <w:i w:val="0"/>
+          <w:color w:val="000000"/>
+          <w:sz w:val="18"/>
+          <w:highlight w:val="lightGray"/>
+        </w:rPr>
+        <w:t>b</w:t>
+      </w:r>
+      <w:r>
+        <w:rPr>
+          <w:rFonts w:ascii="Arial" w:hAnsi="Arial" w:eastAsia="Arial" w:cs="Arial"/>
+          <w:b/>
+          <w:i w:val="0"/>
+          <w:color w:val="000000"/>
+          <w:sz w:val="18"/>
+          <w:highlight w:val="lightGray"/>
+        </w:rPr>
+        <w:t>y</w:t>
+      </w:r>
+      <w:r>
+        <w:rPr>
+          <w:rFonts w:ascii="Arial" w:hAnsi="Arial" w:eastAsia="Arial" w:cs="Arial"/>
+          <w:b/>
+          <w:i w:val="0"/>
+          <w:color w:val="000000"/>
+          <w:sz w:val="18"/>
+          <w:highlight w:val="lightGray"/>
+        </w:rPr>
+        <w:t>:</w:t>
+      </w:r>
+      <w:r>
+        <w:rPr>
+          <w:rFonts w:ascii="Arial" w:hAnsi="Arial" w:eastAsia="Arial" w:cs="Arial"/>
+          <w:b/>
+          <w:i w:val="0"/>
+          <w:color w:val="000000"/>
+          <w:sz w:val="18"/>
+          <w:highlight w:val="lightGray"/>
+        </w:rPr>
+        <w:t xml:space="preserve"> </w:t>
+      </w:r>
+      <w:r>
+        <w:rPr>
+          <w:rFonts w:ascii="Arial" w:hAnsi="Arial" w:eastAsia="Arial" w:cs="Arial"/>
+          <w:b/>
+          <w:i w:val="0"/>
+          <w:color w:val="000000"/>
+          <w:sz w:val="18"/>
+          <w:highlight w:val="lightGray"/>
+        </w:rPr>
+        <w:t>[</w:t>
+      </w:r>
+      <w:r>
+        <w:rPr>
+          <w:rFonts w:ascii="Arial" w:hAnsi="Arial" w:eastAsia="Arial" w:cs="Arial"/>
+          <w:b/>
+          <w:i w:val="0"/>
+          <w:color w:val="000000"/>
+          <w:sz w:val="18"/>
+          <w:highlight w:val="lightGray"/>
+        </w:rPr>
+        <w:t>D</w:t>
+      </w:r>
+      <w:r>
+        <w:rPr>
+          <w:rFonts w:ascii="Arial" w:hAnsi="Arial" w:eastAsia="Arial" w:cs="Arial"/>
+          <w:b/>
+          <w:i w:val="0"/>
+          <w:color w:val="000000"/>
+          <w:sz w:val="18"/>
+          <w:highlight w:val="lightGray"/>
+        </w:rPr>
+        <w:t>a</w:t>
+      </w:r>
+      <w:r>
+        <w:rPr>
+          <w:rFonts w:ascii="Arial" w:hAnsi="Arial" w:eastAsia="Arial" w:cs="Arial"/>
+          <w:b/>
+          <w:i w:val="0"/>
+          <w:color w:val="000000"/>
+          <w:sz w:val="18"/>
+          <w:highlight w:val="lightGray"/>
+        </w:rPr>
+        <w:t>t</w:t>
+      </w:r>
+      <w:r>
+        <w:rPr>
+          <w:rFonts w:ascii="Arial" w:hAnsi="Arial" w:eastAsia="Arial" w:cs="Arial"/>
+          <w:b/>
+          <w:i w:val="0"/>
+          <w:color w:val="000000"/>
+          <w:sz w:val="18"/>
+          <w:highlight w:val="lightGray"/>
+        </w:rPr>
+        <w:t>a</w:t>
+      </w:r>
+      <w:r>
+        <w:rPr>
+          <w:rFonts w:ascii="Arial" w:hAnsi="Arial" w:eastAsia="Arial" w:cs="Arial"/>
+          <w:b/>
+          <w:i w:val="0"/>
+          <w:color w:val="000000"/>
+          <w:sz w:val="18"/>
+          <w:highlight w:val="lightGray"/>
+        </w:rPr>
+        <w:t xml:space="preserve"> </w:t>
+      </w:r>
+      <w:r>
+        <w:rPr>
+          <w:rFonts w:ascii="Arial" w:hAnsi="Arial" w:eastAsia="Arial" w:cs="Arial"/>
+          <w:b/>
+          <w:i w:val="0"/>
+          <w:color w:val="000000"/>
+          <w:sz w:val="18"/>
+          <w:highlight w:val="lightGray"/>
+        </w:rPr>
+        <w:t>P</w:t>
+      </w:r>
+      <w:r>
+        <w:rPr>
+          <w:rFonts w:ascii="Arial" w:hAnsi="Arial" w:eastAsia="Arial" w:cs="Arial"/>
+          <w:b/>
+          <w:i w:val="0"/>
+          <w:color w:val="000000"/>
+          <w:sz w:val="18"/>
+          <w:highlight w:val="lightGray"/>
+        </w:rPr>
+        <w:t>a</w:t>
+      </w:r>
+      <w:r>
+        <w:rPr>
+          <w:rFonts w:ascii="Arial" w:hAnsi="Arial" w:eastAsia="Arial" w:cs="Arial"/>
+          <w:b/>
+          <w:i w:val="0"/>
+          <w:color w:val="000000"/>
+          <w:sz w:val="18"/>
+          <w:highlight w:val="lightGray"/>
+        </w:rPr>
+        <w:t>t</w:t>
+      </w:r>
+      <w:r>
+        <w:rPr>
+          <w:rFonts w:ascii="Arial" w:hAnsi="Arial" w:eastAsia="Arial" w:cs="Arial"/>
+          <w:b/>
+          <w:i w:val="0"/>
+          <w:color w:val="000000"/>
+          <w:sz w:val="18"/>
+          <w:highlight w:val="lightGray"/>
+        </w:rPr>
+        <w:t>h</w:t>
+      </w:r>
+      <w:r>
+        <w:rPr>
+          <w:rFonts w:ascii="Arial" w:hAnsi="Arial" w:eastAsia="Arial" w:cs="Arial"/>
+          <w:b w:val="0"/>
+          <w:i w:val="0"/>
+          <w:color w:val="000000"/>
+          <w:sz w:val="18"/>
+          <w:highlight w:val="lightGray"/>
+        </w:rPr>
+        <w:t>:</w:t>
+      </w:r>
+      <w:r>
+        <w:rPr>
+          <w:rFonts w:ascii="Arial" w:hAnsi="Arial" w:eastAsia="Arial" w:cs="Arial"/>
+          <w:b w:val="0"/>
+          <w:i w:val="0"/>
+          <w:color w:val="000000"/>
+          <w:sz w:val="18"/>
+          <w:highlight w:val="lightGray"/>
+        </w:rPr>
+        <w:t xml:space="preserve"> </w:t>
+      </w:r>
+      <w:r>
+        <w:rPr>
+          <w:rFonts w:ascii="Arial" w:hAnsi="Arial" w:eastAsia="Arial" w:cs="Arial"/>
+          <w:b w:val="0"/>
+          <w:i w:val="0"/>
+          <w:color w:val="000000"/>
+          <w:sz w:val="18"/>
+          <w:highlight w:val="lightGray"/>
+        </w:rPr>
+        <w:t>P</w:t>
+      </w:r>
+      <w:r>
+        <w:rPr>
+          <w:rFonts w:ascii="Arial" w:hAnsi="Arial" w:eastAsia="Arial" w:cs="Arial"/>
+          <w:b w:val="0"/>
+          <w:i w:val="0"/>
+          <w:color w:val="000000"/>
+          <w:sz w:val="18"/>
+          <w:highlight w:val="lightGray"/>
+        </w:rPr>
+        <w:t>e</w:t>
+      </w:r>
+      <w:r>
+        <w:rPr>
+          <w:rFonts w:ascii="Arial" w:hAnsi="Arial" w:eastAsia="Arial" w:cs="Arial"/>
+          <w:b w:val="0"/>
+          <w:i w:val="0"/>
+          <w:color w:val="000000"/>
+          <w:sz w:val="18"/>
+          <w:highlight w:val="lightGray"/>
+        </w:rPr>
+        <w:t>r</w:t>
+      </w:r>
+      <w:r>
+        <w:rPr>
+          <w:rFonts w:ascii="Arial" w:hAnsi="Arial" w:eastAsia="Arial" w:cs="Arial"/>
+          <w:b w:val="0"/>
+          <w:i w:val="0"/>
+          <w:color w:val="000000"/>
+          <w:sz w:val="18"/>
+          <w:highlight w:val="lightGray"/>
+        </w:rPr>
+        <w:t>s</w:t>
+      </w:r>
+      <w:r>
+        <w:rPr>
+          <w:rFonts w:ascii="Arial" w:hAnsi="Arial" w:eastAsia="Arial" w:cs="Arial"/>
+          <w:b w:val="0"/>
+          <w:i w:val="0"/>
+          <w:color w:val="000000"/>
+          <w:sz w:val="18"/>
+          <w:highlight w:val="lightGray"/>
+        </w:rPr>
+        <w:t>o</w:t>
+      </w:r>
+      <w:r>
+        <w:rPr>
+          <w:rFonts w:ascii="Arial" w:hAnsi="Arial" w:eastAsia="Arial" w:cs="Arial"/>
+          <w:b w:val="0"/>
+          <w:i w:val="0"/>
+          <w:color w:val="000000"/>
+          <w:sz w:val="18"/>
+          <w:highlight w:val="lightGray"/>
+        </w:rPr>
+        <w:t>n</w:t>
+      </w:r>
+      <w:r>
+        <w:rPr>
+          <w:rFonts w:ascii="Arial" w:hAnsi="Arial" w:eastAsia="Arial" w:cs="Arial"/>
+          <w:b w:val="0"/>
+          <w:i w:val="0"/>
+          <w:color w:val="000000"/>
+          <w:sz w:val="18"/>
+          <w:highlight w:val="lightGray"/>
+        </w:rPr>
+        <w:t>s</w:t>
+      </w:r>
+      <w:r>
+        <w:rPr>
+          <w:rFonts w:ascii="Arial" w:hAnsi="Arial" w:eastAsia="Arial" w:cs="Arial"/>
+          <w:b w:val="0"/>
+          <w:i w:val="0"/>
+          <w:color w:val="000000"/>
+          <w:sz w:val="18"/>
+          <w:highlight w:val="lightGray"/>
+        </w:rPr>
+        <w:t xml:space="preserve"> </w:t>
+      </w:r>
+      <w:r>
+        <w:rPr>
+          <w:rFonts w:ascii="Arial" w:hAnsi="Arial" w:eastAsia="Arial" w:cs="Arial"/>
+          <w:b w:val="0"/>
+          <w:i w:val="0"/>
+          <w:color w:val="000000"/>
+          <w:sz w:val="18"/>
+          <w:highlight w:val="lightGray"/>
+        </w:rPr>
+        <w:t>T</w:t>
+      </w:r>
+      <w:r>
+        <w:rPr>
+          <w:rFonts w:ascii="Arial" w:hAnsi="Arial" w:eastAsia="Arial" w:cs="Arial"/>
+          <w:b w:val="0"/>
+          <w:i w:val="0"/>
+          <w:color w:val="000000"/>
+          <w:sz w:val="18"/>
+          <w:highlight w:val="lightGray"/>
+        </w:rPr>
+        <w:t>a</w:t>
+      </w:r>
+      <w:r>
+        <w:rPr>
+          <w:rFonts w:ascii="Arial" w:hAnsi="Arial" w:eastAsia="Arial" w:cs="Arial"/>
+          <w:b w:val="0"/>
+          <w:i w:val="0"/>
+          <w:color w:val="000000"/>
+          <w:sz w:val="18"/>
+          <w:highlight w:val="lightGray"/>
+        </w:rPr>
+        <w:t>b</w:t>
+      </w:r>
+      <w:r>
+        <w:rPr>
+          <w:rFonts w:ascii="Arial" w:hAnsi="Arial" w:eastAsia="Arial" w:cs="Arial"/>
+          <w:b w:val="0"/>
+          <w:i w:val="0"/>
+          <w:color w:val="000000"/>
+          <w:sz w:val="18"/>
+          <w:highlight w:val="lightGray"/>
+        </w:rPr>
+        <w:t>l</w:t>
+      </w:r>
+      <w:r>
+        <w:rPr>
+          <w:rFonts w:ascii="Arial" w:hAnsi="Arial" w:eastAsia="Arial" w:cs="Arial"/>
+          <w:b w:val="0"/>
+          <w:i w:val="0"/>
+          <w:color w:val="000000"/>
+          <w:sz w:val="18"/>
+          <w:highlight w:val="lightGray"/>
+        </w:rPr>
+        <w:t>e</w:t>
+      </w:r>
+      <w:r>
+        <w:rPr>
+          <w:rFonts w:ascii="Arial" w:hAnsi="Arial" w:eastAsia="Arial" w:cs="Arial"/>
+          <w:b w:val="0"/>
+          <w:i w:val="0"/>
+          <w:color w:val="000000"/>
+          <w:sz w:val="18"/>
+          <w:highlight w:val="lightGray"/>
+        </w:rPr>
+        <w:t xml:space="preserve"> </w:t>
+      </w:r>
+      <w:r>
+        <w:rPr>
+          <w:rFonts w:ascii="Arial" w:hAnsi="Arial" w:eastAsia="Arial" w:cs="Arial"/>
+          <w:b w:val="0"/>
+          <w:i w:val="0"/>
+          <w:color w:val="000000"/>
+          <w:sz w:val="18"/>
+          <w:highlight w:val="lightGray"/>
+        </w:rPr>
+        <w:t>-</w:t>
+      </w:r>
+      <w:r>
+        <w:rPr>
+          <w:rFonts w:ascii="Arial" w:hAnsi="Arial" w:eastAsia="Arial" w:cs="Arial"/>
+          <w:b w:val="0"/>
+          <w:i w:val="0"/>
+          <w:color w:val="000000"/>
+          <w:sz w:val="18"/>
+          <w:highlight w:val="lightGray"/>
+        </w:rPr>
+        <w:t>&gt;</w:t>
+      </w:r>
+      <w:r>
+        <w:rPr>
+          <w:rFonts w:ascii="Arial" w:hAnsi="Arial" w:eastAsia="Arial" w:cs="Arial"/>
+          <w:b w:val="0"/>
+          <w:i w:val="0"/>
+          <w:color w:val="000000"/>
+          <w:sz w:val="18"/>
+          <w:highlight w:val="lightGray"/>
+        </w:rPr>
+        <w:t xml:space="preserve"> </w:t>
+      </w:r>
+      <w:r>
+        <w:rPr>
+          <w:rFonts w:ascii="Arial" w:hAnsi="Arial" w:eastAsia="Arial" w:cs="Arial"/>
+          <w:b w:val="0"/>
+          <w:i w:val="0"/>
+          <w:color w:val="000000"/>
+          <w:sz w:val="18"/>
+          <w:highlight w:val="lightGray"/>
+        </w:rPr>
+        <w:t>I</w:t>
+      </w:r>
+      <w:r>
+        <w:rPr>
+          <w:rFonts w:ascii="Arial" w:hAnsi="Arial" w:eastAsia="Arial" w:cs="Arial"/>
+          <w:b w:val="0"/>
+          <w:i w:val="0"/>
+          <w:color w:val="000000"/>
+          <w:sz w:val="18"/>
+          <w:highlight w:val="lightGray"/>
+        </w:rPr>
+        <w:t>D</w:t>
+      </w:r>
+      <w:r>
+        <w:rPr>
+          <w:rFonts w:ascii="Arial" w:hAnsi="Arial" w:eastAsia="Arial" w:cs="Arial"/>
+          <w:b w:val="0"/>
+          <w:i w:val="0"/>
+          <w:color w:val="000000"/>
+          <w:sz w:val="18"/>
+          <w:highlight w:val="lightGray"/>
+        </w:rPr>
+        <w:t xml:space="preserve"> </w:t>
+      </w:r>
+      <w:r>
+        <w:rPr>
+          <w:rFonts w:ascii="Arial" w:hAnsi="Arial" w:eastAsia="Arial" w:cs="Arial"/>
+          <w:b w:val="0"/>
+          <w:i w:val="0"/>
+          <w:color w:val="000000"/>
+          <w:sz w:val="18"/>
+          <w:highlight w:val="lightGray"/>
+        </w:rPr>
+        <w:t>C</w:t>
+      </w:r>
+      <w:r>
+        <w:rPr>
+          <w:rFonts w:ascii="Arial" w:hAnsi="Arial" w:eastAsia="Arial" w:cs="Arial"/>
+          <w:b w:val="0"/>
+          <w:i w:val="0"/>
+          <w:color w:val="000000"/>
+          <w:sz w:val="18"/>
+          <w:highlight w:val="lightGray"/>
+        </w:rPr>
+        <w:t>o</w:t>
+      </w:r>
+      <w:r>
+        <w:rPr>
+          <w:rFonts w:ascii="Arial" w:hAnsi="Arial" w:eastAsia="Arial" w:cs="Arial"/>
+          <w:b w:val="0"/>
+          <w:i w:val="0"/>
+          <w:color w:val="000000"/>
+          <w:sz w:val="18"/>
+          <w:highlight w:val="lightGray"/>
+        </w:rPr>
+        <w:t>l</w:t>
+      </w:r>
+      <w:r>
+        <w:rPr>
+          <w:rFonts w:ascii="Arial" w:hAnsi="Arial" w:eastAsia="Arial" w:cs="Arial"/>
+          <w:b w:val="0"/>
+          <w:i w:val="0"/>
+          <w:color w:val="000000"/>
+          <w:sz w:val="18"/>
+          <w:highlight w:val="lightGray"/>
+        </w:rPr>
+        <w:t>u</w:t>
+      </w:r>
+      <w:r>
+        <w:rPr>
+          <w:rFonts w:ascii="Arial" w:hAnsi="Arial" w:eastAsia="Arial" w:cs="Arial"/>
+          <w:b w:val="0"/>
+          <w:i w:val="0"/>
+          <w:color w:val="000000"/>
+          <w:sz w:val="18"/>
+          <w:highlight w:val="lightGray"/>
+        </w:rPr>
+        <w:t>m</w:t>
+      </w:r>
+      <w:r>
+        <w:rPr>
+          <w:rFonts w:ascii="Arial" w:hAnsi="Arial" w:eastAsia="Arial" w:cs="Arial"/>
+          <w:b w:val="0"/>
+          <w:i w:val="0"/>
+          <w:color w:val="000000"/>
+          <w:sz w:val="18"/>
+          <w:highlight w:val="lightGray"/>
+        </w:rPr>
+        <w:t>n</w:t>
+      </w:r>
+      <w:r>
+        <w:rPr>
+          <w:rFonts w:ascii="Arial" w:hAnsi="Arial" w:eastAsia="Arial" w:cs="Arial"/>
+          <w:b w:val="0"/>
+          <w:i w:val="0"/>
+          <w:color w:val="000000"/>
+          <w:sz w:val="18"/>
+          <w:highlight w:val="lightGray"/>
+        </w:rPr>
+        <w:t>:</w:t>
+      </w:r>
+      <w:r>
+        <w:rPr>
+          <w:rFonts w:ascii="Arial" w:hAnsi="Arial" w:eastAsia="Arial" w:cs="Arial"/>
+          <w:b w:val="0"/>
+          <w:i w:val="0"/>
+          <w:color w:val="000000"/>
+          <w:sz w:val="18"/>
+          <w:highlight w:val="lightGray"/>
+        </w:rPr>
+        <w:t xml:space="preserve"> </w:t>
+      </w:r>
+      <w:r>
+        <w:rPr>
+          <w:rFonts w:ascii="Arial" w:hAnsi="Arial" w:eastAsia="Arial" w:cs="Arial"/>
+          <w:b w:val="0"/>
+          <w:i w:val="0"/>
+          <w:color w:val="000000"/>
+          <w:sz w:val="18"/>
+          <w:highlight w:val="lightGray"/>
+        </w:rPr>
+        <w:t>1</w:t>
+      </w:r>
+      <w:r>
+        <w:rPr>
+          <w:rFonts w:ascii="Arial" w:hAnsi="Arial" w:eastAsia="Arial" w:cs="Arial"/>
+          <w:b w:val="0"/>
+          <w:i w:val="0"/>
+          <w:color w:val="000000"/>
+          <w:sz w:val="18"/>
+          <w:highlight w:val="lightGray"/>
+        </w:rPr>
+        <w:t>,</w:t>
+      </w:r>
+      <w:r>
+        <w:rPr>
+          <w:rFonts w:ascii="Arial" w:hAnsi="Arial" w:eastAsia="Arial" w:cs="Arial"/>
+          <w:b w:val="0"/>
+          <w:i w:val="0"/>
+          <w:color w:val="000000"/>
+          <w:sz w:val="18"/>
+          <w:highlight w:val="lightGray"/>
+        </w:rPr>
+        <w:t xml:space="preserve"> </w:t>
+      </w:r>
+      <w:r>
+        <w:rPr>
+          <w:rFonts w:ascii="Arial" w:hAnsi="Arial" w:eastAsia="Arial" w:cs="Arial"/>
+          <w:b w:val="0"/>
+          <w:i w:val="0"/>
+          <w:color w:val="000000"/>
+          <w:sz w:val="18"/>
+          <w:highlight w:val="lightGray"/>
+        </w:rPr>
+        <w:t>N</w:t>
+      </w:r>
+      <w:r>
+        <w:rPr>
+          <w:rFonts w:ascii="Arial" w:hAnsi="Arial" w:eastAsia="Arial" w:cs="Arial"/>
+          <w:b w:val="0"/>
+          <w:i w:val="0"/>
+          <w:color w:val="000000"/>
+          <w:sz w:val="18"/>
+          <w:highlight w:val="lightGray"/>
+        </w:rPr>
+        <w:t>a</w:t>
+      </w:r>
+      <w:r>
+        <w:rPr>
+          <w:rFonts w:ascii="Arial" w:hAnsi="Arial" w:eastAsia="Arial" w:cs="Arial"/>
+          <w:b w:val="0"/>
+          <w:i w:val="0"/>
+          <w:color w:val="000000"/>
+          <w:sz w:val="18"/>
+          <w:highlight w:val="lightGray"/>
+        </w:rPr>
+        <w:t>m</w:t>
+      </w:r>
+      <w:r>
+        <w:rPr>
+          <w:rFonts w:ascii="Arial" w:hAnsi="Arial" w:eastAsia="Arial" w:cs="Arial"/>
+          <w:b w:val="0"/>
+          <w:i w:val="0"/>
+          <w:color w:val="000000"/>
+          <w:sz w:val="18"/>
+          <w:highlight w:val="lightGray"/>
+        </w:rPr>
+        <w:t>e</w:t>
+      </w:r>
+      <w:r>
+        <w:rPr>
+          <w:rFonts w:ascii="Arial" w:hAnsi="Arial" w:eastAsia="Arial" w:cs="Arial"/>
+          <w:b w:val="0"/>
+          <w:i w:val="0"/>
+          <w:color w:val="000000"/>
+          <w:sz w:val="18"/>
+          <w:highlight w:val="lightGray"/>
+        </w:rPr>
+        <w:t>_</w:t>
+      </w:r>
+      <w:r>
+        <w:rPr>
+          <w:rFonts w:ascii="Arial" w:hAnsi="Arial" w:eastAsia="Arial" w:cs="Arial"/>
+          <w:b w:val="0"/>
+          <w:i w:val="0"/>
+          <w:color w:val="000000"/>
+          <w:sz w:val="18"/>
+          <w:highlight w:val="lightGray"/>
+        </w:rPr>
+        <w:t>E</w:t>
+      </w:r>
+      <w:r>
+        <w:rPr>
+          <w:rFonts w:ascii="Arial" w:hAnsi="Arial" w:eastAsia="Arial" w:cs="Arial"/>
+          <w:b w:val="0"/>
+          <w:i w:val="0"/>
+          <w:color w:val="000000"/>
+          <w:sz w:val="18"/>
+          <w:highlight w:val="lightGray"/>
+        </w:rPr>
+        <w:t>n</w:t>
+      </w:r>
+      <w:r>
+        <w:rPr>
+          <w:rFonts w:ascii="Arial" w:hAnsi="Arial" w:eastAsia="Arial" w:cs="Arial"/>
+          <w:b w:val="0"/>
+          <w:i w:val="0"/>
+          <w:color w:val="000000"/>
+          <w:sz w:val="18"/>
+          <w:highlight w:val="lightGray"/>
+        </w:rPr>
+        <w:t xml:space="preserve"> </w:t>
+      </w:r>
+      <w:r>
+        <w:rPr>
+          <w:rFonts w:ascii="Arial" w:hAnsi="Arial" w:eastAsia="Arial" w:cs="Arial"/>
+          <w:b w:val="0"/>
+          <w:i w:val="0"/>
+          <w:color w:val="000000"/>
+          <w:sz w:val="18"/>
+          <w:highlight w:val="lightGray"/>
+        </w:rPr>
+        <w:t>C</w:t>
+      </w:r>
+      <w:r>
+        <w:rPr>
+          <w:rFonts w:ascii="Arial" w:hAnsi="Arial" w:eastAsia="Arial" w:cs="Arial"/>
+          <w:b w:val="0"/>
+          <w:i w:val="0"/>
+          <w:color w:val="000000"/>
+          <w:sz w:val="18"/>
+          <w:highlight w:val="lightGray"/>
+        </w:rPr>
+        <w:t>o</w:t>
+      </w:r>
+      <w:r>
+        <w:rPr>
+          <w:rFonts w:ascii="Arial" w:hAnsi="Arial" w:eastAsia="Arial" w:cs="Arial"/>
+          <w:b w:val="0"/>
+          <w:i w:val="0"/>
+          <w:color w:val="000000"/>
+          <w:sz w:val="18"/>
+          <w:highlight w:val="lightGray"/>
+        </w:rPr>
+        <w:t>l</w:t>
+      </w:r>
+      <w:r>
+        <w:rPr>
+          <w:rFonts w:ascii="Arial" w:hAnsi="Arial" w:eastAsia="Arial" w:cs="Arial"/>
+          <w:b w:val="0"/>
+          <w:i w:val="0"/>
+          <w:color w:val="000000"/>
+          <w:sz w:val="18"/>
+          <w:highlight w:val="lightGray"/>
+        </w:rPr>
+        <w:t>u</w:t>
+      </w:r>
+      <w:r>
+        <w:rPr>
+          <w:rFonts w:ascii="Arial" w:hAnsi="Arial" w:eastAsia="Arial" w:cs="Arial"/>
+          <w:b w:val="0"/>
+          <w:i w:val="0"/>
+          <w:color w:val="000000"/>
+          <w:sz w:val="18"/>
+          <w:highlight w:val="lightGray"/>
+        </w:rPr>
+        <w:t>m</w:t>
+      </w:r>
+      <w:r>
+        <w:rPr>
+          <w:rFonts w:ascii="Arial" w:hAnsi="Arial" w:eastAsia="Arial" w:cs="Arial"/>
+          <w:b w:val="0"/>
+          <w:i w:val="0"/>
+          <w:color w:val="000000"/>
+          <w:sz w:val="18"/>
+          <w:highlight w:val="lightGray"/>
+        </w:rPr>
+        <w:t>n</w:t>
+      </w:r>
+      <w:r>
+        <w:rPr>
+          <w:rFonts w:ascii="Arial" w:hAnsi="Arial" w:eastAsia="Arial" w:cs="Arial"/>
+          <w:b w:val="0"/>
+          <w:i w:val="0"/>
+          <w:color w:val="000000"/>
+          <w:sz w:val="18"/>
+          <w:highlight w:val="lightGray"/>
+        </w:rPr>
+        <w:t>:</w:t>
+      </w:r>
+      <w:r>
+        <w:rPr>
+          <w:rFonts w:ascii="Arial" w:hAnsi="Arial" w:eastAsia="Arial" w:cs="Arial"/>
+          <w:b w:val="0"/>
+          <w:i w:val="0"/>
+          <w:color w:val="000000"/>
+          <w:sz w:val="18"/>
+          <w:highlight w:val="lightGray"/>
+        </w:rPr>
+        <w:t xml:space="preserve"> </w:t>
+      </w:r>
+      <w:r>
+        <w:rPr>
+          <w:rFonts w:ascii="Arial" w:hAnsi="Arial" w:eastAsia="Arial" w:cs="Arial"/>
+          <w:b w:val="0"/>
+          <w:i w:val="0"/>
+          <w:color w:val="000000"/>
+          <w:sz w:val="18"/>
+          <w:highlight w:val="lightGray"/>
+        </w:rPr>
+        <w:t>M</w:t>
+      </w:r>
+      <w:r>
+        <w:rPr>
+          <w:rFonts w:ascii="Arial" w:hAnsi="Arial" w:eastAsia="Arial" w:cs="Arial"/>
+          <w:b w:val="0"/>
+          <w:i w:val="0"/>
+          <w:color w:val="000000"/>
+          <w:sz w:val="18"/>
+          <w:highlight w:val="lightGray"/>
+        </w:rPr>
+        <w:t>o</w:t>
+      </w:r>
+      <w:r>
+        <w:rPr>
+          <w:rFonts w:ascii="Arial" w:hAnsi="Arial" w:eastAsia="Arial" w:cs="Arial"/>
+          <w:b w:val="0"/>
+          <w:i w:val="0"/>
+          <w:color w:val="000000"/>
+          <w:sz w:val="18"/>
+          <w:highlight w:val="lightGray"/>
+        </w:rPr>
+        <w:t>t</w:t>
+      </w:r>
+      <w:r>
+        <w:rPr>
+          <w:rFonts w:ascii="Arial" w:hAnsi="Arial" w:eastAsia="Arial" w:cs="Arial"/>
+          <w:b w:val="0"/>
+          <w:i w:val="0"/>
+          <w:color w:val="000000"/>
+          <w:sz w:val="18"/>
+          <w:highlight w:val="lightGray"/>
+        </w:rPr>
+        <w:t>a</w:t>
+      </w:r>
+      <w:r>
+        <w:rPr>
+          <w:rFonts w:ascii="Arial" w:hAnsi="Arial" w:eastAsia="Arial" w:cs="Arial"/>
+          <w:b w:val="0"/>
+          <w:i w:val="0"/>
+          <w:color w:val="000000"/>
+          <w:sz w:val="18"/>
+          <w:highlight w:val="lightGray"/>
+        </w:rPr>
+        <w:t>s</w:t>
+      </w:r>
+      <w:r>
+        <w:rPr>
+          <w:rFonts w:ascii="Arial" w:hAnsi="Arial" w:eastAsia="Arial" w:cs="Arial"/>
+          <w:b w:val="0"/>
+          <w:i w:val="0"/>
+          <w:color w:val="000000"/>
+          <w:sz w:val="18"/>
+          <w:highlight w:val="lightGray"/>
+        </w:rPr>
+        <w:t>e</w:t>
+      </w:r>
+      <w:r>
+        <w:rPr>
+          <w:rFonts w:ascii="Arial" w:hAnsi="Arial" w:eastAsia="Arial" w:cs="Arial"/>
+          <w:b w:val="0"/>
+          <w:i w:val="0"/>
+          <w:color w:val="000000"/>
+          <w:sz w:val="18"/>
+          <w:highlight w:val="lightGray"/>
+        </w:rPr>
+        <w:t>m</w:t>
+      </w:r>
+      <w:r>
+        <w:rPr>
+          <w:rFonts w:ascii="Arial" w:hAnsi="Arial" w:eastAsia="Arial" w:cs="Arial"/>
+          <w:b w:val="0"/>
+          <w:i w:val="0"/>
+          <w:color w:val="000000"/>
+          <w:sz w:val="18"/>
+          <w:highlight w:val="lightGray"/>
+        </w:rPr>
+        <w:t xml:space="preserve"> </w:t>
+      </w:r>
+      <w:r>
+        <w:rPr>
+          <w:rFonts w:ascii="Arial" w:hAnsi="Arial" w:eastAsia="Arial" w:cs="Arial"/>
+          <w:b w:val="0"/>
+          <w:i w:val="0"/>
+          <w:color w:val="000000"/>
+          <w:sz w:val="18"/>
+          <w:highlight w:val="lightGray"/>
+        </w:rPr>
+        <w:t>E</w:t>
+      </w:r>
+      <w:r>
+        <w:rPr>
+          <w:rFonts w:ascii="Arial" w:hAnsi="Arial" w:eastAsia="Arial" w:cs="Arial"/>
+          <w:b w:val="0"/>
+          <w:i w:val="0"/>
+          <w:color w:val="000000"/>
+          <w:sz w:val="18"/>
+          <w:highlight w:val="lightGray"/>
+        </w:rPr>
+        <w:t>s</w:t>
+      </w:r>
+      <w:r>
+        <w:rPr>
+          <w:rFonts w:ascii="Arial" w:hAnsi="Arial" w:eastAsia="Arial" w:cs="Arial"/>
+          <w:b w:val="0"/>
+          <w:i w:val="0"/>
+          <w:color w:val="000000"/>
+          <w:sz w:val="18"/>
+          <w:highlight w:val="lightGray"/>
+        </w:rPr>
+        <w:t>s</w:t>
+      </w:r>
+      <w:r>
+        <w:rPr>
+          <w:rFonts w:ascii="Arial" w:hAnsi="Arial" w:eastAsia="Arial" w:cs="Arial"/>
+          <w:b w:val="0"/>
+          <w:i w:val="0"/>
+          <w:color w:val="000000"/>
+          <w:sz w:val="18"/>
+          <w:highlight w:val="lightGray"/>
+        </w:rPr>
+        <w:t>a</w:t>
+      </w:r>
+      <w:r>
+        <w:rPr>
+          <w:rFonts w:ascii="Arial" w:hAnsi="Arial" w:eastAsia="Arial" w:cs="Arial"/>
+          <w:b w:val="0"/>
+          <w:i w:val="0"/>
+          <w:color w:val="000000"/>
+          <w:sz w:val="18"/>
+          <w:highlight w:val="lightGray"/>
+        </w:rPr>
+        <w:t>m</w:t>
+      </w:r>
+      <w:r>
+        <w:rPr>
+          <w:rFonts w:ascii="Arial" w:hAnsi="Arial" w:eastAsia="Arial" w:cs="Arial"/>
+          <w:b w:val="0"/>
+          <w:i w:val="0"/>
+          <w:color w:val="000000"/>
+          <w:sz w:val="18"/>
+          <w:highlight w:val="lightGray"/>
+        </w:rPr>
+        <w:t>]</w:t>
+      </w:r>
+      <w:r>
+        <w:rPr>
+          <w:rFonts w:ascii="Arial" w:hAnsi="Arial" w:eastAsia="Arial" w:cs="Arial"/>
+          <w:b w:val="0"/>
+          <w:i w:val="0"/>
+          <w:color w:val="000000"/>
+          <w:sz w:val="18"/>
+          <w:highlight w:val="lightGray"/>
+        </w:rPr>
+        <w:t xml:space="preserve"> </w:t>
+      </w:r>
+      <w:r>
+        <w:rPr>
+          <w:rFonts w:ascii="Arial" w:hAnsi="Arial" w:eastAsia="Arial" w:cs="Arial"/>
+          <w:b w:val="0"/>
+          <w:i w:val="0"/>
+          <w:color w:val="000000"/>
+          <w:sz w:val="18"/>
+          <w:highlight w:val="lightGray"/>
+        </w:rPr>
+        <w:t>-</w:t>
+      </w:r>
+      <w:r>
+        <w:rPr>
+          <w:rFonts w:ascii="Arial" w:hAnsi="Arial" w:eastAsia="Arial" w:cs="Arial"/>
+          <w:b w:val="0"/>
+          <w:i w:val="0"/>
+          <w:color w:val="000000"/>
+          <w:sz w:val="18"/>
+          <w:highlight w:val="lightGray"/>
+        </w:rPr>
+        <w:t>&gt;</w:t>
+      </w:r>
+      <w:r>
+        <w:rPr>
+          <w:rFonts w:ascii="Arial" w:hAnsi="Arial" w:eastAsia="Arial" w:cs="Arial"/>
+          <w:b w:val="0"/>
+          <w:i w:val="0"/>
+          <w:color w:val="000000"/>
+          <w:sz w:val="18"/>
+          <w:highlight w:val="lightGray"/>
+        </w:rPr>
+        <w:t xml:space="preserve"> </w:t>
+      </w:r>
+      <w:r>
+        <w:rPr>
+          <w:rFonts w:ascii="Arial" w:hAnsi="Arial" w:eastAsia="Arial" w:cs="Arial"/>
+          <w:b/>
+          <w:i w:val="0"/>
+          <w:color w:val="000000"/>
+          <w:sz w:val="18"/>
+          <w:highlight w:val="lightGray"/>
+        </w:rPr>
+        <w:t>F</w:t>
+      </w:r>
+      <w:r>
+        <w:rPr>
+          <w:rFonts w:ascii="Arial" w:hAnsi="Arial" w:eastAsia="Arial" w:cs="Arial"/>
+          <w:b/>
+          <w:i w:val="0"/>
+          <w:color w:val="000000"/>
+          <w:sz w:val="18"/>
+          <w:highlight w:val="lightGray"/>
+        </w:rPr>
+        <w:t>r</w:t>
+      </w:r>
+      <w:r>
+        <w:rPr>
+          <w:rFonts w:ascii="Arial" w:hAnsi="Arial" w:eastAsia="Arial" w:cs="Arial"/>
+          <w:b/>
+          <w:i w:val="0"/>
+          <w:color w:val="000000"/>
+          <w:sz w:val="18"/>
+          <w:highlight w:val="lightGray"/>
+        </w:rPr>
+        <w:t>o</w:t>
+      </w:r>
+      <w:r>
+        <w:rPr>
+          <w:rFonts w:ascii="Arial" w:hAnsi="Arial" w:eastAsia="Arial" w:cs="Arial"/>
+          <w:b/>
+          <w:i w:val="0"/>
+          <w:color w:val="000000"/>
+          <w:sz w:val="18"/>
+          <w:highlight w:val="lightGray"/>
+        </w:rPr>
+        <w:t>m</w:t>
+      </w:r>
+      <w:r>
+        <w:rPr>
+          <w:rFonts w:ascii="Arial" w:hAnsi="Arial" w:eastAsia="Arial" w:cs="Arial"/>
+          <w:b/>
+          <w:i w:val="0"/>
+          <w:color w:val="000000"/>
+          <w:sz w:val="18"/>
+          <w:highlight w:val="lightGray"/>
+        </w:rPr>
+        <w:t>:</w:t>
+      </w:r>
+      <w:r>
+        <w:rPr>
+          <w:rFonts w:ascii="Arial" w:hAnsi="Arial" w:eastAsia="Arial" w:cs="Arial"/>
+          <w:b w:val="0"/>
+          <w:i w:val="0"/>
+          <w:color w:val="000000"/>
+          <w:sz w:val="18"/>
+          <w:highlight w:val="lightGray"/>
+        </w:rPr>
+        <w:t xml:space="preserve"> </w:t>
+      </w:r>
+      <w:r>
+        <w:rPr>
+          <w:rFonts w:ascii="Arial" w:hAnsi="Arial" w:eastAsia="Arial" w:cs="Arial"/>
+          <w:b w:val="0"/>
+          <w:i w:val="0"/>
+          <w:color w:val="000000"/>
+          <w:sz w:val="18"/>
+          <w:highlight w:val="lightGray"/>
+        </w:rPr>
+        <w:t>[</w:t>
+      </w:r>
+      <w:r>
+        <w:rPr>
+          <w:rFonts w:ascii="Arial" w:hAnsi="Arial" w:eastAsia="Arial" w:cs="Arial"/>
+          <w:b w:val="0"/>
+          <w:i w:val="0"/>
+          <w:color w:val="000000"/>
+          <w:sz w:val="18"/>
+          <w:highlight w:val="lightGray"/>
+        </w:rPr>
+        <w:t>C</w:t>
+      </w:r>
+      <w:r>
+        <w:rPr>
+          <w:rFonts w:ascii="Arial" w:hAnsi="Arial" w:eastAsia="Arial" w:cs="Arial"/>
+          <w:b w:val="0"/>
+          <w:i w:val="0"/>
+          <w:color w:val="000000"/>
+          <w:sz w:val="18"/>
+          <w:highlight w:val="lightGray"/>
+        </w:rPr>
+        <w:t>h</w:t>
+      </w:r>
+      <w:r>
+        <w:rPr>
+          <w:rFonts w:ascii="Arial" w:hAnsi="Arial" w:eastAsia="Arial" w:cs="Arial"/>
+          <w:b w:val="0"/>
+          <w:i w:val="0"/>
+          <w:color w:val="000000"/>
+          <w:sz w:val="18"/>
+          <w:highlight w:val="lightGray"/>
+        </w:rPr>
+        <w:t>a</w:t>
+      </w:r>
+      <w:r>
+        <w:rPr>
+          <w:rFonts w:ascii="Arial" w:hAnsi="Arial" w:eastAsia="Arial" w:cs="Arial"/>
+          <w:b w:val="0"/>
+          <w:i w:val="0"/>
+          <w:color w:val="000000"/>
+          <w:sz w:val="18"/>
+          <w:highlight w:val="lightGray"/>
+        </w:rPr>
+        <w:t>t</w:t>
+      </w:r>
+      <w:r>
+        <w:rPr>
+          <w:rFonts w:ascii="Arial" w:hAnsi="Arial" w:eastAsia="Arial" w:cs="Arial"/>
+          <w:b w:val="0"/>
+          <w:i w:val="0"/>
+          <w:color w:val="000000"/>
+          <w:sz w:val="18"/>
+          <w:highlight w:val="lightGray"/>
+        </w:rPr>
+        <w:t>G</w:t>
+      </w:r>
+      <w:r>
+        <w:rPr>
+          <w:rFonts w:ascii="Arial" w:hAnsi="Arial" w:eastAsia="Arial" w:cs="Arial"/>
+          <w:b w:val="0"/>
+          <w:i w:val="0"/>
+          <w:color w:val="000000"/>
+          <w:sz w:val="18"/>
+          <w:highlight w:val="lightGray"/>
+        </w:rPr>
+        <w:t>P</w:t>
+      </w:r>
+      <w:r>
+        <w:rPr>
+          <w:rFonts w:ascii="Arial" w:hAnsi="Arial" w:eastAsia="Arial" w:cs="Arial"/>
+          <w:b w:val="0"/>
+          <w:i w:val="0"/>
+          <w:color w:val="000000"/>
+          <w:sz w:val="18"/>
+          <w:highlight w:val="lightGray"/>
+        </w:rPr>
+        <w:t>T</w:t>
+      </w:r>
+      <w:r>
+        <w:rPr>
+          <w:rFonts w:ascii="Arial" w:hAnsi="Arial" w:eastAsia="Arial" w:cs="Arial"/>
+          <w:b w:val="0"/>
+          <w:i w:val="0"/>
+          <w:color w:val="000000"/>
+          <w:sz w:val="18"/>
+          <w:highlight w:val="lightGray"/>
+        </w:rPr>
+        <w:t>]</w:t>
+      </w:r>
+      <w:r>
+        <w:rPr>
+          <w:rFonts w:ascii="Arial" w:hAnsi="Arial" w:eastAsia="Arial" w:cs="Arial"/>
+          <w:b w:val="0"/>
+          <w:i w:val="0"/>
+          <w:color w:val="000000"/>
+          <w:sz w:val="18"/>
+          <w:highlight w:val="lightGray"/>
+        </w:rPr>
+        <w:t xml:space="preserve"> </w:t>
+      </w:r>
+      <w:r>
+        <w:rPr>
+          <w:rFonts w:ascii="Arial" w:hAnsi="Arial" w:eastAsia="Arial" w:cs="Arial"/>
+          <w:b/>
+          <w:i w:val="0"/>
+          <w:color w:val="000000"/>
+          <w:sz w:val="18"/>
+          <w:highlight w:val="lightGray"/>
+        </w:rPr>
+        <w:t>o</w:t>
+      </w:r>
+      <w:r>
+        <w:rPr>
+          <w:rFonts w:ascii="Arial" w:hAnsi="Arial" w:eastAsia="Arial" w:cs="Arial"/>
+          <w:b/>
+          <w:i w:val="0"/>
+          <w:color w:val="000000"/>
+          <w:sz w:val="18"/>
+          <w:highlight w:val="lightGray"/>
+        </w:rPr>
+        <w:t>n</w:t>
+      </w:r>
+      <w:r>
+        <w:rPr>
+          <w:rFonts w:ascii="Arial" w:hAnsi="Arial" w:eastAsia="Arial" w:cs="Arial"/>
+          <w:b/>
+          <w:i w:val="0"/>
+          <w:color w:val="000000"/>
+          <w:sz w:val="18"/>
+          <w:highlight w:val="lightGray"/>
+        </w:rPr>
+        <w:t xml:space="preserve"> </w:t>
+      </w:r>
+      <w:r>
+        <w:rPr>
+          <w:rFonts w:ascii="Arial" w:hAnsi="Arial" w:eastAsia="Arial" w:cs="Arial"/>
+          <w:b w:val="0"/>
+          <w:i w:val="0"/>
+          <w:color w:val="000000"/>
+          <w:sz w:val="18"/>
+          <w:highlight w:val="lightGray"/>
+        </w:rPr>
+        <w:t>[</w:t>
+      </w:r>
+      <w:r>
+        <w:rPr>
+          <w:rFonts w:ascii="Arial" w:hAnsi="Arial" w:eastAsia="Arial" w:cs="Arial"/>
+          <w:b w:val="0"/>
+          <w:i w:val="0"/>
+          <w:color w:val="000000"/>
+          <w:sz w:val="18"/>
+          <w:highlight w:val="lightGray"/>
+        </w:rPr>
+        <w:t>8</w:t>
+      </w:r>
+      <w:r>
+        <w:rPr>
+          <w:rFonts w:ascii="Arial" w:hAnsi="Arial" w:eastAsia="Arial" w:cs="Arial"/>
+          <w:b w:val="0"/>
+          <w:i w:val="0"/>
+          <w:color w:val="000000"/>
+          <w:sz w:val="18"/>
+          <w:highlight w:val="lightGray"/>
+        </w:rPr>
+        <w:t>/</w:t>
+      </w:r>
+      <w:r>
+        <w:rPr>
+          <w:rFonts w:ascii="Arial" w:hAnsi="Arial" w:eastAsia="Arial" w:cs="Arial"/>
+          <w:b w:val="0"/>
+          <w:i w:val="0"/>
+          <w:color w:val="000000"/>
+          <w:sz w:val="18"/>
+          <w:highlight w:val="lightGray"/>
+        </w:rPr>
+        <w:t>1</w:t>
+      </w:r>
+      <w:r>
+        <w:rPr>
+          <w:rFonts w:ascii="Arial" w:hAnsi="Arial" w:eastAsia="Arial" w:cs="Arial"/>
+          <w:b w:val="0"/>
+          <w:i w:val="0"/>
+          <w:color w:val="000000"/>
+          <w:sz w:val="18"/>
+          <w:highlight w:val="lightGray"/>
+        </w:rPr>
+        <w:t>/</w:t>
+      </w:r>
+      <w:r>
+        <w:rPr>
+          <w:rFonts w:ascii="Arial" w:hAnsi="Arial" w:eastAsia="Arial" w:cs="Arial"/>
+          <w:b w:val="0"/>
+          <w:i w:val="0"/>
+          <w:color w:val="000000"/>
+          <w:sz w:val="18"/>
+          <w:highlight w:val="lightGray"/>
+        </w:rPr>
+        <w:t>2</w:t>
+      </w:r>
+      <w:r>
+        <w:rPr>
+          <w:rFonts w:ascii="Arial" w:hAnsi="Arial" w:eastAsia="Arial" w:cs="Arial"/>
+          <w:b w:val="0"/>
+          <w:i w:val="0"/>
+          <w:color w:val="000000"/>
+          <w:sz w:val="18"/>
+          <w:highlight w:val="lightGray"/>
+        </w:rPr>
+        <w:t>0</w:t>
+      </w:r>
+      <w:r>
+        <w:rPr>
+          <w:rFonts w:ascii="Arial" w:hAnsi="Arial" w:eastAsia="Arial" w:cs="Arial"/>
+          <w:b w:val="0"/>
+          <w:i w:val="0"/>
+          <w:color w:val="000000"/>
+          <w:sz w:val="18"/>
+          <w:highlight w:val="lightGray"/>
+        </w:rPr>
+        <w:t>2</w:t>
+      </w:r>
+      <w:r>
+        <w:rPr>
+          <w:rFonts w:ascii="Arial" w:hAnsi="Arial" w:eastAsia="Arial" w:cs="Arial"/>
+          <w:b w:val="0"/>
+          <w:i w:val="0"/>
+          <w:color w:val="000000"/>
+          <w:sz w:val="18"/>
+          <w:highlight w:val="lightGray"/>
+        </w:rPr>
+        <w:t>5</w:t>
+      </w:r>
+      <w:r>
+        <w:rPr>
+          <w:rFonts w:ascii="Arial" w:hAnsi="Arial" w:eastAsia="Arial" w:cs="Arial"/>
+          <w:b w:val="0"/>
+          <w:i w:val="0"/>
+          <w:color w:val="000000"/>
+          <w:sz w:val="18"/>
+          <w:highlight w:val="lightGray"/>
+        </w:rPr>
+        <w:t>]</w:t>
       </w:r>
     </w:p>
     <w:p>
@@ -1262,7 +5712,35 @@
               <w:rPr>
                 <w:rFonts w:ascii="Roboto Mono" w:eastAsia="Roboto Mono" w:hAnsi="Roboto Mono" w:cs="Roboto Mono"/>
               </w:rPr>
-              <w:t>/liːd/ (leed)</w:t>
+              <w:t>/</w:t>
+            </w:r>
+            <w:proofErr w:type="spellStart"/>
+            <w:r>
+              <w:rPr>
+                <w:rFonts w:ascii="Roboto Mono" w:eastAsia="Roboto Mono" w:hAnsi="Roboto Mono" w:cs="Roboto Mono"/>
+              </w:rPr>
+              <w:t>liːd</w:t>
+            </w:r>
+            <w:proofErr w:type="spellEnd"/>
+            <w:r>
+              <w:rPr>
+                <w:rFonts w:ascii="Roboto Mono" w:eastAsia="Roboto Mono" w:hAnsi="Roboto Mono" w:cs="Roboto Mono"/>
+              </w:rPr>
+              <w:t>/ (</w:t>
+            </w:r>
+            <w:proofErr w:type="spellStart"/>
+            <w:r>
+              <w:rPr>
+                <w:rFonts w:ascii="Roboto Mono" w:eastAsia="Roboto Mono" w:hAnsi="Roboto Mono" w:cs="Roboto Mono"/>
+              </w:rPr>
+              <w:t>leed</w:t>
+            </w:r>
+            <w:proofErr w:type="spellEnd"/>
+            <w:r>
+              <w:rPr>
+                <w:rFonts w:ascii="Roboto Mono" w:eastAsia="Roboto Mono" w:hAnsi="Roboto Mono" w:cs="Roboto Mono"/>
+              </w:rPr>
+              <w:t>)</w:t>
             </w:r>
           </w:p>
         </w:tc>
@@ -1322,7 +5800,21 @@
               <w:rPr>
                 <w:rFonts w:ascii="Andika" w:eastAsia="Andika" w:hAnsi="Andika" w:cs="Andika"/>
               </w:rPr>
-              <w:t>/lɛd/ (led)</w:t>
+              <w:t>/</w:t>
+            </w:r>
+            <w:proofErr w:type="spellStart"/>
+            <w:r>
+              <w:rPr>
+                <w:rFonts w:ascii="Andika" w:eastAsia="Andika" w:hAnsi="Andika" w:cs="Andika"/>
+              </w:rPr>
+              <w:t>lɛd</w:t>
+            </w:r>
+            <w:proofErr w:type="spellEnd"/>
+            <w:r>
+              <w:rPr>
+                <w:rFonts w:ascii="Andika" w:eastAsia="Andika" w:hAnsi="Andika" w:cs="Andika"/>
+              </w:rPr>
+              <w:t>/ (led)</w:t>
             </w:r>
           </w:p>
         </w:tc>
@@ -1418,6 +5910,7 @@
                 <w:rFonts w:ascii="Roboto Mono" w:eastAsia="Roboto Mono" w:hAnsi="Roboto Mono" w:cs="Roboto Mono"/>
                 <w:b/>
               </w:rPr>
+              <w:lastRenderedPageBreak/>
               <w:t>wind</w:t>
             </w:r>
           </w:p>
@@ -1448,7 +5941,21 @@
               <w:rPr>
                 <w:rFonts w:ascii="Andika" w:eastAsia="Andika" w:hAnsi="Andika" w:cs="Andika"/>
               </w:rPr>
-              <w:t>/wɪnd/</w:t>
+              <w:t>/</w:t>
+            </w:r>
+            <w:proofErr w:type="spellStart"/>
+            <w:r>
+              <w:rPr>
+                <w:rFonts w:ascii="Andika" w:eastAsia="Andika" w:hAnsi="Andika" w:cs="Andika"/>
+              </w:rPr>
+              <w:t>wɪnd</w:t>
+            </w:r>
+            <w:proofErr w:type="spellEnd"/>
+            <w:r>
+              <w:rPr>
+                <w:rFonts w:ascii="Andika" w:eastAsia="Andika" w:hAnsi="Andika" w:cs="Andika"/>
+              </w:rPr>
+              <w:t>/</w:t>
             </w:r>
           </w:p>
         </w:tc>
@@ -1508,7 +6015,21 @@
               <w:rPr>
                 <w:rFonts w:ascii="Andika" w:eastAsia="Andika" w:hAnsi="Andika" w:cs="Andika"/>
               </w:rPr>
-              <w:t>/waɪnd/</w:t>
+              <w:t>/</w:t>
+            </w:r>
+            <w:proofErr w:type="spellStart"/>
+            <w:r>
+              <w:rPr>
+                <w:rFonts w:ascii="Andika" w:eastAsia="Andika" w:hAnsi="Andika" w:cs="Andika"/>
+              </w:rPr>
+              <w:t>waɪnd</w:t>
+            </w:r>
+            <w:proofErr w:type="spellEnd"/>
+            <w:r>
+              <w:rPr>
+                <w:rFonts w:ascii="Andika" w:eastAsia="Andika" w:hAnsi="Andika" w:cs="Andika"/>
+              </w:rPr>
+              <w:t>/</w:t>
             </w:r>
           </w:p>
         </w:tc>
@@ -1634,7 +6155,21 @@
               <w:rPr>
                 <w:rFonts w:ascii="Andika" w:eastAsia="Andika" w:hAnsi="Andika" w:cs="Andika"/>
               </w:rPr>
-              <w:t>/tɪə(r)/</w:t>
+              <w:t>/</w:t>
+            </w:r>
+            <w:proofErr w:type="spellStart"/>
+            <w:r>
+              <w:rPr>
+                <w:rFonts w:ascii="Andika" w:eastAsia="Andika" w:hAnsi="Andika" w:cs="Andika"/>
+              </w:rPr>
+              <w:t>tɪə</w:t>
+            </w:r>
+            <w:proofErr w:type="spellEnd"/>
+            <w:r>
+              <w:rPr>
+                <w:rFonts w:ascii="Andika" w:eastAsia="Andika" w:hAnsi="Andika" w:cs="Andika"/>
+              </w:rPr>
+              <w:t>(r)/</w:t>
             </w:r>
           </w:p>
         </w:tc>
@@ -1694,7 +6229,21 @@
               <w:rPr>
                 <w:rFonts w:ascii="Andika" w:eastAsia="Andika" w:hAnsi="Andika" w:cs="Andika"/>
               </w:rPr>
-              <w:t>/teə(r)/</w:t>
+              <w:t>/</w:t>
+            </w:r>
+            <w:proofErr w:type="spellStart"/>
+            <w:r>
+              <w:rPr>
+                <w:rFonts w:ascii="Andika" w:eastAsia="Andika" w:hAnsi="Andika" w:cs="Andika"/>
+              </w:rPr>
+              <w:t>teə</w:t>
+            </w:r>
+            <w:proofErr w:type="spellEnd"/>
+            <w:r>
+              <w:rPr>
+                <w:rFonts w:ascii="Andika" w:eastAsia="Andika" w:hAnsi="Andika" w:cs="Andika"/>
+              </w:rPr>
+              <w:t>(r)/</w:t>
             </w:r>
           </w:p>
         </w:tc>
@@ -1820,7 +6369,21 @@
               <w:rPr>
                 <w:rFonts w:ascii="Andika" w:eastAsia="Andika" w:hAnsi="Andika" w:cs="Andika"/>
               </w:rPr>
-              <w:t>/rəʊ/</w:t>
+              <w:t>/</w:t>
+            </w:r>
+            <w:proofErr w:type="spellStart"/>
+            <w:r>
+              <w:rPr>
+                <w:rFonts w:ascii="Andika" w:eastAsia="Andika" w:hAnsi="Andika" w:cs="Andika"/>
+              </w:rPr>
+              <w:t>rəʊ</w:t>
+            </w:r>
+            <w:proofErr w:type="spellEnd"/>
+            <w:r>
+              <w:rPr>
+                <w:rFonts w:ascii="Andika" w:eastAsia="Andika" w:hAnsi="Andika" w:cs="Andika"/>
+              </w:rPr>
+              <w:t>/</w:t>
             </w:r>
           </w:p>
         </w:tc>
@@ -1880,7 +6443,21 @@
               <w:rPr>
                 <w:rFonts w:ascii="Andika" w:eastAsia="Andika" w:hAnsi="Andika" w:cs="Andika"/>
               </w:rPr>
-              <w:t>/raʊ/</w:t>
+              <w:t>/</w:t>
+            </w:r>
+            <w:proofErr w:type="spellStart"/>
+            <w:r>
+              <w:rPr>
+                <w:rFonts w:ascii="Andika" w:eastAsia="Andika" w:hAnsi="Andika" w:cs="Andika"/>
+              </w:rPr>
+              <w:t>raʊ</w:t>
+            </w:r>
+            <w:proofErr w:type="spellEnd"/>
+            <w:r>
+              <w:rPr>
+                <w:rFonts w:ascii="Andika" w:eastAsia="Andika" w:hAnsi="Andika" w:cs="Andika"/>
+              </w:rPr>
+              <w:t>/</w:t>
             </w:r>
           </w:p>
         </w:tc>
@@ -2006,7 +6583,21 @@
               <w:rPr>
                 <w:rFonts w:ascii="Roboto Mono" w:eastAsia="Roboto Mono" w:hAnsi="Roboto Mono" w:cs="Roboto Mono"/>
               </w:rPr>
-              <w:t>/riːd/ (present)</w:t>
+              <w:t>/</w:t>
+            </w:r>
+            <w:proofErr w:type="spellStart"/>
+            <w:r>
+              <w:rPr>
+                <w:rFonts w:ascii="Roboto Mono" w:eastAsia="Roboto Mono" w:hAnsi="Roboto Mono" w:cs="Roboto Mono"/>
+              </w:rPr>
+              <w:t>riːd</w:t>
+            </w:r>
+            <w:proofErr w:type="spellEnd"/>
+            <w:r>
+              <w:rPr>
+                <w:rFonts w:ascii="Roboto Mono" w:eastAsia="Roboto Mono" w:hAnsi="Roboto Mono" w:cs="Roboto Mono"/>
+              </w:rPr>
+              <w:t>/ (present)</w:t>
             </w:r>
           </w:p>
         </w:tc>
@@ -2066,7 +6657,21 @@
               <w:rPr>
                 <w:rFonts w:ascii="Andika" w:eastAsia="Andika" w:hAnsi="Andika" w:cs="Andika"/>
               </w:rPr>
-              <w:t>/rɛd/ (past)</w:t>
+              <w:t>/</w:t>
+            </w:r>
+            <w:proofErr w:type="spellStart"/>
+            <w:r>
+              <w:rPr>
+                <w:rFonts w:ascii="Andika" w:eastAsia="Andika" w:hAnsi="Andika" w:cs="Andika"/>
+              </w:rPr>
+              <w:t>rɛd</w:t>
+            </w:r>
+            <w:proofErr w:type="spellEnd"/>
+            <w:r>
+              <w:rPr>
+                <w:rFonts w:ascii="Andika" w:eastAsia="Andika" w:hAnsi="Andika" w:cs="Andika"/>
+              </w:rPr>
+              <w:t>/ (past)</w:t>
             </w:r>
           </w:p>
         </w:tc>
@@ -2192,7 +6797,21 @@
               <w:rPr>
                 <w:rFonts w:ascii="Roboto Mono" w:eastAsia="Roboto Mono" w:hAnsi="Roboto Mono" w:cs="Roboto Mono"/>
               </w:rPr>
-              <w:t>/bæs/</w:t>
+              <w:t>/</w:t>
+            </w:r>
+            <w:proofErr w:type="spellStart"/>
+            <w:r>
+              <w:rPr>
+                <w:rFonts w:ascii="Roboto Mono" w:eastAsia="Roboto Mono" w:hAnsi="Roboto Mono" w:cs="Roboto Mono"/>
+              </w:rPr>
+              <w:t>bæs</w:t>
+            </w:r>
+            <w:proofErr w:type="spellEnd"/>
+            <w:r>
+              <w:rPr>
+                <w:rFonts w:ascii="Roboto Mono" w:eastAsia="Roboto Mono" w:hAnsi="Roboto Mono" w:cs="Roboto Mono"/>
+              </w:rPr>
+              <w:t>/</w:t>
             </w:r>
           </w:p>
         </w:tc>
@@ -2252,7 +6871,21 @@
               <w:rPr>
                 <w:rFonts w:ascii="Andika" w:eastAsia="Andika" w:hAnsi="Andika" w:cs="Andika"/>
               </w:rPr>
-              <w:t>/beɪs/</w:t>
+              <w:t>/</w:t>
+            </w:r>
+            <w:proofErr w:type="spellStart"/>
+            <w:r>
+              <w:rPr>
+                <w:rFonts w:ascii="Andika" w:eastAsia="Andika" w:hAnsi="Andika" w:cs="Andika"/>
+              </w:rPr>
+              <w:t>beɪs</w:t>
+            </w:r>
+            <w:proofErr w:type="spellEnd"/>
+            <w:r>
+              <w:rPr>
+                <w:rFonts w:ascii="Andika" w:eastAsia="Andika" w:hAnsi="Andika" w:cs="Andika"/>
+              </w:rPr>
+              <w:t>/</w:t>
             </w:r>
           </w:p>
         </w:tc>
@@ -2378,7 +7011,21 @@
               <w:rPr>
                 <w:rFonts w:ascii="Andika" w:eastAsia="Andika" w:hAnsi="Andika" w:cs="Andika"/>
               </w:rPr>
-              <w:t>/lɪv/</w:t>
+              <w:t>/</w:t>
+            </w:r>
+            <w:proofErr w:type="spellStart"/>
+            <w:r>
+              <w:rPr>
+                <w:rFonts w:ascii="Andika" w:eastAsia="Andika" w:hAnsi="Andika" w:cs="Andika"/>
+              </w:rPr>
+              <w:t>lɪv</w:t>
+            </w:r>
+            <w:proofErr w:type="spellEnd"/>
+            <w:r>
+              <w:rPr>
+                <w:rFonts w:ascii="Andika" w:eastAsia="Andika" w:hAnsi="Andika" w:cs="Andika"/>
+              </w:rPr>
+              <w:t>/</w:t>
             </w:r>
           </w:p>
         </w:tc>
@@ -2438,7 +7085,21 @@
               <w:rPr>
                 <w:rFonts w:ascii="Andika" w:eastAsia="Andika" w:hAnsi="Andika" w:cs="Andika"/>
               </w:rPr>
-              <w:t>/laɪv/</w:t>
+              <w:t>/</w:t>
+            </w:r>
+            <w:proofErr w:type="spellStart"/>
+            <w:r>
+              <w:rPr>
+                <w:rFonts w:ascii="Andika" w:eastAsia="Andika" w:hAnsi="Andika" w:cs="Andika"/>
+              </w:rPr>
+              <w:t>laɪv</w:t>
+            </w:r>
+            <w:proofErr w:type="spellEnd"/>
+            <w:r>
+              <w:rPr>
+                <w:rFonts w:ascii="Andika" w:eastAsia="Andika" w:hAnsi="Andika" w:cs="Andika"/>
+              </w:rPr>
+              <w:t>/</w:t>
             </w:r>
           </w:p>
         </w:tc>
@@ -2530,60 +7191,1543 @@
       </w:pPr>
       <w:r>
         <w:rPr>
-          <w:rFonts w:ascii="Arial" w:eastAsia="Arial" w:hAnsi="Arial" w:cs="Arial"/>
-          <w:b/>
-          <w:color w:val="000000"/>
-          <w:sz w:val="18"/>
-          <w:highlight w:val="lightGray"/>
-        </w:rPr>
-        <w:t># Source: AI Source: Provided by: [Data Path</w:t>
-      </w:r>
-      <w:r>
-        <w:rPr>
-          <w:rFonts w:ascii="Arial" w:eastAsia="Arial" w:hAnsi="Arial" w:cs="Arial"/>
-          <w:color w:val="000000"/>
-          <w:sz w:val="18"/>
-          <w:highlight w:val="lightGray"/>
-        </w:rPr>
-        <w:t xml:space="preserve">: Persons Table -&gt; ID Column: 1, Name_En Column: Motasem Essam] -&gt; </w:t>
-      </w:r>
-      <w:r>
-        <w:rPr>
-          <w:rFonts w:ascii="Arial" w:eastAsia="Arial" w:hAnsi="Arial" w:cs="Arial"/>
-          <w:b/>
-          <w:color w:val="000000"/>
-          <w:sz w:val="18"/>
-          <w:highlight w:val="lightGray"/>
-        </w:rPr>
-        <w:t>From:</w:t>
-      </w:r>
-      <w:r>
-        <w:rPr>
-          <w:rFonts w:ascii="Arial" w:eastAsia="Arial" w:hAnsi="Arial" w:cs="Arial"/>
-          <w:color w:val="000000"/>
-          <w:sz w:val="18"/>
-          <w:highlight w:val="lightGray"/>
-        </w:rPr>
-        <w:t xml:space="preserve"> [Chatgpt (GPT-4-turbo)] </w:t>
-      </w:r>
-      <w:r>
-        <w:rPr>
-          <w:rFonts w:ascii="Arial" w:eastAsia="Arial" w:hAnsi="Arial" w:cs="Arial"/>
-          <w:b/>
-          <w:color w:val="000000"/>
-          <w:sz w:val="18"/>
-          <w:highlight w:val="lightGray"/>
-        </w:rPr>
-        <w:t>on</w:t>
-      </w:r>
-      <w:r>
-        <w:rPr>
-          <w:rFonts w:ascii="Arial" w:eastAsia="Arial" w:hAnsi="Arial"/>
-          <w:b/>
-          <w:sz w:val="18"/>
-          <w:highlight w:val="lightGray"/>
-        </w:rPr>
-        <w:t xml:space="preserve"> [8/1/2025]</w:t>
+          <w:rFonts w:ascii="Arial" w:hAnsi="Arial" w:eastAsia="Arial" w:cs="Arial"/>
+          <w:b/>
+          <w:i w:val="0"/>
+          <w:color w:val="000000"/>
+          <w:sz w:val="18"/>
+          <w:highlight w:val="lightGray"/>
+        </w:rPr>
+        <w:t>#</w:t>
+      </w:r>
+      <w:r>
+        <w:rPr>
+          <w:rFonts w:ascii="Arial" w:hAnsi="Arial" w:eastAsia="Arial" w:cs="Arial"/>
+          <w:b/>
+          <w:i w:val="0"/>
+          <w:color w:val="000000"/>
+          <w:sz w:val="18"/>
+          <w:highlight w:val="lightGray"/>
+        </w:rPr>
+        <w:t xml:space="preserve"> </w:t>
+      </w:r>
+      <w:r>
+        <w:rPr>
+          <w:rFonts w:ascii="Arial" w:hAnsi="Arial" w:eastAsia="Arial" w:cs="Arial"/>
+          <w:b/>
+          <w:i w:val="0"/>
+          <w:color w:val="000000"/>
+          <w:sz w:val="18"/>
+          <w:highlight w:val="lightGray"/>
+        </w:rPr>
+        <w:t>S</w:t>
+      </w:r>
+      <w:r>
+        <w:rPr>
+          <w:rFonts w:ascii="Arial" w:hAnsi="Arial" w:eastAsia="Arial" w:cs="Arial"/>
+          <w:b/>
+          <w:i w:val="0"/>
+          <w:color w:val="000000"/>
+          <w:sz w:val="18"/>
+          <w:highlight w:val="lightGray"/>
+        </w:rPr>
+        <w:t>o</w:t>
+      </w:r>
+      <w:r>
+        <w:rPr>
+          <w:rFonts w:ascii="Arial" w:hAnsi="Arial" w:eastAsia="Arial" w:cs="Arial"/>
+          <w:b/>
+          <w:i w:val="0"/>
+          <w:color w:val="000000"/>
+          <w:sz w:val="18"/>
+          <w:highlight w:val="lightGray"/>
+        </w:rPr>
+        <w:t>u</w:t>
+      </w:r>
+      <w:r>
+        <w:rPr>
+          <w:rFonts w:ascii="Arial" w:hAnsi="Arial" w:eastAsia="Arial" w:cs="Arial"/>
+          <w:b/>
+          <w:i w:val="0"/>
+          <w:color w:val="000000"/>
+          <w:sz w:val="18"/>
+          <w:highlight w:val="lightGray"/>
+        </w:rPr>
+        <w:t>r</w:t>
+      </w:r>
+      <w:r>
+        <w:rPr>
+          <w:rFonts w:ascii="Arial" w:hAnsi="Arial" w:eastAsia="Arial" w:cs="Arial"/>
+          <w:b/>
+          <w:i w:val="0"/>
+          <w:color w:val="000000"/>
+          <w:sz w:val="18"/>
+          <w:highlight w:val="lightGray"/>
+        </w:rPr>
+        <w:t>c</w:t>
+      </w:r>
+      <w:r>
+        <w:rPr>
+          <w:rFonts w:ascii="Arial" w:hAnsi="Arial" w:eastAsia="Arial" w:cs="Arial"/>
+          <w:b/>
+          <w:i w:val="0"/>
+          <w:color w:val="000000"/>
+          <w:sz w:val="18"/>
+          <w:highlight w:val="lightGray"/>
+        </w:rPr>
+        <w:t>e</w:t>
+      </w:r>
+      <w:r>
+        <w:rPr>
+          <w:rFonts w:ascii="Arial" w:hAnsi="Arial" w:eastAsia="Arial" w:cs="Arial"/>
+          <w:b/>
+          <w:i w:val="0"/>
+          <w:color w:val="000000"/>
+          <w:sz w:val="18"/>
+          <w:highlight w:val="lightGray"/>
+        </w:rPr>
+        <w:t>:</w:t>
+      </w:r>
+      <w:r>
+        <w:rPr>
+          <w:rFonts w:ascii="Arial" w:hAnsi="Arial" w:eastAsia="Arial" w:cs="Arial"/>
+          <w:b/>
+          <w:i w:val="0"/>
+          <w:color w:val="000000"/>
+          <w:sz w:val="18"/>
+          <w:highlight w:val="lightGray"/>
+        </w:rPr>
+        <w:t xml:space="preserve"> </w:t>
+      </w:r>
+      <w:r>
+        <w:rPr>
+          <w:rFonts w:ascii="Arial" w:hAnsi="Arial" w:eastAsia="Arial" w:cs="Arial"/>
+          <w:b/>
+          <w:i w:val="0"/>
+          <w:color w:val="000000"/>
+          <w:sz w:val="18"/>
+          <w:highlight w:val="lightGray"/>
+        </w:rPr>
+        <w:t>A</w:t>
+      </w:r>
+      <w:r>
+        <w:rPr>
+          <w:rFonts w:ascii="Arial" w:hAnsi="Arial" w:eastAsia="Arial" w:cs="Arial"/>
+          <w:b/>
+          <w:i w:val="0"/>
+          <w:color w:val="000000"/>
+          <w:sz w:val="18"/>
+          <w:highlight w:val="lightGray"/>
+        </w:rPr>
+        <w:t>I</w:t>
+      </w:r>
+      <w:r>
+        <w:rPr>
+          <w:rFonts w:ascii="Arial" w:hAnsi="Arial" w:eastAsia="Arial" w:cs="Arial"/>
+          <w:b/>
+          <w:i w:val="0"/>
+          <w:color w:val="000000"/>
+          <w:sz w:val="18"/>
+          <w:highlight w:val="lightGray"/>
+        </w:rPr>
+        <w:t xml:space="preserve"> </w:t>
+      </w:r>
+      <w:r>
+        <w:rPr>
+          <w:rFonts w:ascii="Arial" w:hAnsi="Arial" w:eastAsia="Arial" w:cs="Arial"/>
+          <w:b/>
+          <w:i w:val="0"/>
+          <w:color w:val="000000"/>
+          <w:sz w:val="18"/>
+          <w:highlight w:val="lightGray"/>
+        </w:rPr>
+        <w:t>S</w:t>
+      </w:r>
+      <w:r>
+        <w:rPr>
+          <w:rFonts w:ascii="Arial" w:hAnsi="Arial" w:eastAsia="Arial" w:cs="Arial"/>
+          <w:b/>
+          <w:i w:val="0"/>
+          <w:color w:val="000000"/>
+          <w:sz w:val="18"/>
+          <w:highlight w:val="lightGray"/>
+        </w:rPr>
+        <w:t>o</w:t>
+      </w:r>
+      <w:r>
+        <w:rPr>
+          <w:rFonts w:ascii="Arial" w:hAnsi="Arial" w:eastAsia="Arial" w:cs="Arial"/>
+          <w:b/>
+          <w:i w:val="0"/>
+          <w:color w:val="000000"/>
+          <w:sz w:val="18"/>
+          <w:highlight w:val="lightGray"/>
+        </w:rPr>
+        <w:t>u</w:t>
+      </w:r>
+      <w:r>
+        <w:rPr>
+          <w:rFonts w:ascii="Arial" w:hAnsi="Arial" w:eastAsia="Arial" w:cs="Arial"/>
+          <w:b/>
+          <w:i w:val="0"/>
+          <w:color w:val="000000"/>
+          <w:sz w:val="18"/>
+          <w:highlight w:val="lightGray"/>
+        </w:rPr>
+        <w:t>r</w:t>
+      </w:r>
+      <w:r>
+        <w:rPr>
+          <w:rFonts w:ascii="Arial" w:hAnsi="Arial" w:eastAsia="Arial" w:cs="Arial"/>
+          <w:b/>
+          <w:i w:val="0"/>
+          <w:color w:val="000000"/>
+          <w:sz w:val="18"/>
+          <w:highlight w:val="lightGray"/>
+        </w:rPr>
+        <w:t>c</w:t>
+      </w:r>
+      <w:r>
+        <w:rPr>
+          <w:rFonts w:ascii="Arial" w:hAnsi="Arial" w:eastAsia="Arial" w:cs="Arial"/>
+          <w:b/>
+          <w:i w:val="0"/>
+          <w:color w:val="000000"/>
+          <w:sz w:val="18"/>
+          <w:highlight w:val="lightGray"/>
+        </w:rPr>
+        <w:t>e</w:t>
+      </w:r>
+      <w:r>
+        <w:rPr>
+          <w:rFonts w:ascii="Arial" w:hAnsi="Arial" w:eastAsia="Arial" w:cs="Arial"/>
+          <w:b/>
+          <w:i w:val="0"/>
+          <w:color w:val="000000"/>
+          <w:sz w:val="18"/>
+          <w:highlight w:val="lightGray"/>
+        </w:rPr>
+        <w:t>:</w:t>
+      </w:r>
+      <w:r>
+        <w:rPr>
+          <w:rFonts w:ascii="Arial" w:hAnsi="Arial" w:eastAsia="Arial" w:cs="Arial"/>
+          <w:b/>
+          <w:i w:val="0"/>
+          <w:color w:val="000000"/>
+          <w:sz w:val="18"/>
+          <w:highlight w:val="lightGray"/>
+        </w:rPr>
+        <w:t xml:space="preserve"> </w:t>
+      </w:r>
+      <w:r>
+        <w:rPr>
+          <w:rFonts w:ascii="Arial" w:hAnsi="Arial" w:eastAsia="Arial" w:cs="Arial"/>
+          <w:b/>
+          <w:i w:val="0"/>
+          <w:color w:val="000000"/>
+          <w:sz w:val="18"/>
+          <w:highlight w:val="lightGray"/>
+        </w:rPr>
+        <w:t>P</w:t>
+      </w:r>
+      <w:r>
+        <w:rPr>
+          <w:rFonts w:ascii="Arial" w:hAnsi="Arial" w:eastAsia="Arial" w:cs="Arial"/>
+          <w:b/>
+          <w:i w:val="0"/>
+          <w:color w:val="000000"/>
+          <w:sz w:val="18"/>
+          <w:highlight w:val="lightGray"/>
+        </w:rPr>
+        <w:t>r</w:t>
+      </w:r>
+      <w:r>
+        <w:rPr>
+          <w:rFonts w:ascii="Arial" w:hAnsi="Arial" w:eastAsia="Arial" w:cs="Arial"/>
+          <w:b/>
+          <w:i w:val="0"/>
+          <w:color w:val="000000"/>
+          <w:sz w:val="18"/>
+          <w:highlight w:val="lightGray"/>
+        </w:rPr>
+        <w:t>o</w:t>
+      </w:r>
+      <w:r>
+        <w:rPr>
+          <w:rFonts w:ascii="Arial" w:hAnsi="Arial" w:eastAsia="Arial" w:cs="Arial"/>
+          <w:b/>
+          <w:i w:val="0"/>
+          <w:color w:val="000000"/>
+          <w:sz w:val="18"/>
+          <w:highlight w:val="lightGray"/>
+        </w:rPr>
+        <w:t>v</w:t>
+      </w:r>
+      <w:r>
+        <w:rPr>
+          <w:rFonts w:ascii="Arial" w:hAnsi="Arial" w:eastAsia="Arial" w:cs="Arial"/>
+          <w:b/>
+          <w:i w:val="0"/>
+          <w:color w:val="000000"/>
+          <w:sz w:val="18"/>
+          <w:highlight w:val="lightGray"/>
+        </w:rPr>
+        <w:t>i</w:t>
+      </w:r>
+      <w:r>
+        <w:rPr>
+          <w:rFonts w:ascii="Arial" w:hAnsi="Arial" w:eastAsia="Arial" w:cs="Arial"/>
+          <w:b/>
+          <w:i w:val="0"/>
+          <w:color w:val="000000"/>
+          <w:sz w:val="18"/>
+          <w:highlight w:val="lightGray"/>
+        </w:rPr>
+        <w:t>d</w:t>
+      </w:r>
+      <w:r>
+        <w:rPr>
+          <w:rFonts w:ascii="Arial" w:hAnsi="Arial" w:eastAsia="Arial" w:cs="Arial"/>
+          <w:b/>
+          <w:i w:val="0"/>
+          <w:color w:val="000000"/>
+          <w:sz w:val="18"/>
+          <w:highlight w:val="lightGray"/>
+        </w:rPr>
+        <w:t>e</w:t>
+      </w:r>
+      <w:r>
+        <w:rPr>
+          <w:rFonts w:ascii="Arial" w:hAnsi="Arial" w:eastAsia="Arial" w:cs="Arial"/>
+          <w:b/>
+          <w:i w:val="0"/>
+          <w:color w:val="000000"/>
+          <w:sz w:val="18"/>
+          <w:highlight w:val="lightGray"/>
+        </w:rPr>
+        <w:t>d</w:t>
+      </w:r>
+      <w:r>
+        <w:rPr>
+          <w:rFonts w:ascii="Arial" w:hAnsi="Arial" w:eastAsia="Arial" w:cs="Arial"/>
+          <w:b/>
+          <w:i w:val="0"/>
+          <w:color w:val="000000"/>
+          <w:sz w:val="18"/>
+          <w:highlight w:val="lightGray"/>
+        </w:rPr>
+        <w:t xml:space="preserve"> </w:t>
+      </w:r>
+      <w:r>
+        <w:rPr>
+          <w:rFonts w:ascii="Arial" w:hAnsi="Arial" w:eastAsia="Arial" w:cs="Arial"/>
+          <w:b/>
+          <w:i w:val="0"/>
+          <w:color w:val="000000"/>
+          <w:sz w:val="18"/>
+          <w:highlight w:val="lightGray"/>
+        </w:rPr>
+        <w:t>b</w:t>
+      </w:r>
+      <w:r>
+        <w:rPr>
+          <w:rFonts w:ascii="Arial" w:hAnsi="Arial" w:eastAsia="Arial" w:cs="Arial"/>
+          <w:b/>
+          <w:i w:val="0"/>
+          <w:color w:val="000000"/>
+          <w:sz w:val="18"/>
+          <w:highlight w:val="lightGray"/>
+        </w:rPr>
+        <w:t>y</w:t>
+      </w:r>
+      <w:r>
+        <w:rPr>
+          <w:rFonts w:ascii="Arial" w:hAnsi="Arial" w:eastAsia="Arial" w:cs="Arial"/>
+          <w:b/>
+          <w:i w:val="0"/>
+          <w:color w:val="000000"/>
+          <w:sz w:val="18"/>
+          <w:highlight w:val="lightGray"/>
+        </w:rPr>
+        <w:t>:</w:t>
+      </w:r>
+      <w:r>
+        <w:rPr>
+          <w:rFonts w:ascii="Arial" w:hAnsi="Arial" w:eastAsia="Arial" w:cs="Arial"/>
+          <w:b/>
+          <w:i w:val="0"/>
+          <w:color w:val="000000"/>
+          <w:sz w:val="18"/>
+          <w:highlight w:val="lightGray"/>
+        </w:rPr>
+        <w:t xml:space="preserve"> </w:t>
+      </w:r>
+      <w:r>
+        <w:rPr>
+          <w:rFonts w:ascii="Arial" w:hAnsi="Arial" w:eastAsia="Arial" w:cs="Arial"/>
+          <w:b/>
+          <w:i w:val="0"/>
+          <w:color w:val="000000"/>
+          <w:sz w:val="18"/>
+          <w:highlight w:val="lightGray"/>
+        </w:rPr>
+        <w:t>[</w:t>
+      </w:r>
+      <w:r>
+        <w:rPr>
+          <w:rFonts w:ascii="Arial" w:hAnsi="Arial" w:eastAsia="Arial" w:cs="Arial"/>
+          <w:b/>
+          <w:i w:val="0"/>
+          <w:color w:val="000000"/>
+          <w:sz w:val="18"/>
+          <w:highlight w:val="lightGray"/>
+        </w:rPr>
+        <w:t>D</w:t>
+      </w:r>
+      <w:r>
+        <w:rPr>
+          <w:rFonts w:ascii="Arial" w:hAnsi="Arial" w:eastAsia="Arial" w:cs="Arial"/>
+          <w:b/>
+          <w:i w:val="0"/>
+          <w:color w:val="000000"/>
+          <w:sz w:val="18"/>
+          <w:highlight w:val="lightGray"/>
+        </w:rPr>
+        <w:t>a</w:t>
+      </w:r>
+      <w:r>
+        <w:rPr>
+          <w:rFonts w:ascii="Arial" w:hAnsi="Arial" w:eastAsia="Arial" w:cs="Arial"/>
+          <w:b/>
+          <w:i w:val="0"/>
+          <w:color w:val="000000"/>
+          <w:sz w:val="18"/>
+          <w:highlight w:val="lightGray"/>
+        </w:rPr>
+        <w:t>t</w:t>
+      </w:r>
+      <w:r>
+        <w:rPr>
+          <w:rFonts w:ascii="Arial" w:hAnsi="Arial" w:eastAsia="Arial" w:cs="Arial"/>
+          <w:b/>
+          <w:i w:val="0"/>
+          <w:color w:val="000000"/>
+          <w:sz w:val="18"/>
+          <w:highlight w:val="lightGray"/>
+        </w:rPr>
+        <w:t>a</w:t>
+      </w:r>
+      <w:r>
+        <w:rPr>
+          <w:rFonts w:ascii="Arial" w:hAnsi="Arial" w:eastAsia="Arial" w:cs="Arial"/>
+          <w:b/>
+          <w:i w:val="0"/>
+          <w:color w:val="000000"/>
+          <w:sz w:val="18"/>
+          <w:highlight w:val="lightGray"/>
+        </w:rPr>
+        <w:t xml:space="preserve"> </w:t>
+      </w:r>
+      <w:r>
+        <w:rPr>
+          <w:rFonts w:ascii="Arial" w:hAnsi="Arial" w:eastAsia="Arial" w:cs="Arial"/>
+          <w:b/>
+          <w:i w:val="0"/>
+          <w:color w:val="000000"/>
+          <w:sz w:val="18"/>
+          <w:highlight w:val="lightGray"/>
+        </w:rPr>
+        <w:t>P</w:t>
+      </w:r>
+      <w:r>
+        <w:rPr>
+          <w:rFonts w:ascii="Arial" w:hAnsi="Arial" w:eastAsia="Arial" w:cs="Arial"/>
+          <w:b/>
+          <w:i w:val="0"/>
+          <w:color w:val="000000"/>
+          <w:sz w:val="18"/>
+          <w:highlight w:val="lightGray"/>
+        </w:rPr>
+        <w:t>a</w:t>
+      </w:r>
+      <w:r>
+        <w:rPr>
+          <w:rFonts w:ascii="Arial" w:hAnsi="Arial" w:eastAsia="Arial" w:cs="Arial"/>
+          <w:b/>
+          <w:i w:val="0"/>
+          <w:color w:val="000000"/>
+          <w:sz w:val="18"/>
+          <w:highlight w:val="lightGray"/>
+        </w:rPr>
+        <w:t>t</w:t>
+      </w:r>
+      <w:r>
+        <w:rPr>
+          <w:rFonts w:ascii="Arial" w:hAnsi="Arial" w:eastAsia="Arial" w:cs="Arial"/>
+          <w:b/>
+          <w:i w:val="0"/>
+          <w:color w:val="000000"/>
+          <w:sz w:val="18"/>
+          <w:highlight w:val="lightGray"/>
+        </w:rPr>
+        <w:t>h</w:t>
+      </w:r>
+      <w:r>
+        <w:rPr>
+          <w:rFonts w:ascii="Arial" w:hAnsi="Arial" w:eastAsia="Arial" w:cs="Arial"/>
+          <w:b w:val="0"/>
+          <w:i w:val="0"/>
+          <w:color w:val="000000"/>
+          <w:sz w:val="18"/>
+          <w:highlight w:val="lightGray"/>
+        </w:rPr>
+        <w:t>:</w:t>
+      </w:r>
+      <w:r>
+        <w:rPr>
+          <w:rFonts w:ascii="Arial" w:hAnsi="Arial" w:eastAsia="Arial" w:cs="Arial"/>
+          <w:b w:val="0"/>
+          <w:i w:val="0"/>
+          <w:color w:val="000000"/>
+          <w:sz w:val="18"/>
+          <w:highlight w:val="lightGray"/>
+        </w:rPr>
+        <w:t xml:space="preserve"> </w:t>
+      </w:r>
+      <w:r>
+        <w:rPr>
+          <w:rFonts w:ascii="Arial" w:hAnsi="Arial" w:eastAsia="Arial" w:cs="Arial"/>
+          <w:b w:val="0"/>
+          <w:i w:val="0"/>
+          <w:color w:val="000000"/>
+          <w:sz w:val="18"/>
+          <w:highlight w:val="lightGray"/>
+        </w:rPr>
+        <w:t>P</w:t>
+      </w:r>
+      <w:r>
+        <w:rPr>
+          <w:rFonts w:ascii="Arial" w:hAnsi="Arial" w:eastAsia="Arial" w:cs="Arial"/>
+          <w:b w:val="0"/>
+          <w:i w:val="0"/>
+          <w:color w:val="000000"/>
+          <w:sz w:val="18"/>
+          <w:highlight w:val="lightGray"/>
+        </w:rPr>
+        <w:t>e</w:t>
+      </w:r>
+      <w:r>
+        <w:rPr>
+          <w:rFonts w:ascii="Arial" w:hAnsi="Arial" w:eastAsia="Arial" w:cs="Arial"/>
+          <w:b w:val="0"/>
+          <w:i w:val="0"/>
+          <w:color w:val="000000"/>
+          <w:sz w:val="18"/>
+          <w:highlight w:val="lightGray"/>
+        </w:rPr>
+        <w:t>r</w:t>
+      </w:r>
+      <w:r>
+        <w:rPr>
+          <w:rFonts w:ascii="Arial" w:hAnsi="Arial" w:eastAsia="Arial" w:cs="Arial"/>
+          <w:b w:val="0"/>
+          <w:i w:val="0"/>
+          <w:color w:val="000000"/>
+          <w:sz w:val="18"/>
+          <w:highlight w:val="lightGray"/>
+        </w:rPr>
+        <w:t>s</w:t>
+      </w:r>
+      <w:r>
+        <w:rPr>
+          <w:rFonts w:ascii="Arial" w:hAnsi="Arial" w:eastAsia="Arial" w:cs="Arial"/>
+          <w:b w:val="0"/>
+          <w:i w:val="0"/>
+          <w:color w:val="000000"/>
+          <w:sz w:val="18"/>
+          <w:highlight w:val="lightGray"/>
+        </w:rPr>
+        <w:t>o</w:t>
+      </w:r>
+      <w:r>
+        <w:rPr>
+          <w:rFonts w:ascii="Arial" w:hAnsi="Arial" w:eastAsia="Arial" w:cs="Arial"/>
+          <w:b w:val="0"/>
+          <w:i w:val="0"/>
+          <w:color w:val="000000"/>
+          <w:sz w:val="18"/>
+          <w:highlight w:val="lightGray"/>
+        </w:rPr>
+        <w:t>n</w:t>
+      </w:r>
+      <w:r>
+        <w:rPr>
+          <w:rFonts w:ascii="Arial" w:hAnsi="Arial" w:eastAsia="Arial" w:cs="Arial"/>
+          <w:b w:val="0"/>
+          <w:i w:val="0"/>
+          <w:color w:val="000000"/>
+          <w:sz w:val="18"/>
+          <w:highlight w:val="lightGray"/>
+        </w:rPr>
+        <w:t>s</w:t>
+      </w:r>
+      <w:r>
+        <w:rPr>
+          <w:rFonts w:ascii="Arial" w:hAnsi="Arial" w:eastAsia="Arial" w:cs="Arial"/>
+          <w:b w:val="0"/>
+          <w:i w:val="0"/>
+          <w:color w:val="000000"/>
+          <w:sz w:val="18"/>
+          <w:highlight w:val="lightGray"/>
+        </w:rPr>
+        <w:t xml:space="preserve"> </w:t>
+      </w:r>
+      <w:r>
+        <w:rPr>
+          <w:rFonts w:ascii="Arial" w:hAnsi="Arial" w:eastAsia="Arial" w:cs="Arial"/>
+          <w:b w:val="0"/>
+          <w:i w:val="0"/>
+          <w:color w:val="000000"/>
+          <w:sz w:val="18"/>
+          <w:highlight w:val="lightGray"/>
+        </w:rPr>
+        <w:t>T</w:t>
+      </w:r>
+      <w:r>
+        <w:rPr>
+          <w:rFonts w:ascii="Arial" w:hAnsi="Arial" w:eastAsia="Arial" w:cs="Arial"/>
+          <w:b w:val="0"/>
+          <w:i w:val="0"/>
+          <w:color w:val="000000"/>
+          <w:sz w:val="18"/>
+          <w:highlight w:val="lightGray"/>
+        </w:rPr>
+        <w:t>a</w:t>
+      </w:r>
+      <w:r>
+        <w:rPr>
+          <w:rFonts w:ascii="Arial" w:hAnsi="Arial" w:eastAsia="Arial" w:cs="Arial"/>
+          <w:b w:val="0"/>
+          <w:i w:val="0"/>
+          <w:color w:val="000000"/>
+          <w:sz w:val="18"/>
+          <w:highlight w:val="lightGray"/>
+        </w:rPr>
+        <w:t>b</w:t>
+      </w:r>
+      <w:r>
+        <w:rPr>
+          <w:rFonts w:ascii="Arial" w:hAnsi="Arial" w:eastAsia="Arial" w:cs="Arial"/>
+          <w:b w:val="0"/>
+          <w:i w:val="0"/>
+          <w:color w:val="000000"/>
+          <w:sz w:val="18"/>
+          <w:highlight w:val="lightGray"/>
+        </w:rPr>
+        <w:t>l</w:t>
+      </w:r>
+      <w:r>
+        <w:rPr>
+          <w:rFonts w:ascii="Arial" w:hAnsi="Arial" w:eastAsia="Arial" w:cs="Arial"/>
+          <w:b w:val="0"/>
+          <w:i w:val="0"/>
+          <w:color w:val="000000"/>
+          <w:sz w:val="18"/>
+          <w:highlight w:val="lightGray"/>
+        </w:rPr>
+        <w:t>e</w:t>
+      </w:r>
+      <w:r>
+        <w:rPr>
+          <w:rFonts w:ascii="Arial" w:hAnsi="Arial" w:eastAsia="Arial" w:cs="Arial"/>
+          <w:b w:val="0"/>
+          <w:i w:val="0"/>
+          <w:color w:val="000000"/>
+          <w:sz w:val="18"/>
+          <w:highlight w:val="lightGray"/>
+        </w:rPr>
+        <w:t xml:space="preserve"> </w:t>
+      </w:r>
+      <w:r>
+        <w:rPr>
+          <w:rFonts w:ascii="Arial" w:hAnsi="Arial" w:eastAsia="Arial" w:cs="Arial"/>
+          <w:b w:val="0"/>
+          <w:i w:val="0"/>
+          <w:color w:val="000000"/>
+          <w:sz w:val="18"/>
+          <w:highlight w:val="lightGray"/>
+        </w:rPr>
+        <w:t>-</w:t>
+      </w:r>
+      <w:r>
+        <w:rPr>
+          <w:rFonts w:ascii="Arial" w:hAnsi="Arial" w:eastAsia="Arial" w:cs="Arial"/>
+          <w:b w:val="0"/>
+          <w:i w:val="0"/>
+          <w:color w:val="000000"/>
+          <w:sz w:val="18"/>
+          <w:highlight w:val="lightGray"/>
+        </w:rPr>
+        <w:t>&gt;</w:t>
+      </w:r>
+      <w:r>
+        <w:rPr>
+          <w:rFonts w:ascii="Arial" w:hAnsi="Arial" w:eastAsia="Arial" w:cs="Arial"/>
+          <w:b w:val="0"/>
+          <w:i w:val="0"/>
+          <w:color w:val="000000"/>
+          <w:sz w:val="18"/>
+          <w:highlight w:val="lightGray"/>
+        </w:rPr>
+        <w:t xml:space="preserve"> </w:t>
+      </w:r>
+      <w:r>
+        <w:rPr>
+          <w:rFonts w:ascii="Arial" w:hAnsi="Arial" w:eastAsia="Arial" w:cs="Arial"/>
+          <w:b w:val="0"/>
+          <w:i w:val="0"/>
+          <w:color w:val="000000"/>
+          <w:sz w:val="18"/>
+          <w:highlight w:val="lightGray"/>
+        </w:rPr>
+        <w:t>I</w:t>
+      </w:r>
+      <w:r>
+        <w:rPr>
+          <w:rFonts w:ascii="Arial" w:hAnsi="Arial" w:eastAsia="Arial" w:cs="Arial"/>
+          <w:b w:val="0"/>
+          <w:i w:val="0"/>
+          <w:color w:val="000000"/>
+          <w:sz w:val="18"/>
+          <w:highlight w:val="lightGray"/>
+        </w:rPr>
+        <w:t>D</w:t>
+      </w:r>
+      <w:r>
+        <w:rPr>
+          <w:rFonts w:ascii="Arial" w:hAnsi="Arial" w:eastAsia="Arial" w:cs="Arial"/>
+          <w:b w:val="0"/>
+          <w:i w:val="0"/>
+          <w:color w:val="000000"/>
+          <w:sz w:val="18"/>
+          <w:highlight w:val="lightGray"/>
+        </w:rPr>
+        <w:t xml:space="preserve"> </w:t>
+      </w:r>
+      <w:r>
+        <w:rPr>
+          <w:rFonts w:ascii="Arial" w:hAnsi="Arial" w:eastAsia="Arial" w:cs="Arial"/>
+          <w:b w:val="0"/>
+          <w:i w:val="0"/>
+          <w:color w:val="000000"/>
+          <w:sz w:val="18"/>
+          <w:highlight w:val="lightGray"/>
+        </w:rPr>
+        <w:t>C</w:t>
+      </w:r>
+      <w:r>
+        <w:rPr>
+          <w:rFonts w:ascii="Arial" w:hAnsi="Arial" w:eastAsia="Arial" w:cs="Arial"/>
+          <w:b w:val="0"/>
+          <w:i w:val="0"/>
+          <w:color w:val="000000"/>
+          <w:sz w:val="18"/>
+          <w:highlight w:val="lightGray"/>
+        </w:rPr>
+        <w:t>o</w:t>
+      </w:r>
+      <w:r>
+        <w:rPr>
+          <w:rFonts w:ascii="Arial" w:hAnsi="Arial" w:eastAsia="Arial" w:cs="Arial"/>
+          <w:b w:val="0"/>
+          <w:i w:val="0"/>
+          <w:color w:val="000000"/>
+          <w:sz w:val="18"/>
+          <w:highlight w:val="lightGray"/>
+        </w:rPr>
+        <w:t>l</w:t>
+      </w:r>
+      <w:r>
+        <w:rPr>
+          <w:rFonts w:ascii="Arial" w:hAnsi="Arial" w:eastAsia="Arial" w:cs="Arial"/>
+          <w:b w:val="0"/>
+          <w:i w:val="0"/>
+          <w:color w:val="000000"/>
+          <w:sz w:val="18"/>
+          <w:highlight w:val="lightGray"/>
+        </w:rPr>
+        <w:t>u</w:t>
+      </w:r>
+      <w:r>
+        <w:rPr>
+          <w:rFonts w:ascii="Arial" w:hAnsi="Arial" w:eastAsia="Arial" w:cs="Arial"/>
+          <w:b w:val="0"/>
+          <w:i w:val="0"/>
+          <w:color w:val="000000"/>
+          <w:sz w:val="18"/>
+          <w:highlight w:val="lightGray"/>
+        </w:rPr>
+        <w:t>m</w:t>
+      </w:r>
+      <w:r>
+        <w:rPr>
+          <w:rFonts w:ascii="Arial" w:hAnsi="Arial" w:eastAsia="Arial" w:cs="Arial"/>
+          <w:b w:val="0"/>
+          <w:i w:val="0"/>
+          <w:color w:val="000000"/>
+          <w:sz w:val="18"/>
+          <w:highlight w:val="lightGray"/>
+        </w:rPr>
+        <w:t>n</w:t>
+      </w:r>
+      <w:r>
+        <w:rPr>
+          <w:rFonts w:ascii="Arial" w:hAnsi="Arial" w:eastAsia="Arial" w:cs="Arial"/>
+          <w:b w:val="0"/>
+          <w:i w:val="0"/>
+          <w:color w:val="000000"/>
+          <w:sz w:val="18"/>
+          <w:highlight w:val="lightGray"/>
+        </w:rPr>
+        <w:t>:</w:t>
+      </w:r>
+      <w:r>
+        <w:rPr>
+          <w:rFonts w:ascii="Arial" w:hAnsi="Arial" w:eastAsia="Arial" w:cs="Arial"/>
+          <w:b w:val="0"/>
+          <w:i w:val="0"/>
+          <w:color w:val="000000"/>
+          <w:sz w:val="18"/>
+          <w:highlight w:val="lightGray"/>
+        </w:rPr>
+        <w:t xml:space="preserve"> </w:t>
+      </w:r>
+      <w:r>
+        <w:rPr>
+          <w:rFonts w:ascii="Arial" w:hAnsi="Arial" w:eastAsia="Arial" w:cs="Arial"/>
+          <w:b w:val="0"/>
+          <w:i w:val="0"/>
+          <w:color w:val="000000"/>
+          <w:sz w:val="18"/>
+          <w:highlight w:val="lightGray"/>
+        </w:rPr>
+        <w:t>1</w:t>
+      </w:r>
+      <w:r>
+        <w:rPr>
+          <w:rFonts w:ascii="Arial" w:hAnsi="Arial" w:eastAsia="Arial" w:cs="Arial"/>
+          <w:b w:val="0"/>
+          <w:i w:val="0"/>
+          <w:color w:val="000000"/>
+          <w:sz w:val="18"/>
+          <w:highlight w:val="lightGray"/>
+        </w:rPr>
+        <w:t>,</w:t>
+      </w:r>
+      <w:r>
+        <w:rPr>
+          <w:rFonts w:ascii="Arial" w:hAnsi="Arial" w:eastAsia="Arial" w:cs="Arial"/>
+          <w:b w:val="0"/>
+          <w:i w:val="0"/>
+          <w:color w:val="000000"/>
+          <w:sz w:val="18"/>
+          <w:highlight w:val="lightGray"/>
+        </w:rPr>
+        <w:t xml:space="preserve"> </w:t>
+      </w:r>
+      <w:r>
+        <w:rPr>
+          <w:rFonts w:ascii="Arial" w:hAnsi="Arial" w:eastAsia="Arial" w:cs="Arial"/>
+          <w:b w:val="0"/>
+          <w:i w:val="0"/>
+          <w:color w:val="000000"/>
+          <w:sz w:val="18"/>
+          <w:highlight w:val="lightGray"/>
+        </w:rPr>
+        <w:t>N</w:t>
+      </w:r>
+      <w:r>
+        <w:rPr>
+          <w:rFonts w:ascii="Arial" w:hAnsi="Arial" w:eastAsia="Arial" w:cs="Arial"/>
+          <w:b w:val="0"/>
+          <w:i w:val="0"/>
+          <w:color w:val="000000"/>
+          <w:sz w:val="18"/>
+          <w:highlight w:val="lightGray"/>
+        </w:rPr>
+        <w:t>a</w:t>
+      </w:r>
+      <w:r>
+        <w:rPr>
+          <w:rFonts w:ascii="Arial" w:hAnsi="Arial" w:eastAsia="Arial" w:cs="Arial"/>
+          <w:b w:val="0"/>
+          <w:i w:val="0"/>
+          <w:color w:val="000000"/>
+          <w:sz w:val="18"/>
+          <w:highlight w:val="lightGray"/>
+        </w:rPr>
+        <w:t>m</w:t>
+      </w:r>
+      <w:r>
+        <w:rPr>
+          <w:rFonts w:ascii="Arial" w:hAnsi="Arial" w:eastAsia="Arial" w:cs="Arial"/>
+          <w:b w:val="0"/>
+          <w:i w:val="0"/>
+          <w:color w:val="000000"/>
+          <w:sz w:val="18"/>
+          <w:highlight w:val="lightGray"/>
+        </w:rPr>
+        <w:t>e</w:t>
+      </w:r>
+      <w:r>
+        <w:rPr>
+          <w:rFonts w:ascii="Arial" w:hAnsi="Arial" w:eastAsia="Arial" w:cs="Arial"/>
+          <w:b w:val="0"/>
+          <w:i w:val="0"/>
+          <w:color w:val="000000"/>
+          <w:sz w:val="18"/>
+          <w:highlight w:val="lightGray"/>
+        </w:rPr>
+        <w:t>_</w:t>
+      </w:r>
+      <w:r>
+        <w:rPr>
+          <w:rFonts w:ascii="Arial" w:hAnsi="Arial" w:eastAsia="Arial" w:cs="Arial"/>
+          <w:b w:val="0"/>
+          <w:i w:val="0"/>
+          <w:color w:val="000000"/>
+          <w:sz w:val="18"/>
+          <w:highlight w:val="lightGray"/>
+        </w:rPr>
+        <w:t>E</w:t>
+      </w:r>
+      <w:r>
+        <w:rPr>
+          <w:rFonts w:ascii="Arial" w:hAnsi="Arial" w:eastAsia="Arial" w:cs="Arial"/>
+          <w:b w:val="0"/>
+          <w:i w:val="0"/>
+          <w:color w:val="000000"/>
+          <w:sz w:val="18"/>
+          <w:highlight w:val="lightGray"/>
+        </w:rPr>
+        <w:t>n</w:t>
+      </w:r>
+      <w:r>
+        <w:rPr>
+          <w:rFonts w:ascii="Arial" w:hAnsi="Arial" w:eastAsia="Arial" w:cs="Arial"/>
+          <w:b w:val="0"/>
+          <w:i w:val="0"/>
+          <w:color w:val="000000"/>
+          <w:sz w:val="18"/>
+          <w:highlight w:val="lightGray"/>
+        </w:rPr>
+        <w:t xml:space="preserve"> </w:t>
+      </w:r>
+      <w:r>
+        <w:rPr>
+          <w:rFonts w:ascii="Arial" w:hAnsi="Arial" w:eastAsia="Arial" w:cs="Arial"/>
+          <w:b w:val="0"/>
+          <w:i w:val="0"/>
+          <w:color w:val="000000"/>
+          <w:sz w:val="18"/>
+          <w:highlight w:val="lightGray"/>
+        </w:rPr>
+        <w:t>C</w:t>
+      </w:r>
+      <w:r>
+        <w:rPr>
+          <w:rFonts w:ascii="Arial" w:hAnsi="Arial" w:eastAsia="Arial" w:cs="Arial"/>
+          <w:b w:val="0"/>
+          <w:i w:val="0"/>
+          <w:color w:val="000000"/>
+          <w:sz w:val="18"/>
+          <w:highlight w:val="lightGray"/>
+        </w:rPr>
+        <w:t>o</w:t>
+      </w:r>
+      <w:r>
+        <w:rPr>
+          <w:rFonts w:ascii="Arial" w:hAnsi="Arial" w:eastAsia="Arial" w:cs="Arial"/>
+          <w:b w:val="0"/>
+          <w:i w:val="0"/>
+          <w:color w:val="000000"/>
+          <w:sz w:val="18"/>
+          <w:highlight w:val="lightGray"/>
+        </w:rPr>
+        <w:t>l</w:t>
+      </w:r>
+      <w:r>
+        <w:rPr>
+          <w:rFonts w:ascii="Arial" w:hAnsi="Arial" w:eastAsia="Arial" w:cs="Arial"/>
+          <w:b w:val="0"/>
+          <w:i w:val="0"/>
+          <w:color w:val="000000"/>
+          <w:sz w:val="18"/>
+          <w:highlight w:val="lightGray"/>
+        </w:rPr>
+        <w:t>u</w:t>
+      </w:r>
+      <w:r>
+        <w:rPr>
+          <w:rFonts w:ascii="Arial" w:hAnsi="Arial" w:eastAsia="Arial" w:cs="Arial"/>
+          <w:b w:val="0"/>
+          <w:i w:val="0"/>
+          <w:color w:val="000000"/>
+          <w:sz w:val="18"/>
+          <w:highlight w:val="lightGray"/>
+        </w:rPr>
+        <w:t>m</w:t>
+      </w:r>
+      <w:r>
+        <w:rPr>
+          <w:rFonts w:ascii="Arial" w:hAnsi="Arial" w:eastAsia="Arial" w:cs="Arial"/>
+          <w:b w:val="0"/>
+          <w:i w:val="0"/>
+          <w:color w:val="000000"/>
+          <w:sz w:val="18"/>
+          <w:highlight w:val="lightGray"/>
+        </w:rPr>
+        <w:t>n</w:t>
+      </w:r>
+      <w:r>
+        <w:rPr>
+          <w:rFonts w:ascii="Arial" w:hAnsi="Arial" w:eastAsia="Arial" w:cs="Arial"/>
+          <w:b w:val="0"/>
+          <w:i w:val="0"/>
+          <w:color w:val="000000"/>
+          <w:sz w:val="18"/>
+          <w:highlight w:val="lightGray"/>
+        </w:rPr>
+        <w:t>:</w:t>
+      </w:r>
+      <w:r>
+        <w:rPr>
+          <w:rFonts w:ascii="Arial" w:hAnsi="Arial" w:eastAsia="Arial" w:cs="Arial"/>
+          <w:b w:val="0"/>
+          <w:i w:val="0"/>
+          <w:color w:val="000000"/>
+          <w:sz w:val="18"/>
+          <w:highlight w:val="lightGray"/>
+        </w:rPr>
+        <w:t xml:space="preserve"> </w:t>
+      </w:r>
+      <w:r>
+        <w:rPr>
+          <w:rFonts w:ascii="Arial" w:hAnsi="Arial" w:eastAsia="Arial" w:cs="Arial"/>
+          <w:b w:val="0"/>
+          <w:i w:val="0"/>
+          <w:color w:val="000000"/>
+          <w:sz w:val="18"/>
+          <w:highlight w:val="lightGray"/>
+        </w:rPr>
+        <w:t>M</w:t>
+      </w:r>
+      <w:r>
+        <w:rPr>
+          <w:rFonts w:ascii="Arial" w:hAnsi="Arial" w:eastAsia="Arial" w:cs="Arial"/>
+          <w:b w:val="0"/>
+          <w:i w:val="0"/>
+          <w:color w:val="000000"/>
+          <w:sz w:val="18"/>
+          <w:highlight w:val="lightGray"/>
+        </w:rPr>
+        <w:t>o</w:t>
+      </w:r>
+      <w:r>
+        <w:rPr>
+          <w:rFonts w:ascii="Arial" w:hAnsi="Arial" w:eastAsia="Arial" w:cs="Arial"/>
+          <w:b w:val="0"/>
+          <w:i w:val="0"/>
+          <w:color w:val="000000"/>
+          <w:sz w:val="18"/>
+          <w:highlight w:val="lightGray"/>
+        </w:rPr>
+        <w:t>t</w:t>
+      </w:r>
+      <w:r>
+        <w:rPr>
+          <w:rFonts w:ascii="Arial" w:hAnsi="Arial" w:eastAsia="Arial" w:cs="Arial"/>
+          <w:b w:val="0"/>
+          <w:i w:val="0"/>
+          <w:color w:val="000000"/>
+          <w:sz w:val="18"/>
+          <w:highlight w:val="lightGray"/>
+        </w:rPr>
+        <w:t>a</w:t>
+      </w:r>
+      <w:r>
+        <w:rPr>
+          <w:rFonts w:ascii="Arial" w:hAnsi="Arial" w:eastAsia="Arial" w:cs="Arial"/>
+          <w:b w:val="0"/>
+          <w:i w:val="0"/>
+          <w:color w:val="000000"/>
+          <w:sz w:val="18"/>
+          <w:highlight w:val="lightGray"/>
+        </w:rPr>
+        <w:t>s</w:t>
+      </w:r>
+      <w:r>
+        <w:rPr>
+          <w:rFonts w:ascii="Arial" w:hAnsi="Arial" w:eastAsia="Arial" w:cs="Arial"/>
+          <w:b w:val="0"/>
+          <w:i w:val="0"/>
+          <w:color w:val="000000"/>
+          <w:sz w:val="18"/>
+          <w:highlight w:val="lightGray"/>
+        </w:rPr>
+        <w:t>e</w:t>
+      </w:r>
+      <w:r>
+        <w:rPr>
+          <w:rFonts w:ascii="Arial" w:hAnsi="Arial" w:eastAsia="Arial" w:cs="Arial"/>
+          <w:b w:val="0"/>
+          <w:i w:val="0"/>
+          <w:color w:val="000000"/>
+          <w:sz w:val="18"/>
+          <w:highlight w:val="lightGray"/>
+        </w:rPr>
+        <w:t>m</w:t>
+      </w:r>
+      <w:r>
+        <w:rPr>
+          <w:rFonts w:ascii="Arial" w:hAnsi="Arial" w:eastAsia="Arial" w:cs="Arial"/>
+          <w:b w:val="0"/>
+          <w:i w:val="0"/>
+          <w:color w:val="000000"/>
+          <w:sz w:val="18"/>
+          <w:highlight w:val="lightGray"/>
+        </w:rPr>
+        <w:t xml:space="preserve"> </w:t>
+      </w:r>
+      <w:r>
+        <w:rPr>
+          <w:rFonts w:ascii="Arial" w:hAnsi="Arial" w:eastAsia="Arial" w:cs="Arial"/>
+          <w:b w:val="0"/>
+          <w:i w:val="0"/>
+          <w:color w:val="000000"/>
+          <w:sz w:val="18"/>
+          <w:highlight w:val="lightGray"/>
+        </w:rPr>
+        <w:t>E</w:t>
+      </w:r>
+      <w:r>
+        <w:rPr>
+          <w:rFonts w:ascii="Arial" w:hAnsi="Arial" w:eastAsia="Arial" w:cs="Arial"/>
+          <w:b w:val="0"/>
+          <w:i w:val="0"/>
+          <w:color w:val="000000"/>
+          <w:sz w:val="18"/>
+          <w:highlight w:val="lightGray"/>
+        </w:rPr>
+        <w:t>s</w:t>
+      </w:r>
+      <w:r>
+        <w:rPr>
+          <w:rFonts w:ascii="Arial" w:hAnsi="Arial" w:eastAsia="Arial" w:cs="Arial"/>
+          <w:b w:val="0"/>
+          <w:i w:val="0"/>
+          <w:color w:val="000000"/>
+          <w:sz w:val="18"/>
+          <w:highlight w:val="lightGray"/>
+        </w:rPr>
+        <w:t>s</w:t>
+      </w:r>
+      <w:r>
+        <w:rPr>
+          <w:rFonts w:ascii="Arial" w:hAnsi="Arial" w:eastAsia="Arial" w:cs="Arial"/>
+          <w:b w:val="0"/>
+          <w:i w:val="0"/>
+          <w:color w:val="000000"/>
+          <w:sz w:val="18"/>
+          <w:highlight w:val="lightGray"/>
+        </w:rPr>
+        <w:t>a</w:t>
+      </w:r>
+      <w:r>
+        <w:rPr>
+          <w:rFonts w:ascii="Arial" w:hAnsi="Arial" w:eastAsia="Arial" w:cs="Arial"/>
+          <w:b w:val="0"/>
+          <w:i w:val="0"/>
+          <w:color w:val="000000"/>
+          <w:sz w:val="18"/>
+          <w:highlight w:val="lightGray"/>
+        </w:rPr>
+        <w:t>m</w:t>
+      </w:r>
+      <w:r>
+        <w:rPr>
+          <w:rFonts w:ascii="Arial" w:hAnsi="Arial" w:eastAsia="Arial" w:cs="Arial"/>
+          <w:b w:val="0"/>
+          <w:i w:val="0"/>
+          <w:color w:val="000000"/>
+          <w:sz w:val="18"/>
+          <w:highlight w:val="lightGray"/>
+        </w:rPr>
+        <w:t>]</w:t>
+      </w:r>
+      <w:r>
+        <w:rPr>
+          <w:rFonts w:ascii="Arial" w:hAnsi="Arial" w:eastAsia="Arial" w:cs="Arial"/>
+          <w:b w:val="0"/>
+          <w:i w:val="0"/>
+          <w:color w:val="000000"/>
+          <w:sz w:val="18"/>
+          <w:highlight w:val="lightGray"/>
+        </w:rPr>
+        <w:t xml:space="preserve"> </w:t>
+      </w:r>
+      <w:r>
+        <w:rPr>
+          <w:rFonts w:ascii="Arial" w:hAnsi="Arial" w:eastAsia="Arial" w:cs="Arial"/>
+          <w:b w:val="0"/>
+          <w:i w:val="0"/>
+          <w:color w:val="000000"/>
+          <w:sz w:val="18"/>
+          <w:highlight w:val="lightGray"/>
+        </w:rPr>
+        <w:t>-</w:t>
+      </w:r>
+      <w:r>
+        <w:rPr>
+          <w:rFonts w:ascii="Arial" w:hAnsi="Arial" w:eastAsia="Arial" w:cs="Arial"/>
+          <w:b w:val="0"/>
+          <w:i w:val="0"/>
+          <w:color w:val="000000"/>
+          <w:sz w:val="18"/>
+          <w:highlight w:val="lightGray"/>
+        </w:rPr>
+        <w:t>&gt;</w:t>
+      </w:r>
+      <w:r>
+        <w:rPr>
+          <w:rFonts w:ascii="Arial" w:hAnsi="Arial" w:eastAsia="Arial" w:cs="Arial"/>
+          <w:b w:val="0"/>
+          <w:i w:val="0"/>
+          <w:color w:val="000000"/>
+          <w:sz w:val="18"/>
+          <w:highlight w:val="lightGray"/>
+        </w:rPr>
+        <w:t xml:space="preserve"> </w:t>
+      </w:r>
+      <w:r>
+        <w:rPr>
+          <w:rFonts w:ascii="Arial" w:hAnsi="Arial" w:eastAsia="Arial" w:cs="Arial"/>
+          <w:b/>
+          <w:i w:val="0"/>
+          <w:color w:val="000000"/>
+          <w:sz w:val="18"/>
+          <w:highlight w:val="lightGray"/>
+        </w:rPr>
+        <w:t>F</w:t>
+      </w:r>
+      <w:r>
+        <w:rPr>
+          <w:rFonts w:ascii="Arial" w:hAnsi="Arial" w:eastAsia="Arial" w:cs="Arial"/>
+          <w:b/>
+          <w:i w:val="0"/>
+          <w:color w:val="000000"/>
+          <w:sz w:val="18"/>
+          <w:highlight w:val="lightGray"/>
+        </w:rPr>
+        <w:t>r</w:t>
+      </w:r>
+      <w:r>
+        <w:rPr>
+          <w:rFonts w:ascii="Arial" w:hAnsi="Arial" w:eastAsia="Arial" w:cs="Arial"/>
+          <w:b/>
+          <w:i w:val="0"/>
+          <w:color w:val="000000"/>
+          <w:sz w:val="18"/>
+          <w:highlight w:val="lightGray"/>
+        </w:rPr>
+        <w:t>o</w:t>
+      </w:r>
+      <w:r>
+        <w:rPr>
+          <w:rFonts w:ascii="Arial" w:hAnsi="Arial" w:eastAsia="Arial" w:cs="Arial"/>
+          <w:b/>
+          <w:i w:val="0"/>
+          <w:color w:val="000000"/>
+          <w:sz w:val="18"/>
+          <w:highlight w:val="lightGray"/>
+        </w:rPr>
+        <w:t>m</w:t>
+      </w:r>
+      <w:r>
+        <w:rPr>
+          <w:rFonts w:ascii="Arial" w:hAnsi="Arial" w:eastAsia="Arial" w:cs="Arial"/>
+          <w:b/>
+          <w:i w:val="0"/>
+          <w:color w:val="000000"/>
+          <w:sz w:val="18"/>
+          <w:highlight w:val="lightGray"/>
+        </w:rPr>
+        <w:t>:</w:t>
+      </w:r>
+      <w:r>
+        <w:rPr>
+          <w:rFonts w:ascii="Arial" w:hAnsi="Arial" w:eastAsia="Arial" w:cs="Arial"/>
+          <w:b w:val="0"/>
+          <w:i w:val="0"/>
+          <w:color w:val="000000"/>
+          <w:sz w:val="18"/>
+          <w:highlight w:val="lightGray"/>
+        </w:rPr>
+        <w:t xml:space="preserve"> </w:t>
+      </w:r>
+      <w:r>
+        <w:rPr>
+          <w:rFonts w:ascii="Arial" w:hAnsi="Arial" w:eastAsia="Arial" w:cs="Arial"/>
+          <w:b w:val="0"/>
+          <w:i w:val="0"/>
+          <w:color w:val="000000"/>
+          <w:sz w:val="18"/>
+          <w:highlight w:val="lightGray"/>
+        </w:rPr>
+        <w:t>[</w:t>
+      </w:r>
+      <w:r>
+        <w:rPr>
+          <w:rFonts w:ascii="Arial" w:hAnsi="Arial" w:eastAsia="Arial" w:cs="Arial"/>
+          <w:b w:val="0"/>
+          <w:i w:val="0"/>
+          <w:color w:val="000000"/>
+          <w:sz w:val="18"/>
+          <w:highlight w:val="lightGray"/>
+        </w:rPr>
+        <w:t>C</w:t>
+      </w:r>
+      <w:r>
+        <w:rPr>
+          <w:rFonts w:ascii="Arial" w:hAnsi="Arial" w:eastAsia="Arial" w:cs="Arial"/>
+          <w:b w:val="0"/>
+          <w:i w:val="0"/>
+          <w:color w:val="000000"/>
+          <w:sz w:val="18"/>
+          <w:highlight w:val="lightGray"/>
+        </w:rPr>
+        <w:t>h</w:t>
+      </w:r>
+      <w:r>
+        <w:rPr>
+          <w:rFonts w:ascii="Arial" w:hAnsi="Arial" w:eastAsia="Arial" w:cs="Arial"/>
+          <w:b w:val="0"/>
+          <w:i w:val="0"/>
+          <w:color w:val="000000"/>
+          <w:sz w:val="18"/>
+          <w:highlight w:val="lightGray"/>
+        </w:rPr>
+        <w:t>a</w:t>
+      </w:r>
+      <w:r>
+        <w:rPr>
+          <w:rFonts w:ascii="Arial" w:hAnsi="Arial" w:eastAsia="Arial" w:cs="Arial"/>
+          <w:b w:val="0"/>
+          <w:i w:val="0"/>
+          <w:color w:val="000000"/>
+          <w:sz w:val="18"/>
+          <w:highlight w:val="lightGray"/>
+        </w:rPr>
+        <w:t>t</w:t>
+      </w:r>
+      <w:r>
+        <w:rPr>
+          <w:rFonts w:ascii="Arial" w:hAnsi="Arial" w:eastAsia="Arial" w:cs="Arial"/>
+          <w:b w:val="0"/>
+          <w:i w:val="0"/>
+          <w:color w:val="000000"/>
+          <w:sz w:val="18"/>
+          <w:highlight w:val="lightGray"/>
+        </w:rPr>
+        <w:t>G</w:t>
+      </w:r>
+      <w:r>
+        <w:rPr>
+          <w:rFonts w:ascii="Arial" w:hAnsi="Arial" w:eastAsia="Arial" w:cs="Arial"/>
+          <w:b w:val="0"/>
+          <w:i w:val="0"/>
+          <w:color w:val="000000"/>
+          <w:sz w:val="18"/>
+          <w:highlight w:val="lightGray"/>
+        </w:rPr>
+        <w:t>P</w:t>
+      </w:r>
+      <w:r>
+        <w:rPr>
+          <w:rFonts w:ascii="Arial" w:hAnsi="Arial" w:eastAsia="Arial" w:cs="Arial"/>
+          <w:b w:val="0"/>
+          <w:i w:val="0"/>
+          <w:color w:val="000000"/>
+          <w:sz w:val="18"/>
+          <w:highlight w:val="lightGray"/>
+        </w:rPr>
+        <w:t>T</w:t>
+      </w:r>
+      <w:r>
+        <w:rPr>
+          <w:rFonts w:ascii="Arial" w:hAnsi="Arial" w:eastAsia="Arial" w:cs="Arial"/>
+          <w:b w:val="0"/>
+          <w:i w:val="0"/>
+          <w:color w:val="000000"/>
+          <w:sz w:val="18"/>
+          <w:highlight w:val="lightGray"/>
+        </w:rPr>
+        <w:t>]</w:t>
+      </w:r>
+      <w:r>
+        <w:rPr>
+          <w:rFonts w:ascii="Arial" w:hAnsi="Arial" w:eastAsia="Arial" w:cs="Arial"/>
+          <w:b w:val="0"/>
+          <w:i w:val="0"/>
+          <w:color w:val="000000"/>
+          <w:sz w:val="18"/>
+          <w:highlight w:val="lightGray"/>
+        </w:rPr>
+        <w:t xml:space="preserve"> </w:t>
+      </w:r>
+      <w:r>
+        <w:rPr>
+          <w:rFonts w:ascii="Arial" w:hAnsi="Arial" w:eastAsia="Arial" w:cs="Arial"/>
+          <w:b/>
+          <w:i w:val="0"/>
+          <w:color w:val="000000"/>
+          <w:sz w:val="18"/>
+          <w:highlight w:val="lightGray"/>
+        </w:rPr>
+        <w:t>o</w:t>
+      </w:r>
+      <w:r>
+        <w:rPr>
+          <w:rFonts w:ascii="Arial" w:hAnsi="Arial" w:eastAsia="Arial" w:cs="Arial"/>
+          <w:b/>
+          <w:i w:val="0"/>
+          <w:color w:val="000000"/>
+          <w:sz w:val="18"/>
+          <w:highlight w:val="lightGray"/>
+        </w:rPr>
+        <w:t>n</w:t>
+      </w:r>
+      <w:r>
+        <w:rPr>
+          <w:rFonts w:ascii="Arial" w:hAnsi="Arial" w:eastAsia="Arial" w:cs="Arial"/>
+          <w:b/>
+          <w:i w:val="0"/>
+          <w:color w:val="000000"/>
+          <w:sz w:val="18"/>
+          <w:highlight w:val="lightGray"/>
+        </w:rPr>
+        <w:t xml:space="preserve"> </w:t>
+      </w:r>
+      <w:r>
+        <w:rPr>
+          <w:rFonts w:ascii="Arial" w:hAnsi="Arial" w:eastAsia="Arial" w:cs="Arial"/>
+          <w:b w:val="0"/>
+          <w:i w:val="0"/>
+          <w:color w:val="000000"/>
+          <w:sz w:val="18"/>
+          <w:highlight w:val="lightGray"/>
+        </w:rPr>
+        <w:t>[</w:t>
+      </w:r>
+      <w:r>
+        <w:rPr>
+          <w:rFonts w:ascii="Arial" w:hAnsi="Arial" w:eastAsia="Arial" w:cs="Arial"/>
+          <w:b w:val="0"/>
+          <w:i w:val="0"/>
+          <w:color w:val="000000"/>
+          <w:sz w:val="18"/>
+          <w:highlight w:val="lightGray"/>
+        </w:rPr>
+        <w:t>8</w:t>
+      </w:r>
+      <w:r>
+        <w:rPr>
+          <w:rFonts w:ascii="Arial" w:hAnsi="Arial" w:eastAsia="Arial" w:cs="Arial"/>
+          <w:b w:val="0"/>
+          <w:i w:val="0"/>
+          <w:color w:val="000000"/>
+          <w:sz w:val="18"/>
+          <w:highlight w:val="lightGray"/>
+        </w:rPr>
+        <w:t>/</w:t>
+      </w:r>
+      <w:r>
+        <w:rPr>
+          <w:rFonts w:ascii="Arial" w:hAnsi="Arial" w:eastAsia="Arial" w:cs="Arial"/>
+          <w:b w:val="0"/>
+          <w:i w:val="0"/>
+          <w:color w:val="000000"/>
+          <w:sz w:val="18"/>
+          <w:highlight w:val="lightGray"/>
+        </w:rPr>
+        <w:t>1</w:t>
+      </w:r>
+      <w:r>
+        <w:rPr>
+          <w:rFonts w:ascii="Arial" w:hAnsi="Arial" w:eastAsia="Arial" w:cs="Arial"/>
+          <w:b w:val="0"/>
+          <w:i w:val="0"/>
+          <w:color w:val="000000"/>
+          <w:sz w:val="18"/>
+          <w:highlight w:val="lightGray"/>
+        </w:rPr>
+        <w:t>/</w:t>
+      </w:r>
+      <w:r>
+        <w:rPr>
+          <w:rFonts w:ascii="Arial" w:hAnsi="Arial" w:eastAsia="Arial" w:cs="Arial"/>
+          <w:b w:val="0"/>
+          <w:i w:val="0"/>
+          <w:color w:val="000000"/>
+          <w:sz w:val="18"/>
+          <w:highlight w:val="lightGray"/>
+        </w:rPr>
+        <w:t>2</w:t>
+      </w:r>
+      <w:r>
+        <w:rPr>
+          <w:rFonts w:ascii="Arial" w:hAnsi="Arial" w:eastAsia="Arial" w:cs="Arial"/>
+          <w:b w:val="0"/>
+          <w:i w:val="0"/>
+          <w:color w:val="000000"/>
+          <w:sz w:val="18"/>
+          <w:highlight w:val="lightGray"/>
+        </w:rPr>
+        <w:t>0</w:t>
+      </w:r>
+      <w:r>
+        <w:rPr>
+          <w:rFonts w:ascii="Arial" w:hAnsi="Arial" w:eastAsia="Arial" w:cs="Arial"/>
+          <w:b w:val="0"/>
+          <w:i w:val="0"/>
+          <w:color w:val="000000"/>
+          <w:sz w:val="18"/>
+          <w:highlight w:val="lightGray"/>
+        </w:rPr>
+        <w:t>2</w:t>
+      </w:r>
+      <w:r>
+        <w:rPr>
+          <w:rFonts w:ascii="Arial" w:hAnsi="Arial" w:eastAsia="Arial" w:cs="Arial"/>
+          <w:b w:val="0"/>
+          <w:i w:val="0"/>
+          <w:color w:val="000000"/>
+          <w:sz w:val="18"/>
+          <w:highlight w:val="lightGray"/>
+        </w:rPr>
+        <w:t>5</w:t>
+      </w:r>
+      <w:r>
+        <w:rPr>
+          <w:rFonts w:ascii="Arial" w:hAnsi="Arial" w:eastAsia="Arial" w:cs="Arial"/>
+          <w:b w:val="0"/>
+          <w:i w:val="0"/>
+          <w:color w:val="000000"/>
+          <w:sz w:val="18"/>
+          <w:highlight w:val="lightGray"/>
+        </w:rPr>
+        <w:t>]</w:t>
       </w:r>
     </w:p>
     <w:p>
@@ -2721,6 +8865,7 @@
       <w:bookmarkStart w:id="5" w:name="_6qltqmpcm3mr" w:colFirst="0" w:colLast="0"/>
       <w:bookmarkEnd w:id="5"/>
       <w:r>
+        <w:lastRenderedPageBreak/>
         <w:t>🧭 Comparison Table</w:t>
       </w:r>
     </w:p>
@@ -2736,60 +8881,1543 @@
       </w:pPr>
       <w:r>
         <w:rPr>
-          <w:rFonts w:ascii="Arial" w:eastAsia="Arial" w:hAnsi="Arial" w:cs="Arial"/>
-          <w:b/>
-          <w:color w:val="000000"/>
-          <w:sz w:val="18"/>
-          <w:highlight w:val="lightGray"/>
-        </w:rPr>
-        <w:t># Source: AI Source: Provided by: [Data Path</w:t>
-      </w:r>
-      <w:r>
-        <w:rPr>
-          <w:rFonts w:ascii="Arial" w:eastAsia="Arial" w:hAnsi="Arial" w:cs="Arial"/>
-          <w:color w:val="000000"/>
-          <w:sz w:val="18"/>
-          <w:highlight w:val="lightGray"/>
-        </w:rPr>
-        <w:t xml:space="preserve">: Persons Table -&gt; ID Column: 1, Name_En Column: Motasem Essam] -&gt; </w:t>
-      </w:r>
-      <w:r>
-        <w:rPr>
-          <w:rFonts w:ascii="Arial" w:eastAsia="Arial" w:hAnsi="Arial" w:cs="Arial"/>
-          <w:b/>
-          <w:color w:val="000000"/>
-          <w:sz w:val="18"/>
-          <w:highlight w:val="lightGray"/>
-        </w:rPr>
-        <w:t>From:</w:t>
-      </w:r>
-      <w:r>
-        <w:rPr>
-          <w:rFonts w:ascii="Arial" w:eastAsia="Arial" w:hAnsi="Arial" w:cs="Arial"/>
-          <w:color w:val="000000"/>
-          <w:sz w:val="18"/>
-          <w:highlight w:val="lightGray"/>
-        </w:rPr>
-        <w:t xml:space="preserve"> [Chatgpt (GPT-4-turbo)] </w:t>
-      </w:r>
-      <w:r>
-        <w:rPr>
-          <w:rFonts w:ascii="Arial" w:eastAsia="Arial" w:hAnsi="Arial" w:cs="Arial"/>
-          <w:b/>
-          <w:color w:val="000000"/>
-          <w:sz w:val="18"/>
-          <w:highlight w:val="lightGray"/>
-        </w:rPr>
-        <w:t>on</w:t>
-      </w:r>
-      <w:r>
-        <w:rPr>
-          <w:rFonts w:ascii="Arial" w:eastAsia="Arial" w:hAnsi="Arial"/>
-          <w:b/>
-          <w:sz w:val="18"/>
-          <w:highlight w:val="lightGray"/>
-        </w:rPr>
-        <w:t xml:space="preserve"> [8/1/2025]</w:t>
+          <w:rFonts w:ascii="Arial" w:hAnsi="Arial" w:eastAsia="Arial" w:cs="Arial"/>
+          <w:b/>
+          <w:i w:val="0"/>
+          <w:color w:val="000000"/>
+          <w:sz w:val="18"/>
+          <w:highlight w:val="lightGray"/>
+        </w:rPr>
+        <w:t>#</w:t>
+      </w:r>
+      <w:r>
+        <w:rPr>
+          <w:rFonts w:ascii="Arial" w:hAnsi="Arial" w:eastAsia="Arial" w:cs="Arial"/>
+          <w:b/>
+          <w:i w:val="0"/>
+          <w:color w:val="000000"/>
+          <w:sz w:val="18"/>
+          <w:highlight w:val="lightGray"/>
+        </w:rPr>
+        <w:t xml:space="preserve"> </w:t>
+      </w:r>
+      <w:r>
+        <w:rPr>
+          <w:rFonts w:ascii="Arial" w:hAnsi="Arial" w:eastAsia="Arial" w:cs="Arial"/>
+          <w:b/>
+          <w:i w:val="0"/>
+          <w:color w:val="000000"/>
+          <w:sz w:val="18"/>
+          <w:highlight w:val="lightGray"/>
+        </w:rPr>
+        <w:t>S</w:t>
+      </w:r>
+      <w:r>
+        <w:rPr>
+          <w:rFonts w:ascii="Arial" w:hAnsi="Arial" w:eastAsia="Arial" w:cs="Arial"/>
+          <w:b/>
+          <w:i w:val="0"/>
+          <w:color w:val="000000"/>
+          <w:sz w:val="18"/>
+          <w:highlight w:val="lightGray"/>
+        </w:rPr>
+        <w:t>o</w:t>
+      </w:r>
+      <w:r>
+        <w:rPr>
+          <w:rFonts w:ascii="Arial" w:hAnsi="Arial" w:eastAsia="Arial" w:cs="Arial"/>
+          <w:b/>
+          <w:i w:val="0"/>
+          <w:color w:val="000000"/>
+          <w:sz w:val="18"/>
+          <w:highlight w:val="lightGray"/>
+        </w:rPr>
+        <w:t>u</w:t>
+      </w:r>
+      <w:r>
+        <w:rPr>
+          <w:rFonts w:ascii="Arial" w:hAnsi="Arial" w:eastAsia="Arial" w:cs="Arial"/>
+          <w:b/>
+          <w:i w:val="0"/>
+          <w:color w:val="000000"/>
+          <w:sz w:val="18"/>
+          <w:highlight w:val="lightGray"/>
+        </w:rPr>
+        <w:t>r</w:t>
+      </w:r>
+      <w:r>
+        <w:rPr>
+          <w:rFonts w:ascii="Arial" w:hAnsi="Arial" w:eastAsia="Arial" w:cs="Arial"/>
+          <w:b/>
+          <w:i w:val="0"/>
+          <w:color w:val="000000"/>
+          <w:sz w:val="18"/>
+          <w:highlight w:val="lightGray"/>
+        </w:rPr>
+        <w:t>c</w:t>
+      </w:r>
+      <w:r>
+        <w:rPr>
+          <w:rFonts w:ascii="Arial" w:hAnsi="Arial" w:eastAsia="Arial" w:cs="Arial"/>
+          <w:b/>
+          <w:i w:val="0"/>
+          <w:color w:val="000000"/>
+          <w:sz w:val="18"/>
+          <w:highlight w:val="lightGray"/>
+        </w:rPr>
+        <w:t>e</w:t>
+      </w:r>
+      <w:r>
+        <w:rPr>
+          <w:rFonts w:ascii="Arial" w:hAnsi="Arial" w:eastAsia="Arial" w:cs="Arial"/>
+          <w:b/>
+          <w:i w:val="0"/>
+          <w:color w:val="000000"/>
+          <w:sz w:val="18"/>
+          <w:highlight w:val="lightGray"/>
+        </w:rPr>
+        <w:t>:</w:t>
+      </w:r>
+      <w:r>
+        <w:rPr>
+          <w:rFonts w:ascii="Arial" w:hAnsi="Arial" w:eastAsia="Arial" w:cs="Arial"/>
+          <w:b/>
+          <w:i w:val="0"/>
+          <w:color w:val="000000"/>
+          <w:sz w:val="18"/>
+          <w:highlight w:val="lightGray"/>
+        </w:rPr>
+        <w:t xml:space="preserve"> </w:t>
+      </w:r>
+      <w:r>
+        <w:rPr>
+          <w:rFonts w:ascii="Arial" w:hAnsi="Arial" w:eastAsia="Arial" w:cs="Arial"/>
+          <w:b/>
+          <w:i w:val="0"/>
+          <w:color w:val="000000"/>
+          <w:sz w:val="18"/>
+          <w:highlight w:val="lightGray"/>
+        </w:rPr>
+        <w:t>A</w:t>
+      </w:r>
+      <w:r>
+        <w:rPr>
+          <w:rFonts w:ascii="Arial" w:hAnsi="Arial" w:eastAsia="Arial" w:cs="Arial"/>
+          <w:b/>
+          <w:i w:val="0"/>
+          <w:color w:val="000000"/>
+          <w:sz w:val="18"/>
+          <w:highlight w:val="lightGray"/>
+        </w:rPr>
+        <w:t>I</w:t>
+      </w:r>
+      <w:r>
+        <w:rPr>
+          <w:rFonts w:ascii="Arial" w:hAnsi="Arial" w:eastAsia="Arial" w:cs="Arial"/>
+          <w:b/>
+          <w:i w:val="0"/>
+          <w:color w:val="000000"/>
+          <w:sz w:val="18"/>
+          <w:highlight w:val="lightGray"/>
+        </w:rPr>
+        <w:t xml:space="preserve"> </w:t>
+      </w:r>
+      <w:r>
+        <w:rPr>
+          <w:rFonts w:ascii="Arial" w:hAnsi="Arial" w:eastAsia="Arial" w:cs="Arial"/>
+          <w:b/>
+          <w:i w:val="0"/>
+          <w:color w:val="000000"/>
+          <w:sz w:val="18"/>
+          <w:highlight w:val="lightGray"/>
+        </w:rPr>
+        <w:t>S</w:t>
+      </w:r>
+      <w:r>
+        <w:rPr>
+          <w:rFonts w:ascii="Arial" w:hAnsi="Arial" w:eastAsia="Arial" w:cs="Arial"/>
+          <w:b/>
+          <w:i w:val="0"/>
+          <w:color w:val="000000"/>
+          <w:sz w:val="18"/>
+          <w:highlight w:val="lightGray"/>
+        </w:rPr>
+        <w:t>o</w:t>
+      </w:r>
+      <w:r>
+        <w:rPr>
+          <w:rFonts w:ascii="Arial" w:hAnsi="Arial" w:eastAsia="Arial" w:cs="Arial"/>
+          <w:b/>
+          <w:i w:val="0"/>
+          <w:color w:val="000000"/>
+          <w:sz w:val="18"/>
+          <w:highlight w:val="lightGray"/>
+        </w:rPr>
+        <w:t>u</w:t>
+      </w:r>
+      <w:r>
+        <w:rPr>
+          <w:rFonts w:ascii="Arial" w:hAnsi="Arial" w:eastAsia="Arial" w:cs="Arial"/>
+          <w:b/>
+          <w:i w:val="0"/>
+          <w:color w:val="000000"/>
+          <w:sz w:val="18"/>
+          <w:highlight w:val="lightGray"/>
+        </w:rPr>
+        <w:t>r</w:t>
+      </w:r>
+      <w:r>
+        <w:rPr>
+          <w:rFonts w:ascii="Arial" w:hAnsi="Arial" w:eastAsia="Arial" w:cs="Arial"/>
+          <w:b/>
+          <w:i w:val="0"/>
+          <w:color w:val="000000"/>
+          <w:sz w:val="18"/>
+          <w:highlight w:val="lightGray"/>
+        </w:rPr>
+        <w:t>c</w:t>
+      </w:r>
+      <w:r>
+        <w:rPr>
+          <w:rFonts w:ascii="Arial" w:hAnsi="Arial" w:eastAsia="Arial" w:cs="Arial"/>
+          <w:b/>
+          <w:i w:val="0"/>
+          <w:color w:val="000000"/>
+          <w:sz w:val="18"/>
+          <w:highlight w:val="lightGray"/>
+        </w:rPr>
+        <w:t>e</w:t>
+      </w:r>
+      <w:r>
+        <w:rPr>
+          <w:rFonts w:ascii="Arial" w:hAnsi="Arial" w:eastAsia="Arial" w:cs="Arial"/>
+          <w:b/>
+          <w:i w:val="0"/>
+          <w:color w:val="000000"/>
+          <w:sz w:val="18"/>
+          <w:highlight w:val="lightGray"/>
+        </w:rPr>
+        <w:t>:</w:t>
+      </w:r>
+      <w:r>
+        <w:rPr>
+          <w:rFonts w:ascii="Arial" w:hAnsi="Arial" w:eastAsia="Arial" w:cs="Arial"/>
+          <w:b/>
+          <w:i w:val="0"/>
+          <w:color w:val="000000"/>
+          <w:sz w:val="18"/>
+          <w:highlight w:val="lightGray"/>
+        </w:rPr>
+        <w:t xml:space="preserve"> </w:t>
+      </w:r>
+      <w:r>
+        <w:rPr>
+          <w:rFonts w:ascii="Arial" w:hAnsi="Arial" w:eastAsia="Arial" w:cs="Arial"/>
+          <w:b/>
+          <w:i w:val="0"/>
+          <w:color w:val="000000"/>
+          <w:sz w:val="18"/>
+          <w:highlight w:val="lightGray"/>
+        </w:rPr>
+        <w:t>P</w:t>
+      </w:r>
+      <w:r>
+        <w:rPr>
+          <w:rFonts w:ascii="Arial" w:hAnsi="Arial" w:eastAsia="Arial" w:cs="Arial"/>
+          <w:b/>
+          <w:i w:val="0"/>
+          <w:color w:val="000000"/>
+          <w:sz w:val="18"/>
+          <w:highlight w:val="lightGray"/>
+        </w:rPr>
+        <w:t>r</w:t>
+      </w:r>
+      <w:r>
+        <w:rPr>
+          <w:rFonts w:ascii="Arial" w:hAnsi="Arial" w:eastAsia="Arial" w:cs="Arial"/>
+          <w:b/>
+          <w:i w:val="0"/>
+          <w:color w:val="000000"/>
+          <w:sz w:val="18"/>
+          <w:highlight w:val="lightGray"/>
+        </w:rPr>
+        <w:t>o</w:t>
+      </w:r>
+      <w:r>
+        <w:rPr>
+          <w:rFonts w:ascii="Arial" w:hAnsi="Arial" w:eastAsia="Arial" w:cs="Arial"/>
+          <w:b/>
+          <w:i w:val="0"/>
+          <w:color w:val="000000"/>
+          <w:sz w:val="18"/>
+          <w:highlight w:val="lightGray"/>
+        </w:rPr>
+        <w:t>v</w:t>
+      </w:r>
+      <w:r>
+        <w:rPr>
+          <w:rFonts w:ascii="Arial" w:hAnsi="Arial" w:eastAsia="Arial" w:cs="Arial"/>
+          <w:b/>
+          <w:i w:val="0"/>
+          <w:color w:val="000000"/>
+          <w:sz w:val="18"/>
+          <w:highlight w:val="lightGray"/>
+        </w:rPr>
+        <w:t>i</w:t>
+      </w:r>
+      <w:r>
+        <w:rPr>
+          <w:rFonts w:ascii="Arial" w:hAnsi="Arial" w:eastAsia="Arial" w:cs="Arial"/>
+          <w:b/>
+          <w:i w:val="0"/>
+          <w:color w:val="000000"/>
+          <w:sz w:val="18"/>
+          <w:highlight w:val="lightGray"/>
+        </w:rPr>
+        <w:t>d</w:t>
+      </w:r>
+      <w:r>
+        <w:rPr>
+          <w:rFonts w:ascii="Arial" w:hAnsi="Arial" w:eastAsia="Arial" w:cs="Arial"/>
+          <w:b/>
+          <w:i w:val="0"/>
+          <w:color w:val="000000"/>
+          <w:sz w:val="18"/>
+          <w:highlight w:val="lightGray"/>
+        </w:rPr>
+        <w:t>e</w:t>
+      </w:r>
+      <w:r>
+        <w:rPr>
+          <w:rFonts w:ascii="Arial" w:hAnsi="Arial" w:eastAsia="Arial" w:cs="Arial"/>
+          <w:b/>
+          <w:i w:val="0"/>
+          <w:color w:val="000000"/>
+          <w:sz w:val="18"/>
+          <w:highlight w:val="lightGray"/>
+        </w:rPr>
+        <w:t>d</w:t>
+      </w:r>
+      <w:r>
+        <w:rPr>
+          <w:rFonts w:ascii="Arial" w:hAnsi="Arial" w:eastAsia="Arial" w:cs="Arial"/>
+          <w:b/>
+          <w:i w:val="0"/>
+          <w:color w:val="000000"/>
+          <w:sz w:val="18"/>
+          <w:highlight w:val="lightGray"/>
+        </w:rPr>
+        <w:t xml:space="preserve"> </w:t>
+      </w:r>
+      <w:r>
+        <w:rPr>
+          <w:rFonts w:ascii="Arial" w:hAnsi="Arial" w:eastAsia="Arial" w:cs="Arial"/>
+          <w:b/>
+          <w:i w:val="0"/>
+          <w:color w:val="000000"/>
+          <w:sz w:val="18"/>
+          <w:highlight w:val="lightGray"/>
+        </w:rPr>
+        <w:t>b</w:t>
+      </w:r>
+      <w:r>
+        <w:rPr>
+          <w:rFonts w:ascii="Arial" w:hAnsi="Arial" w:eastAsia="Arial" w:cs="Arial"/>
+          <w:b/>
+          <w:i w:val="0"/>
+          <w:color w:val="000000"/>
+          <w:sz w:val="18"/>
+          <w:highlight w:val="lightGray"/>
+        </w:rPr>
+        <w:t>y</w:t>
+      </w:r>
+      <w:r>
+        <w:rPr>
+          <w:rFonts w:ascii="Arial" w:hAnsi="Arial" w:eastAsia="Arial" w:cs="Arial"/>
+          <w:b/>
+          <w:i w:val="0"/>
+          <w:color w:val="000000"/>
+          <w:sz w:val="18"/>
+          <w:highlight w:val="lightGray"/>
+        </w:rPr>
+        <w:t>:</w:t>
+      </w:r>
+      <w:r>
+        <w:rPr>
+          <w:rFonts w:ascii="Arial" w:hAnsi="Arial" w:eastAsia="Arial" w:cs="Arial"/>
+          <w:b/>
+          <w:i w:val="0"/>
+          <w:color w:val="000000"/>
+          <w:sz w:val="18"/>
+          <w:highlight w:val="lightGray"/>
+        </w:rPr>
+        <w:t xml:space="preserve"> </w:t>
+      </w:r>
+      <w:r>
+        <w:rPr>
+          <w:rFonts w:ascii="Arial" w:hAnsi="Arial" w:eastAsia="Arial" w:cs="Arial"/>
+          <w:b/>
+          <w:i w:val="0"/>
+          <w:color w:val="000000"/>
+          <w:sz w:val="18"/>
+          <w:highlight w:val="lightGray"/>
+        </w:rPr>
+        <w:t>[</w:t>
+      </w:r>
+      <w:r>
+        <w:rPr>
+          <w:rFonts w:ascii="Arial" w:hAnsi="Arial" w:eastAsia="Arial" w:cs="Arial"/>
+          <w:b/>
+          <w:i w:val="0"/>
+          <w:color w:val="000000"/>
+          <w:sz w:val="18"/>
+          <w:highlight w:val="lightGray"/>
+        </w:rPr>
+        <w:t>D</w:t>
+      </w:r>
+      <w:r>
+        <w:rPr>
+          <w:rFonts w:ascii="Arial" w:hAnsi="Arial" w:eastAsia="Arial" w:cs="Arial"/>
+          <w:b/>
+          <w:i w:val="0"/>
+          <w:color w:val="000000"/>
+          <w:sz w:val="18"/>
+          <w:highlight w:val="lightGray"/>
+        </w:rPr>
+        <w:t>a</w:t>
+      </w:r>
+      <w:r>
+        <w:rPr>
+          <w:rFonts w:ascii="Arial" w:hAnsi="Arial" w:eastAsia="Arial" w:cs="Arial"/>
+          <w:b/>
+          <w:i w:val="0"/>
+          <w:color w:val="000000"/>
+          <w:sz w:val="18"/>
+          <w:highlight w:val="lightGray"/>
+        </w:rPr>
+        <w:t>t</w:t>
+      </w:r>
+      <w:r>
+        <w:rPr>
+          <w:rFonts w:ascii="Arial" w:hAnsi="Arial" w:eastAsia="Arial" w:cs="Arial"/>
+          <w:b/>
+          <w:i w:val="0"/>
+          <w:color w:val="000000"/>
+          <w:sz w:val="18"/>
+          <w:highlight w:val="lightGray"/>
+        </w:rPr>
+        <w:t>a</w:t>
+      </w:r>
+      <w:r>
+        <w:rPr>
+          <w:rFonts w:ascii="Arial" w:hAnsi="Arial" w:eastAsia="Arial" w:cs="Arial"/>
+          <w:b/>
+          <w:i w:val="0"/>
+          <w:color w:val="000000"/>
+          <w:sz w:val="18"/>
+          <w:highlight w:val="lightGray"/>
+        </w:rPr>
+        <w:t xml:space="preserve"> </w:t>
+      </w:r>
+      <w:r>
+        <w:rPr>
+          <w:rFonts w:ascii="Arial" w:hAnsi="Arial" w:eastAsia="Arial" w:cs="Arial"/>
+          <w:b/>
+          <w:i w:val="0"/>
+          <w:color w:val="000000"/>
+          <w:sz w:val="18"/>
+          <w:highlight w:val="lightGray"/>
+        </w:rPr>
+        <w:t>P</w:t>
+      </w:r>
+      <w:r>
+        <w:rPr>
+          <w:rFonts w:ascii="Arial" w:hAnsi="Arial" w:eastAsia="Arial" w:cs="Arial"/>
+          <w:b/>
+          <w:i w:val="0"/>
+          <w:color w:val="000000"/>
+          <w:sz w:val="18"/>
+          <w:highlight w:val="lightGray"/>
+        </w:rPr>
+        <w:t>a</w:t>
+      </w:r>
+      <w:r>
+        <w:rPr>
+          <w:rFonts w:ascii="Arial" w:hAnsi="Arial" w:eastAsia="Arial" w:cs="Arial"/>
+          <w:b/>
+          <w:i w:val="0"/>
+          <w:color w:val="000000"/>
+          <w:sz w:val="18"/>
+          <w:highlight w:val="lightGray"/>
+        </w:rPr>
+        <w:t>t</w:t>
+      </w:r>
+      <w:r>
+        <w:rPr>
+          <w:rFonts w:ascii="Arial" w:hAnsi="Arial" w:eastAsia="Arial" w:cs="Arial"/>
+          <w:b/>
+          <w:i w:val="0"/>
+          <w:color w:val="000000"/>
+          <w:sz w:val="18"/>
+          <w:highlight w:val="lightGray"/>
+        </w:rPr>
+        <w:t>h</w:t>
+      </w:r>
+      <w:r>
+        <w:rPr>
+          <w:rFonts w:ascii="Arial" w:hAnsi="Arial" w:eastAsia="Arial" w:cs="Arial"/>
+          <w:b w:val="0"/>
+          <w:i w:val="0"/>
+          <w:color w:val="000000"/>
+          <w:sz w:val="18"/>
+          <w:highlight w:val="lightGray"/>
+        </w:rPr>
+        <w:t>:</w:t>
+      </w:r>
+      <w:r>
+        <w:rPr>
+          <w:rFonts w:ascii="Arial" w:hAnsi="Arial" w:eastAsia="Arial" w:cs="Arial"/>
+          <w:b w:val="0"/>
+          <w:i w:val="0"/>
+          <w:color w:val="000000"/>
+          <w:sz w:val="18"/>
+          <w:highlight w:val="lightGray"/>
+        </w:rPr>
+        <w:t xml:space="preserve"> </w:t>
+      </w:r>
+      <w:r>
+        <w:rPr>
+          <w:rFonts w:ascii="Arial" w:hAnsi="Arial" w:eastAsia="Arial" w:cs="Arial"/>
+          <w:b w:val="0"/>
+          <w:i w:val="0"/>
+          <w:color w:val="000000"/>
+          <w:sz w:val="18"/>
+          <w:highlight w:val="lightGray"/>
+        </w:rPr>
+        <w:t>P</w:t>
+      </w:r>
+      <w:r>
+        <w:rPr>
+          <w:rFonts w:ascii="Arial" w:hAnsi="Arial" w:eastAsia="Arial" w:cs="Arial"/>
+          <w:b w:val="0"/>
+          <w:i w:val="0"/>
+          <w:color w:val="000000"/>
+          <w:sz w:val="18"/>
+          <w:highlight w:val="lightGray"/>
+        </w:rPr>
+        <w:t>e</w:t>
+      </w:r>
+      <w:r>
+        <w:rPr>
+          <w:rFonts w:ascii="Arial" w:hAnsi="Arial" w:eastAsia="Arial" w:cs="Arial"/>
+          <w:b w:val="0"/>
+          <w:i w:val="0"/>
+          <w:color w:val="000000"/>
+          <w:sz w:val="18"/>
+          <w:highlight w:val="lightGray"/>
+        </w:rPr>
+        <w:t>r</w:t>
+      </w:r>
+      <w:r>
+        <w:rPr>
+          <w:rFonts w:ascii="Arial" w:hAnsi="Arial" w:eastAsia="Arial" w:cs="Arial"/>
+          <w:b w:val="0"/>
+          <w:i w:val="0"/>
+          <w:color w:val="000000"/>
+          <w:sz w:val="18"/>
+          <w:highlight w:val="lightGray"/>
+        </w:rPr>
+        <w:t>s</w:t>
+      </w:r>
+      <w:r>
+        <w:rPr>
+          <w:rFonts w:ascii="Arial" w:hAnsi="Arial" w:eastAsia="Arial" w:cs="Arial"/>
+          <w:b w:val="0"/>
+          <w:i w:val="0"/>
+          <w:color w:val="000000"/>
+          <w:sz w:val="18"/>
+          <w:highlight w:val="lightGray"/>
+        </w:rPr>
+        <w:t>o</w:t>
+      </w:r>
+      <w:r>
+        <w:rPr>
+          <w:rFonts w:ascii="Arial" w:hAnsi="Arial" w:eastAsia="Arial" w:cs="Arial"/>
+          <w:b w:val="0"/>
+          <w:i w:val="0"/>
+          <w:color w:val="000000"/>
+          <w:sz w:val="18"/>
+          <w:highlight w:val="lightGray"/>
+        </w:rPr>
+        <w:t>n</w:t>
+      </w:r>
+      <w:r>
+        <w:rPr>
+          <w:rFonts w:ascii="Arial" w:hAnsi="Arial" w:eastAsia="Arial" w:cs="Arial"/>
+          <w:b w:val="0"/>
+          <w:i w:val="0"/>
+          <w:color w:val="000000"/>
+          <w:sz w:val="18"/>
+          <w:highlight w:val="lightGray"/>
+        </w:rPr>
+        <w:t>s</w:t>
+      </w:r>
+      <w:r>
+        <w:rPr>
+          <w:rFonts w:ascii="Arial" w:hAnsi="Arial" w:eastAsia="Arial" w:cs="Arial"/>
+          <w:b w:val="0"/>
+          <w:i w:val="0"/>
+          <w:color w:val="000000"/>
+          <w:sz w:val="18"/>
+          <w:highlight w:val="lightGray"/>
+        </w:rPr>
+        <w:t xml:space="preserve"> </w:t>
+      </w:r>
+      <w:r>
+        <w:rPr>
+          <w:rFonts w:ascii="Arial" w:hAnsi="Arial" w:eastAsia="Arial" w:cs="Arial"/>
+          <w:b w:val="0"/>
+          <w:i w:val="0"/>
+          <w:color w:val="000000"/>
+          <w:sz w:val="18"/>
+          <w:highlight w:val="lightGray"/>
+        </w:rPr>
+        <w:t>T</w:t>
+      </w:r>
+      <w:r>
+        <w:rPr>
+          <w:rFonts w:ascii="Arial" w:hAnsi="Arial" w:eastAsia="Arial" w:cs="Arial"/>
+          <w:b w:val="0"/>
+          <w:i w:val="0"/>
+          <w:color w:val="000000"/>
+          <w:sz w:val="18"/>
+          <w:highlight w:val="lightGray"/>
+        </w:rPr>
+        <w:t>a</w:t>
+      </w:r>
+      <w:r>
+        <w:rPr>
+          <w:rFonts w:ascii="Arial" w:hAnsi="Arial" w:eastAsia="Arial" w:cs="Arial"/>
+          <w:b w:val="0"/>
+          <w:i w:val="0"/>
+          <w:color w:val="000000"/>
+          <w:sz w:val="18"/>
+          <w:highlight w:val="lightGray"/>
+        </w:rPr>
+        <w:t>b</w:t>
+      </w:r>
+      <w:r>
+        <w:rPr>
+          <w:rFonts w:ascii="Arial" w:hAnsi="Arial" w:eastAsia="Arial" w:cs="Arial"/>
+          <w:b w:val="0"/>
+          <w:i w:val="0"/>
+          <w:color w:val="000000"/>
+          <w:sz w:val="18"/>
+          <w:highlight w:val="lightGray"/>
+        </w:rPr>
+        <w:t>l</w:t>
+      </w:r>
+      <w:r>
+        <w:rPr>
+          <w:rFonts w:ascii="Arial" w:hAnsi="Arial" w:eastAsia="Arial" w:cs="Arial"/>
+          <w:b w:val="0"/>
+          <w:i w:val="0"/>
+          <w:color w:val="000000"/>
+          <w:sz w:val="18"/>
+          <w:highlight w:val="lightGray"/>
+        </w:rPr>
+        <w:t>e</w:t>
+      </w:r>
+      <w:r>
+        <w:rPr>
+          <w:rFonts w:ascii="Arial" w:hAnsi="Arial" w:eastAsia="Arial" w:cs="Arial"/>
+          <w:b w:val="0"/>
+          <w:i w:val="0"/>
+          <w:color w:val="000000"/>
+          <w:sz w:val="18"/>
+          <w:highlight w:val="lightGray"/>
+        </w:rPr>
+        <w:t xml:space="preserve"> </w:t>
+      </w:r>
+      <w:r>
+        <w:rPr>
+          <w:rFonts w:ascii="Arial" w:hAnsi="Arial" w:eastAsia="Arial" w:cs="Arial"/>
+          <w:b w:val="0"/>
+          <w:i w:val="0"/>
+          <w:color w:val="000000"/>
+          <w:sz w:val="18"/>
+          <w:highlight w:val="lightGray"/>
+        </w:rPr>
+        <w:t>-</w:t>
+      </w:r>
+      <w:r>
+        <w:rPr>
+          <w:rFonts w:ascii="Arial" w:hAnsi="Arial" w:eastAsia="Arial" w:cs="Arial"/>
+          <w:b w:val="0"/>
+          <w:i w:val="0"/>
+          <w:color w:val="000000"/>
+          <w:sz w:val="18"/>
+          <w:highlight w:val="lightGray"/>
+        </w:rPr>
+        <w:t>&gt;</w:t>
+      </w:r>
+      <w:r>
+        <w:rPr>
+          <w:rFonts w:ascii="Arial" w:hAnsi="Arial" w:eastAsia="Arial" w:cs="Arial"/>
+          <w:b w:val="0"/>
+          <w:i w:val="0"/>
+          <w:color w:val="000000"/>
+          <w:sz w:val="18"/>
+          <w:highlight w:val="lightGray"/>
+        </w:rPr>
+        <w:t xml:space="preserve"> </w:t>
+      </w:r>
+      <w:r>
+        <w:rPr>
+          <w:rFonts w:ascii="Arial" w:hAnsi="Arial" w:eastAsia="Arial" w:cs="Arial"/>
+          <w:b w:val="0"/>
+          <w:i w:val="0"/>
+          <w:color w:val="000000"/>
+          <w:sz w:val="18"/>
+          <w:highlight w:val="lightGray"/>
+        </w:rPr>
+        <w:t>I</w:t>
+      </w:r>
+      <w:r>
+        <w:rPr>
+          <w:rFonts w:ascii="Arial" w:hAnsi="Arial" w:eastAsia="Arial" w:cs="Arial"/>
+          <w:b w:val="0"/>
+          <w:i w:val="0"/>
+          <w:color w:val="000000"/>
+          <w:sz w:val="18"/>
+          <w:highlight w:val="lightGray"/>
+        </w:rPr>
+        <w:t>D</w:t>
+      </w:r>
+      <w:r>
+        <w:rPr>
+          <w:rFonts w:ascii="Arial" w:hAnsi="Arial" w:eastAsia="Arial" w:cs="Arial"/>
+          <w:b w:val="0"/>
+          <w:i w:val="0"/>
+          <w:color w:val="000000"/>
+          <w:sz w:val="18"/>
+          <w:highlight w:val="lightGray"/>
+        </w:rPr>
+        <w:t xml:space="preserve"> </w:t>
+      </w:r>
+      <w:r>
+        <w:rPr>
+          <w:rFonts w:ascii="Arial" w:hAnsi="Arial" w:eastAsia="Arial" w:cs="Arial"/>
+          <w:b w:val="0"/>
+          <w:i w:val="0"/>
+          <w:color w:val="000000"/>
+          <w:sz w:val="18"/>
+          <w:highlight w:val="lightGray"/>
+        </w:rPr>
+        <w:t>C</w:t>
+      </w:r>
+      <w:r>
+        <w:rPr>
+          <w:rFonts w:ascii="Arial" w:hAnsi="Arial" w:eastAsia="Arial" w:cs="Arial"/>
+          <w:b w:val="0"/>
+          <w:i w:val="0"/>
+          <w:color w:val="000000"/>
+          <w:sz w:val="18"/>
+          <w:highlight w:val="lightGray"/>
+        </w:rPr>
+        <w:t>o</w:t>
+      </w:r>
+      <w:r>
+        <w:rPr>
+          <w:rFonts w:ascii="Arial" w:hAnsi="Arial" w:eastAsia="Arial" w:cs="Arial"/>
+          <w:b w:val="0"/>
+          <w:i w:val="0"/>
+          <w:color w:val="000000"/>
+          <w:sz w:val="18"/>
+          <w:highlight w:val="lightGray"/>
+        </w:rPr>
+        <w:t>l</w:t>
+      </w:r>
+      <w:r>
+        <w:rPr>
+          <w:rFonts w:ascii="Arial" w:hAnsi="Arial" w:eastAsia="Arial" w:cs="Arial"/>
+          <w:b w:val="0"/>
+          <w:i w:val="0"/>
+          <w:color w:val="000000"/>
+          <w:sz w:val="18"/>
+          <w:highlight w:val="lightGray"/>
+        </w:rPr>
+        <w:t>u</w:t>
+      </w:r>
+      <w:r>
+        <w:rPr>
+          <w:rFonts w:ascii="Arial" w:hAnsi="Arial" w:eastAsia="Arial" w:cs="Arial"/>
+          <w:b w:val="0"/>
+          <w:i w:val="0"/>
+          <w:color w:val="000000"/>
+          <w:sz w:val="18"/>
+          <w:highlight w:val="lightGray"/>
+        </w:rPr>
+        <w:t>m</w:t>
+      </w:r>
+      <w:r>
+        <w:rPr>
+          <w:rFonts w:ascii="Arial" w:hAnsi="Arial" w:eastAsia="Arial" w:cs="Arial"/>
+          <w:b w:val="0"/>
+          <w:i w:val="0"/>
+          <w:color w:val="000000"/>
+          <w:sz w:val="18"/>
+          <w:highlight w:val="lightGray"/>
+        </w:rPr>
+        <w:t>n</w:t>
+      </w:r>
+      <w:r>
+        <w:rPr>
+          <w:rFonts w:ascii="Arial" w:hAnsi="Arial" w:eastAsia="Arial" w:cs="Arial"/>
+          <w:b w:val="0"/>
+          <w:i w:val="0"/>
+          <w:color w:val="000000"/>
+          <w:sz w:val="18"/>
+          <w:highlight w:val="lightGray"/>
+        </w:rPr>
+        <w:t>:</w:t>
+      </w:r>
+      <w:r>
+        <w:rPr>
+          <w:rFonts w:ascii="Arial" w:hAnsi="Arial" w:eastAsia="Arial" w:cs="Arial"/>
+          <w:b w:val="0"/>
+          <w:i w:val="0"/>
+          <w:color w:val="000000"/>
+          <w:sz w:val="18"/>
+          <w:highlight w:val="lightGray"/>
+        </w:rPr>
+        <w:t xml:space="preserve"> </w:t>
+      </w:r>
+      <w:r>
+        <w:rPr>
+          <w:rFonts w:ascii="Arial" w:hAnsi="Arial" w:eastAsia="Arial" w:cs="Arial"/>
+          <w:b w:val="0"/>
+          <w:i w:val="0"/>
+          <w:color w:val="000000"/>
+          <w:sz w:val="18"/>
+          <w:highlight w:val="lightGray"/>
+        </w:rPr>
+        <w:t>1</w:t>
+      </w:r>
+      <w:r>
+        <w:rPr>
+          <w:rFonts w:ascii="Arial" w:hAnsi="Arial" w:eastAsia="Arial" w:cs="Arial"/>
+          <w:b w:val="0"/>
+          <w:i w:val="0"/>
+          <w:color w:val="000000"/>
+          <w:sz w:val="18"/>
+          <w:highlight w:val="lightGray"/>
+        </w:rPr>
+        <w:t>,</w:t>
+      </w:r>
+      <w:r>
+        <w:rPr>
+          <w:rFonts w:ascii="Arial" w:hAnsi="Arial" w:eastAsia="Arial" w:cs="Arial"/>
+          <w:b w:val="0"/>
+          <w:i w:val="0"/>
+          <w:color w:val="000000"/>
+          <w:sz w:val="18"/>
+          <w:highlight w:val="lightGray"/>
+        </w:rPr>
+        <w:t xml:space="preserve"> </w:t>
+      </w:r>
+      <w:r>
+        <w:rPr>
+          <w:rFonts w:ascii="Arial" w:hAnsi="Arial" w:eastAsia="Arial" w:cs="Arial"/>
+          <w:b w:val="0"/>
+          <w:i w:val="0"/>
+          <w:color w:val="000000"/>
+          <w:sz w:val="18"/>
+          <w:highlight w:val="lightGray"/>
+        </w:rPr>
+        <w:t>N</w:t>
+      </w:r>
+      <w:r>
+        <w:rPr>
+          <w:rFonts w:ascii="Arial" w:hAnsi="Arial" w:eastAsia="Arial" w:cs="Arial"/>
+          <w:b w:val="0"/>
+          <w:i w:val="0"/>
+          <w:color w:val="000000"/>
+          <w:sz w:val="18"/>
+          <w:highlight w:val="lightGray"/>
+        </w:rPr>
+        <w:t>a</w:t>
+      </w:r>
+      <w:r>
+        <w:rPr>
+          <w:rFonts w:ascii="Arial" w:hAnsi="Arial" w:eastAsia="Arial" w:cs="Arial"/>
+          <w:b w:val="0"/>
+          <w:i w:val="0"/>
+          <w:color w:val="000000"/>
+          <w:sz w:val="18"/>
+          <w:highlight w:val="lightGray"/>
+        </w:rPr>
+        <w:t>m</w:t>
+      </w:r>
+      <w:r>
+        <w:rPr>
+          <w:rFonts w:ascii="Arial" w:hAnsi="Arial" w:eastAsia="Arial" w:cs="Arial"/>
+          <w:b w:val="0"/>
+          <w:i w:val="0"/>
+          <w:color w:val="000000"/>
+          <w:sz w:val="18"/>
+          <w:highlight w:val="lightGray"/>
+        </w:rPr>
+        <w:t>e</w:t>
+      </w:r>
+      <w:r>
+        <w:rPr>
+          <w:rFonts w:ascii="Arial" w:hAnsi="Arial" w:eastAsia="Arial" w:cs="Arial"/>
+          <w:b w:val="0"/>
+          <w:i w:val="0"/>
+          <w:color w:val="000000"/>
+          <w:sz w:val="18"/>
+          <w:highlight w:val="lightGray"/>
+        </w:rPr>
+        <w:t>_</w:t>
+      </w:r>
+      <w:r>
+        <w:rPr>
+          <w:rFonts w:ascii="Arial" w:hAnsi="Arial" w:eastAsia="Arial" w:cs="Arial"/>
+          <w:b w:val="0"/>
+          <w:i w:val="0"/>
+          <w:color w:val="000000"/>
+          <w:sz w:val="18"/>
+          <w:highlight w:val="lightGray"/>
+        </w:rPr>
+        <w:t>E</w:t>
+      </w:r>
+      <w:r>
+        <w:rPr>
+          <w:rFonts w:ascii="Arial" w:hAnsi="Arial" w:eastAsia="Arial" w:cs="Arial"/>
+          <w:b w:val="0"/>
+          <w:i w:val="0"/>
+          <w:color w:val="000000"/>
+          <w:sz w:val="18"/>
+          <w:highlight w:val="lightGray"/>
+        </w:rPr>
+        <w:t>n</w:t>
+      </w:r>
+      <w:r>
+        <w:rPr>
+          <w:rFonts w:ascii="Arial" w:hAnsi="Arial" w:eastAsia="Arial" w:cs="Arial"/>
+          <w:b w:val="0"/>
+          <w:i w:val="0"/>
+          <w:color w:val="000000"/>
+          <w:sz w:val="18"/>
+          <w:highlight w:val="lightGray"/>
+        </w:rPr>
+        <w:t xml:space="preserve"> </w:t>
+      </w:r>
+      <w:r>
+        <w:rPr>
+          <w:rFonts w:ascii="Arial" w:hAnsi="Arial" w:eastAsia="Arial" w:cs="Arial"/>
+          <w:b w:val="0"/>
+          <w:i w:val="0"/>
+          <w:color w:val="000000"/>
+          <w:sz w:val="18"/>
+          <w:highlight w:val="lightGray"/>
+        </w:rPr>
+        <w:t>C</w:t>
+      </w:r>
+      <w:r>
+        <w:rPr>
+          <w:rFonts w:ascii="Arial" w:hAnsi="Arial" w:eastAsia="Arial" w:cs="Arial"/>
+          <w:b w:val="0"/>
+          <w:i w:val="0"/>
+          <w:color w:val="000000"/>
+          <w:sz w:val="18"/>
+          <w:highlight w:val="lightGray"/>
+        </w:rPr>
+        <w:t>o</w:t>
+      </w:r>
+      <w:r>
+        <w:rPr>
+          <w:rFonts w:ascii="Arial" w:hAnsi="Arial" w:eastAsia="Arial" w:cs="Arial"/>
+          <w:b w:val="0"/>
+          <w:i w:val="0"/>
+          <w:color w:val="000000"/>
+          <w:sz w:val="18"/>
+          <w:highlight w:val="lightGray"/>
+        </w:rPr>
+        <w:t>l</w:t>
+      </w:r>
+      <w:r>
+        <w:rPr>
+          <w:rFonts w:ascii="Arial" w:hAnsi="Arial" w:eastAsia="Arial" w:cs="Arial"/>
+          <w:b w:val="0"/>
+          <w:i w:val="0"/>
+          <w:color w:val="000000"/>
+          <w:sz w:val="18"/>
+          <w:highlight w:val="lightGray"/>
+        </w:rPr>
+        <w:t>u</w:t>
+      </w:r>
+      <w:r>
+        <w:rPr>
+          <w:rFonts w:ascii="Arial" w:hAnsi="Arial" w:eastAsia="Arial" w:cs="Arial"/>
+          <w:b w:val="0"/>
+          <w:i w:val="0"/>
+          <w:color w:val="000000"/>
+          <w:sz w:val="18"/>
+          <w:highlight w:val="lightGray"/>
+        </w:rPr>
+        <w:t>m</w:t>
+      </w:r>
+      <w:r>
+        <w:rPr>
+          <w:rFonts w:ascii="Arial" w:hAnsi="Arial" w:eastAsia="Arial" w:cs="Arial"/>
+          <w:b w:val="0"/>
+          <w:i w:val="0"/>
+          <w:color w:val="000000"/>
+          <w:sz w:val="18"/>
+          <w:highlight w:val="lightGray"/>
+        </w:rPr>
+        <w:t>n</w:t>
+      </w:r>
+      <w:r>
+        <w:rPr>
+          <w:rFonts w:ascii="Arial" w:hAnsi="Arial" w:eastAsia="Arial" w:cs="Arial"/>
+          <w:b w:val="0"/>
+          <w:i w:val="0"/>
+          <w:color w:val="000000"/>
+          <w:sz w:val="18"/>
+          <w:highlight w:val="lightGray"/>
+        </w:rPr>
+        <w:t>:</w:t>
+      </w:r>
+      <w:r>
+        <w:rPr>
+          <w:rFonts w:ascii="Arial" w:hAnsi="Arial" w:eastAsia="Arial" w:cs="Arial"/>
+          <w:b w:val="0"/>
+          <w:i w:val="0"/>
+          <w:color w:val="000000"/>
+          <w:sz w:val="18"/>
+          <w:highlight w:val="lightGray"/>
+        </w:rPr>
+        <w:t xml:space="preserve"> </w:t>
+      </w:r>
+      <w:r>
+        <w:rPr>
+          <w:rFonts w:ascii="Arial" w:hAnsi="Arial" w:eastAsia="Arial" w:cs="Arial"/>
+          <w:b w:val="0"/>
+          <w:i w:val="0"/>
+          <w:color w:val="000000"/>
+          <w:sz w:val="18"/>
+          <w:highlight w:val="lightGray"/>
+        </w:rPr>
+        <w:t>M</w:t>
+      </w:r>
+      <w:r>
+        <w:rPr>
+          <w:rFonts w:ascii="Arial" w:hAnsi="Arial" w:eastAsia="Arial" w:cs="Arial"/>
+          <w:b w:val="0"/>
+          <w:i w:val="0"/>
+          <w:color w:val="000000"/>
+          <w:sz w:val="18"/>
+          <w:highlight w:val="lightGray"/>
+        </w:rPr>
+        <w:t>o</w:t>
+      </w:r>
+      <w:r>
+        <w:rPr>
+          <w:rFonts w:ascii="Arial" w:hAnsi="Arial" w:eastAsia="Arial" w:cs="Arial"/>
+          <w:b w:val="0"/>
+          <w:i w:val="0"/>
+          <w:color w:val="000000"/>
+          <w:sz w:val="18"/>
+          <w:highlight w:val="lightGray"/>
+        </w:rPr>
+        <w:t>t</w:t>
+      </w:r>
+      <w:r>
+        <w:rPr>
+          <w:rFonts w:ascii="Arial" w:hAnsi="Arial" w:eastAsia="Arial" w:cs="Arial"/>
+          <w:b w:val="0"/>
+          <w:i w:val="0"/>
+          <w:color w:val="000000"/>
+          <w:sz w:val="18"/>
+          <w:highlight w:val="lightGray"/>
+        </w:rPr>
+        <w:t>a</w:t>
+      </w:r>
+      <w:r>
+        <w:rPr>
+          <w:rFonts w:ascii="Arial" w:hAnsi="Arial" w:eastAsia="Arial" w:cs="Arial"/>
+          <w:b w:val="0"/>
+          <w:i w:val="0"/>
+          <w:color w:val="000000"/>
+          <w:sz w:val="18"/>
+          <w:highlight w:val="lightGray"/>
+        </w:rPr>
+        <w:t>s</w:t>
+      </w:r>
+      <w:r>
+        <w:rPr>
+          <w:rFonts w:ascii="Arial" w:hAnsi="Arial" w:eastAsia="Arial" w:cs="Arial"/>
+          <w:b w:val="0"/>
+          <w:i w:val="0"/>
+          <w:color w:val="000000"/>
+          <w:sz w:val="18"/>
+          <w:highlight w:val="lightGray"/>
+        </w:rPr>
+        <w:t>e</w:t>
+      </w:r>
+      <w:r>
+        <w:rPr>
+          <w:rFonts w:ascii="Arial" w:hAnsi="Arial" w:eastAsia="Arial" w:cs="Arial"/>
+          <w:b w:val="0"/>
+          <w:i w:val="0"/>
+          <w:color w:val="000000"/>
+          <w:sz w:val="18"/>
+          <w:highlight w:val="lightGray"/>
+        </w:rPr>
+        <w:t>m</w:t>
+      </w:r>
+      <w:r>
+        <w:rPr>
+          <w:rFonts w:ascii="Arial" w:hAnsi="Arial" w:eastAsia="Arial" w:cs="Arial"/>
+          <w:b w:val="0"/>
+          <w:i w:val="0"/>
+          <w:color w:val="000000"/>
+          <w:sz w:val="18"/>
+          <w:highlight w:val="lightGray"/>
+        </w:rPr>
+        <w:t xml:space="preserve"> </w:t>
+      </w:r>
+      <w:r>
+        <w:rPr>
+          <w:rFonts w:ascii="Arial" w:hAnsi="Arial" w:eastAsia="Arial" w:cs="Arial"/>
+          <w:b w:val="0"/>
+          <w:i w:val="0"/>
+          <w:color w:val="000000"/>
+          <w:sz w:val="18"/>
+          <w:highlight w:val="lightGray"/>
+        </w:rPr>
+        <w:t>E</w:t>
+      </w:r>
+      <w:r>
+        <w:rPr>
+          <w:rFonts w:ascii="Arial" w:hAnsi="Arial" w:eastAsia="Arial" w:cs="Arial"/>
+          <w:b w:val="0"/>
+          <w:i w:val="0"/>
+          <w:color w:val="000000"/>
+          <w:sz w:val="18"/>
+          <w:highlight w:val="lightGray"/>
+        </w:rPr>
+        <w:t>s</w:t>
+      </w:r>
+      <w:r>
+        <w:rPr>
+          <w:rFonts w:ascii="Arial" w:hAnsi="Arial" w:eastAsia="Arial" w:cs="Arial"/>
+          <w:b w:val="0"/>
+          <w:i w:val="0"/>
+          <w:color w:val="000000"/>
+          <w:sz w:val="18"/>
+          <w:highlight w:val="lightGray"/>
+        </w:rPr>
+        <w:t>s</w:t>
+      </w:r>
+      <w:r>
+        <w:rPr>
+          <w:rFonts w:ascii="Arial" w:hAnsi="Arial" w:eastAsia="Arial" w:cs="Arial"/>
+          <w:b w:val="0"/>
+          <w:i w:val="0"/>
+          <w:color w:val="000000"/>
+          <w:sz w:val="18"/>
+          <w:highlight w:val="lightGray"/>
+        </w:rPr>
+        <w:t>a</w:t>
+      </w:r>
+      <w:r>
+        <w:rPr>
+          <w:rFonts w:ascii="Arial" w:hAnsi="Arial" w:eastAsia="Arial" w:cs="Arial"/>
+          <w:b w:val="0"/>
+          <w:i w:val="0"/>
+          <w:color w:val="000000"/>
+          <w:sz w:val="18"/>
+          <w:highlight w:val="lightGray"/>
+        </w:rPr>
+        <w:t>m</w:t>
+      </w:r>
+      <w:r>
+        <w:rPr>
+          <w:rFonts w:ascii="Arial" w:hAnsi="Arial" w:eastAsia="Arial" w:cs="Arial"/>
+          <w:b w:val="0"/>
+          <w:i w:val="0"/>
+          <w:color w:val="000000"/>
+          <w:sz w:val="18"/>
+          <w:highlight w:val="lightGray"/>
+        </w:rPr>
+        <w:t>]</w:t>
+      </w:r>
+      <w:r>
+        <w:rPr>
+          <w:rFonts w:ascii="Arial" w:hAnsi="Arial" w:eastAsia="Arial" w:cs="Arial"/>
+          <w:b w:val="0"/>
+          <w:i w:val="0"/>
+          <w:color w:val="000000"/>
+          <w:sz w:val="18"/>
+          <w:highlight w:val="lightGray"/>
+        </w:rPr>
+        <w:t xml:space="preserve"> </w:t>
+      </w:r>
+      <w:r>
+        <w:rPr>
+          <w:rFonts w:ascii="Arial" w:hAnsi="Arial" w:eastAsia="Arial" w:cs="Arial"/>
+          <w:b w:val="0"/>
+          <w:i w:val="0"/>
+          <w:color w:val="000000"/>
+          <w:sz w:val="18"/>
+          <w:highlight w:val="lightGray"/>
+        </w:rPr>
+        <w:t>-</w:t>
+      </w:r>
+      <w:r>
+        <w:rPr>
+          <w:rFonts w:ascii="Arial" w:hAnsi="Arial" w:eastAsia="Arial" w:cs="Arial"/>
+          <w:b w:val="0"/>
+          <w:i w:val="0"/>
+          <w:color w:val="000000"/>
+          <w:sz w:val="18"/>
+          <w:highlight w:val="lightGray"/>
+        </w:rPr>
+        <w:t>&gt;</w:t>
+      </w:r>
+      <w:r>
+        <w:rPr>
+          <w:rFonts w:ascii="Arial" w:hAnsi="Arial" w:eastAsia="Arial" w:cs="Arial"/>
+          <w:b w:val="0"/>
+          <w:i w:val="0"/>
+          <w:color w:val="000000"/>
+          <w:sz w:val="18"/>
+          <w:highlight w:val="lightGray"/>
+        </w:rPr>
+        <w:t xml:space="preserve"> </w:t>
+      </w:r>
+      <w:r>
+        <w:rPr>
+          <w:rFonts w:ascii="Arial" w:hAnsi="Arial" w:eastAsia="Arial" w:cs="Arial"/>
+          <w:b/>
+          <w:i w:val="0"/>
+          <w:color w:val="000000"/>
+          <w:sz w:val="18"/>
+          <w:highlight w:val="lightGray"/>
+        </w:rPr>
+        <w:t>F</w:t>
+      </w:r>
+      <w:r>
+        <w:rPr>
+          <w:rFonts w:ascii="Arial" w:hAnsi="Arial" w:eastAsia="Arial" w:cs="Arial"/>
+          <w:b/>
+          <w:i w:val="0"/>
+          <w:color w:val="000000"/>
+          <w:sz w:val="18"/>
+          <w:highlight w:val="lightGray"/>
+        </w:rPr>
+        <w:t>r</w:t>
+      </w:r>
+      <w:r>
+        <w:rPr>
+          <w:rFonts w:ascii="Arial" w:hAnsi="Arial" w:eastAsia="Arial" w:cs="Arial"/>
+          <w:b/>
+          <w:i w:val="0"/>
+          <w:color w:val="000000"/>
+          <w:sz w:val="18"/>
+          <w:highlight w:val="lightGray"/>
+        </w:rPr>
+        <w:t>o</w:t>
+      </w:r>
+      <w:r>
+        <w:rPr>
+          <w:rFonts w:ascii="Arial" w:hAnsi="Arial" w:eastAsia="Arial" w:cs="Arial"/>
+          <w:b/>
+          <w:i w:val="0"/>
+          <w:color w:val="000000"/>
+          <w:sz w:val="18"/>
+          <w:highlight w:val="lightGray"/>
+        </w:rPr>
+        <w:t>m</w:t>
+      </w:r>
+      <w:r>
+        <w:rPr>
+          <w:rFonts w:ascii="Arial" w:hAnsi="Arial" w:eastAsia="Arial" w:cs="Arial"/>
+          <w:b/>
+          <w:i w:val="0"/>
+          <w:color w:val="000000"/>
+          <w:sz w:val="18"/>
+          <w:highlight w:val="lightGray"/>
+        </w:rPr>
+        <w:t>:</w:t>
+      </w:r>
+      <w:r>
+        <w:rPr>
+          <w:rFonts w:ascii="Arial" w:hAnsi="Arial" w:eastAsia="Arial" w:cs="Arial"/>
+          <w:b w:val="0"/>
+          <w:i w:val="0"/>
+          <w:color w:val="000000"/>
+          <w:sz w:val="18"/>
+          <w:highlight w:val="lightGray"/>
+        </w:rPr>
+        <w:t xml:space="preserve"> </w:t>
+      </w:r>
+      <w:r>
+        <w:rPr>
+          <w:rFonts w:ascii="Arial" w:hAnsi="Arial" w:eastAsia="Arial" w:cs="Arial"/>
+          <w:b w:val="0"/>
+          <w:i w:val="0"/>
+          <w:color w:val="000000"/>
+          <w:sz w:val="18"/>
+          <w:highlight w:val="lightGray"/>
+        </w:rPr>
+        <w:t>[</w:t>
+      </w:r>
+      <w:r>
+        <w:rPr>
+          <w:rFonts w:ascii="Arial" w:hAnsi="Arial" w:eastAsia="Arial" w:cs="Arial"/>
+          <w:b w:val="0"/>
+          <w:i w:val="0"/>
+          <w:color w:val="000000"/>
+          <w:sz w:val="18"/>
+          <w:highlight w:val="lightGray"/>
+        </w:rPr>
+        <w:t>C</w:t>
+      </w:r>
+      <w:r>
+        <w:rPr>
+          <w:rFonts w:ascii="Arial" w:hAnsi="Arial" w:eastAsia="Arial" w:cs="Arial"/>
+          <w:b w:val="0"/>
+          <w:i w:val="0"/>
+          <w:color w:val="000000"/>
+          <w:sz w:val="18"/>
+          <w:highlight w:val="lightGray"/>
+        </w:rPr>
+        <w:t>h</w:t>
+      </w:r>
+      <w:r>
+        <w:rPr>
+          <w:rFonts w:ascii="Arial" w:hAnsi="Arial" w:eastAsia="Arial" w:cs="Arial"/>
+          <w:b w:val="0"/>
+          <w:i w:val="0"/>
+          <w:color w:val="000000"/>
+          <w:sz w:val="18"/>
+          <w:highlight w:val="lightGray"/>
+        </w:rPr>
+        <w:t>a</w:t>
+      </w:r>
+      <w:r>
+        <w:rPr>
+          <w:rFonts w:ascii="Arial" w:hAnsi="Arial" w:eastAsia="Arial" w:cs="Arial"/>
+          <w:b w:val="0"/>
+          <w:i w:val="0"/>
+          <w:color w:val="000000"/>
+          <w:sz w:val="18"/>
+          <w:highlight w:val="lightGray"/>
+        </w:rPr>
+        <w:t>t</w:t>
+      </w:r>
+      <w:r>
+        <w:rPr>
+          <w:rFonts w:ascii="Arial" w:hAnsi="Arial" w:eastAsia="Arial" w:cs="Arial"/>
+          <w:b w:val="0"/>
+          <w:i w:val="0"/>
+          <w:color w:val="000000"/>
+          <w:sz w:val="18"/>
+          <w:highlight w:val="lightGray"/>
+        </w:rPr>
+        <w:t>G</w:t>
+      </w:r>
+      <w:r>
+        <w:rPr>
+          <w:rFonts w:ascii="Arial" w:hAnsi="Arial" w:eastAsia="Arial" w:cs="Arial"/>
+          <w:b w:val="0"/>
+          <w:i w:val="0"/>
+          <w:color w:val="000000"/>
+          <w:sz w:val="18"/>
+          <w:highlight w:val="lightGray"/>
+        </w:rPr>
+        <w:t>P</w:t>
+      </w:r>
+      <w:r>
+        <w:rPr>
+          <w:rFonts w:ascii="Arial" w:hAnsi="Arial" w:eastAsia="Arial" w:cs="Arial"/>
+          <w:b w:val="0"/>
+          <w:i w:val="0"/>
+          <w:color w:val="000000"/>
+          <w:sz w:val="18"/>
+          <w:highlight w:val="lightGray"/>
+        </w:rPr>
+        <w:t>T</w:t>
+      </w:r>
+      <w:r>
+        <w:rPr>
+          <w:rFonts w:ascii="Arial" w:hAnsi="Arial" w:eastAsia="Arial" w:cs="Arial"/>
+          <w:b w:val="0"/>
+          <w:i w:val="0"/>
+          <w:color w:val="000000"/>
+          <w:sz w:val="18"/>
+          <w:highlight w:val="lightGray"/>
+        </w:rPr>
+        <w:t>]</w:t>
+      </w:r>
+      <w:r>
+        <w:rPr>
+          <w:rFonts w:ascii="Arial" w:hAnsi="Arial" w:eastAsia="Arial" w:cs="Arial"/>
+          <w:b w:val="0"/>
+          <w:i w:val="0"/>
+          <w:color w:val="000000"/>
+          <w:sz w:val="18"/>
+          <w:highlight w:val="lightGray"/>
+        </w:rPr>
+        <w:t xml:space="preserve"> </w:t>
+      </w:r>
+      <w:r>
+        <w:rPr>
+          <w:rFonts w:ascii="Arial" w:hAnsi="Arial" w:eastAsia="Arial" w:cs="Arial"/>
+          <w:b/>
+          <w:i w:val="0"/>
+          <w:color w:val="000000"/>
+          <w:sz w:val="18"/>
+          <w:highlight w:val="lightGray"/>
+        </w:rPr>
+        <w:t>o</w:t>
+      </w:r>
+      <w:r>
+        <w:rPr>
+          <w:rFonts w:ascii="Arial" w:hAnsi="Arial" w:eastAsia="Arial" w:cs="Arial"/>
+          <w:b/>
+          <w:i w:val="0"/>
+          <w:color w:val="000000"/>
+          <w:sz w:val="18"/>
+          <w:highlight w:val="lightGray"/>
+        </w:rPr>
+        <w:t>n</w:t>
+      </w:r>
+      <w:r>
+        <w:rPr>
+          <w:rFonts w:ascii="Arial" w:hAnsi="Arial" w:eastAsia="Arial" w:cs="Arial"/>
+          <w:b/>
+          <w:i w:val="0"/>
+          <w:color w:val="000000"/>
+          <w:sz w:val="18"/>
+          <w:highlight w:val="lightGray"/>
+        </w:rPr>
+        <w:t xml:space="preserve"> </w:t>
+      </w:r>
+      <w:r>
+        <w:rPr>
+          <w:rFonts w:ascii="Arial" w:hAnsi="Arial" w:eastAsia="Arial" w:cs="Arial"/>
+          <w:b w:val="0"/>
+          <w:i w:val="0"/>
+          <w:color w:val="000000"/>
+          <w:sz w:val="18"/>
+          <w:highlight w:val="lightGray"/>
+        </w:rPr>
+        <w:t>[</w:t>
+      </w:r>
+      <w:r>
+        <w:rPr>
+          <w:rFonts w:ascii="Arial" w:hAnsi="Arial" w:eastAsia="Arial" w:cs="Arial"/>
+          <w:b w:val="0"/>
+          <w:i w:val="0"/>
+          <w:color w:val="000000"/>
+          <w:sz w:val="18"/>
+          <w:highlight w:val="lightGray"/>
+        </w:rPr>
+        <w:t>8</w:t>
+      </w:r>
+      <w:r>
+        <w:rPr>
+          <w:rFonts w:ascii="Arial" w:hAnsi="Arial" w:eastAsia="Arial" w:cs="Arial"/>
+          <w:b w:val="0"/>
+          <w:i w:val="0"/>
+          <w:color w:val="000000"/>
+          <w:sz w:val="18"/>
+          <w:highlight w:val="lightGray"/>
+        </w:rPr>
+        <w:t>/</w:t>
+      </w:r>
+      <w:r>
+        <w:rPr>
+          <w:rFonts w:ascii="Arial" w:hAnsi="Arial" w:eastAsia="Arial" w:cs="Arial"/>
+          <w:b w:val="0"/>
+          <w:i w:val="0"/>
+          <w:color w:val="000000"/>
+          <w:sz w:val="18"/>
+          <w:highlight w:val="lightGray"/>
+        </w:rPr>
+        <w:t>1</w:t>
+      </w:r>
+      <w:r>
+        <w:rPr>
+          <w:rFonts w:ascii="Arial" w:hAnsi="Arial" w:eastAsia="Arial" w:cs="Arial"/>
+          <w:b w:val="0"/>
+          <w:i w:val="0"/>
+          <w:color w:val="000000"/>
+          <w:sz w:val="18"/>
+          <w:highlight w:val="lightGray"/>
+        </w:rPr>
+        <w:t>/</w:t>
+      </w:r>
+      <w:r>
+        <w:rPr>
+          <w:rFonts w:ascii="Arial" w:hAnsi="Arial" w:eastAsia="Arial" w:cs="Arial"/>
+          <w:b w:val="0"/>
+          <w:i w:val="0"/>
+          <w:color w:val="000000"/>
+          <w:sz w:val="18"/>
+          <w:highlight w:val="lightGray"/>
+        </w:rPr>
+        <w:t>2</w:t>
+      </w:r>
+      <w:r>
+        <w:rPr>
+          <w:rFonts w:ascii="Arial" w:hAnsi="Arial" w:eastAsia="Arial" w:cs="Arial"/>
+          <w:b w:val="0"/>
+          <w:i w:val="0"/>
+          <w:color w:val="000000"/>
+          <w:sz w:val="18"/>
+          <w:highlight w:val="lightGray"/>
+        </w:rPr>
+        <w:t>0</w:t>
+      </w:r>
+      <w:r>
+        <w:rPr>
+          <w:rFonts w:ascii="Arial" w:hAnsi="Arial" w:eastAsia="Arial" w:cs="Arial"/>
+          <w:b w:val="0"/>
+          <w:i w:val="0"/>
+          <w:color w:val="000000"/>
+          <w:sz w:val="18"/>
+          <w:highlight w:val="lightGray"/>
+        </w:rPr>
+        <w:t>2</w:t>
+      </w:r>
+      <w:r>
+        <w:rPr>
+          <w:rFonts w:ascii="Arial" w:hAnsi="Arial" w:eastAsia="Arial" w:cs="Arial"/>
+          <w:b w:val="0"/>
+          <w:i w:val="0"/>
+          <w:color w:val="000000"/>
+          <w:sz w:val="18"/>
+          <w:highlight w:val="lightGray"/>
+        </w:rPr>
+        <w:t>5</w:t>
+      </w:r>
+      <w:r>
+        <w:rPr>
+          <w:rFonts w:ascii="Arial" w:hAnsi="Arial" w:eastAsia="Arial" w:cs="Arial"/>
+          <w:b w:val="0"/>
+          <w:i w:val="0"/>
+          <w:color w:val="000000"/>
+          <w:sz w:val="18"/>
+          <w:highlight w:val="lightGray"/>
+        </w:rPr>
+        <w:t>]</w:t>
       </w:r>
     </w:p>
     <w:p>
